--- a/fuentes/CF8_632223_AD.docx
+++ b/fuentes/CF8_632223_AD.docx
@@ -1,6 +1,6 @@
 
 <file path=word/document.xml><?xml version="1.0" encoding="utf-8"?>
-<w:document xmlns:wpc="http://schemas.microsoft.com/office/word/2010/wordprocessingCanvas" xmlns:cx="http://schemas.microsoft.com/office/drawing/2014/chartex" xmlns:cx1="http://schemas.microsoft.com/office/drawing/2015/9/8/chartex" xmlns:cx2="http://schemas.microsoft.com/office/drawing/2015/10/21/chartex" xmlns:cx3="http://schemas.microsoft.com/office/drawing/2016/5/9/chartex" xmlns:cx4="http://schemas.microsoft.com/office/drawing/2016/5/10/chartex" xmlns:cx5="http://schemas.microsoft.com/office/drawing/2016/5/11/chartex" xmlns:cx6="http://schemas.microsoft.com/office/drawing/2016/5/12/chartex" xmlns:cx7="http://schemas.microsoft.com/office/drawing/2016/5/13/chartex" xmlns:cx8="http://schemas.microsoft.com/office/drawing/2016/5/14/chartex" xmlns:mc="http://schemas.openxmlformats.org/markup-compatibility/2006" xmlns:aink="http://schemas.microsoft.com/office/drawing/2016/ink" xmlns:am3d="http://schemas.microsoft.com/office/drawing/2017/model3d" xmlns:o="urn:schemas-microsoft-com:office:office" xmlns:oel="http://schemas.microsoft.com/office/2019/extlst" xmlns:r="http://schemas.openxmlformats.org/officeDocument/2006/relationships" xmlns:m="http://schemas.openxmlformats.org/officeDocument/2006/math" xmlns:v="urn:schemas-microsoft-com:vml" xmlns:wp14="http://schemas.microsoft.com/office/word/2010/wordprocessingDrawing" xmlns:wp="http://schemas.openxmlformats.org/drawingml/2006/wordprocessingDrawing" xmlns:w10="urn:schemas-microsoft-com:office:word" xmlns:w="http://schemas.openxmlformats.org/wordprocessingml/2006/main" xmlns:w14="http://schemas.microsoft.com/office/word/2010/wordml" xmlns:w15="http://schemas.microsoft.com/office/word/2012/wordml" xmlns:w16cex="http://schemas.microsoft.com/office/word/2018/wordml/cex" xmlns:w16cid="http://schemas.microsoft.com/office/word/2016/wordml/cid" xmlns:w16="http://schemas.microsoft.com/office/word/2018/wordml" xmlns:w16du="http://schemas.microsoft.com/office/word/2023/wordml/word16du" xmlns:w16sdtdh="http://schemas.microsoft.com/office/word/2020/wordml/sdtdatahash" xmlns:w16se="http://schemas.microsoft.com/office/word/2015/wordml/symex" xmlns:wpg="http://schemas.microsoft.com/office/word/2010/wordprocessingGroup" xmlns:wpi="http://schemas.microsoft.com/office/word/2010/wordprocessingInk" xmlns:wne="http://schemas.microsoft.com/office/word/2006/wordml" xmlns:wps="http://schemas.microsoft.com/office/word/2010/wordprocessingShape" mc:Ignorable="w14 w15 w16se w16cid w16 w16cex w16sdtdh w16du wp14">
+<w:document xmlns:wpc="http://schemas.microsoft.com/office/word/2010/wordprocessingCanvas" xmlns:cx="http://schemas.microsoft.com/office/drawing/2014/chartex" xmlns:cx1="http://schemas.microsoft.com/office/drawing/2015/9/8/chartex" xmlns:cx2="http://schemas.microsoft.com/office/drawing/2015/10/21/chartex" xmlns:cx3="http://schemas.microsoft.com/office/drawing/2016/5/9/chartex" xmlns:cx4="http://schemas.microsoft.com/office/drawing/2016/5/10/chartex" xmlns:cx5="http://schemas.microsoft.com/office/drawing/2016/5/11/chartex" xmlns:cx6="http://schemas.microsoft.com/office/drawing/2016/5/12/chartex" xmlns:cx7="http://schemas.microsoft.com/office/drawing/2016/5/13/chartex" xmlns:cx8="http://schemas.microsoft.com/office/drawing/2016/5/14/chartex" xmlns:mc="http://schemas.openxmlformats.org/markup-compatibility/2006" xmlns:aink="http://schemas.microsoft.com/office/drawing/2016/ink" xmlns:am3d="http://schemas.microsoft.com/office/drawing/2017/model3d" xmlns:o="urn:schemas-microsoft-com:office:office" xmlns:oel="http://schemas.microsoft.com/office/2019/extlst" xmlns:r="http://schemas.openxmlformats.org/officeDocument/2006/relationships" xmlns:m="http://schemas.openxmlformats.org/officeDocument/2006/math" xmlns:v="urn:schemas-microsoft-com:vml" xmlns:wp14="http://schemas.microsoft.com/office/word/2010/wordprocessingDrawing" xmlns:wp="http://schemas.openxmlformats.org/drawingml/2006/wordprocessingDrawing" xmlns:w10="urn:schemas-microsoft-com:office:word" xmlns:w="http://schemas.openxmlformats.org/wordprocessingml/2006/main" xmlns:w14="http://schemas.microsoft.com/office/word/2010/wordml" xmlns:w15="http://schemas.microsoft.com/office/word/2012/wordml" xmlns:w16cex="http://schemas.microsoft.com/office/word/2018/wordml/cex" xmlns:w16cid="http://schemas.microsoft.com/office/word/2016/wordml/cid" xmlns:w16="http://schemas.microsoft.com/office/word/2018/wordml" xmlns:w16du="http://schemas.microsoft.com/office/word/2023/wordml/word16du" xmlns:w16sdtdh="http://schemas.microsoft.com/office/word/2020/wordml/sdtdatahash" xmlns:w16sdtfl="http://schemas.microsoft.com/office/word/2024/wordml/sdtformatlock" xmlns:w16se="http://schemas.microsoft.com/office/word/2015/wordml/symex" xmlns:wpg="http://schemas.microsoft.com/office/word/2010/wordprocessingGroup" xmlns:wpi="http://schemas.microsoft.com/office/word/2010/wordprocessingInk" xmlns:wne="http://schemas.microsoft.com/office/word/2006/wordml" xmlns:wps="http://schemas.microsoft.com/office/word/2010/wordprocessingShape" mc:Ignorable="w14 w15 w16se w16cid w16 w16cex w16sdtdh w16sdtfl w16du wp14">
   <w:body>
     <w:p>
       <w:pPr>
@@ -13,7 +13,7 @@
     <w:tbl>
       <w:tblPr>
         <w:tblStyle w:val="a"/>
-        <w:tblW w:w="10005" w:type="dxa"/>
+        <w:tblW w:w="10154" w:type="dxa"/>
         <w:tblInd w:w="-680" w:type="dxa"/>
         <w:tblBorders>
           <w:top w:val="single" w:sz="4" w:space="0" w:color="F4B083"/>
@@ -27,12 +27,10 @@
         <w:tblLook w:val="04A0" w:firstRow="1" w:lastRow="0" w:firstColumn="1" w:lastColumn="0" w:noHBand="0" w:noVBand="1"/>
       </w:tblPr>
       <w:tblGrid>
-        <w:gridCol w:w="1125"/>
-        <w:gridCol w:w="1410"/>
-        <w:gridCol w:w="105"/>
-        <w:gridCol w:w="4155"/>
-        <w:gridCol w:w="1035"/>
-        <w:gridCol w:w="2175"/>
+        <w:gridCol w:w="1267"/>
+        <w:gridCol w:w="1267"/>
+        <w:gridCol w:w="5460"/>
+        <w:gridCol w:w="2160"/>
       </w:tblGrid>
       <w:tr>
         <w:trPr>
@@ -41,8 +39,8 @@
         <w:tc>
           <w:tcPr>
             <w:cnfStyle w:val="001000000000" w:firstRow="0" w:lastRow="0" w:firstColumn="1" w:lastColumn="0" w:oddVBand="0" w:evenVBand="0" w:oddHBand="0" w:evenHBand="0" w:firstRowFirstColumn="0" w:firstRowLastColumn="0" w:lastRowFirstColumn="0" w:lastRowLastColumn="0"/>
-            <w:tcW w:w="10005" w:type="dxa"/>
-            <w:gridSpan w:val="6"/>
+            <w:tcW w:w="10154" w:type="dxa"/>
+            <w:gridSpan w:val="4"/>
           </w:tcPr>
           <w:p>
             <w:pPr>
@@ -53,18 +51,20 @@
             </w:pPr>
             <w:r>
               <w:rPr>
+                <w:rFonts w:ascii="Calibri" w:hAnsi="Calibri" w:cs="Calibri"/>
                 <w:noProof/>
+                <w:lang w:val="en-US" w:eastAsia="en-US"/>
               </w:rPr>
               <w:drawing>
-                <wp:anchor distT="0" distB="0" distL="114300" distR="114300" simplePos="0" relativeHeight="251658240" behindDoc="0" locked="0" layoutInCell="1" hidden="0" allowOverlap="1" wp14:anchorId="19AA001D" wp14:editId="29D30605">
+                <wp:anchor distT="0" distB="0" distL="114300" distR="114300" simplePos="0" relativeHeight="251658240" behindDoc="0" locked="0" layoutInCell="1" hidden="0" allowOverlap="1" wp14:anchorId="25A00DA9" wp14:editId="0838CE1C">
                   <wp:simplePos x="0" y="0"/>
                   <wp:positionH relativeFrom="column">
-                    <wp:posOffset>182245</wp:posOffset>
+                    <wp:posOffset>287655</wp:posOffset>
                   </wp:positionH>
                   <wp:positionV relativeFrom="paragraph">
-                    <wp:posOffset>93980</wp:posOffset>
+                    <wp:posOffset>17780</wp:posOffset>
                   </wp:positionV>
-                  <wp:extent cx="679450" cy="533400"/>
+                  <wp:extent cx="722630" cy="609600"/>
                   <wp:effectExtent l="0" t="0" r="0" b="0"/>
                   <wp:wrapSquare wrapText="bothSides" distT="0" distB="0" distL="114300" distR="114300"/>
                   <wp:docPr id="2" name="image2.png"/>
@@ -86,7 +86,7 @@
                         <pic:spPr>
                           <a:xfrm>
                             <a:off x="0" y="0"/>
-                            <a:ext cx="679450" cy="533400"/>
+                            <a:ext cx="722630" cy="609600"/>
                           </a:xfrm>
                           <a:prstGeom prst="rect">
                             <a:avLst/>
@@ -102,6 +102,14 @@
           </w:p>
           <w:p>
             <w:pPr>
+              <w:jc w:val="center"/>
+              <w:rPr>
+                <w:rFonts w:ascii="Calibri" w:eastAsia="Calibri" w:hAnsi="Calibri" w:cs="Calibri"/>
+              </w:rPr>
+            </w:pPr>
+          </w:p>
+          <w:p>
+            <w:pPr>
               <w:rPr>
                 <w:rFonts w:ascii="Calibri" w:eastAsia="Calibri" w:hAnsi="Calibri" w:cs="Calibri"/>
                 <w:color w:val="ED7D31"/>
@@ -112,7 +120,7 @@
                 <w:rFonts w:ascii="Calibri" w:eastAsia="Calibri" w:hAnsi="Calibri" w:cs="Calibri"/>
                 <w:color w:val="ED7D31"/>
               </w:rPr>
-              <w:t>ACTIVIDAD DIDÁCTICA RELACIONAR TÉRMINOS</w:t>
+              <w:t>ACTIVIDAD DIDÁCTICA CUESTIONARIO</w:t>
             </w:r>
           </w:p>
           <w:p>
@@ -132,8 +140,8 @@
         <w:tc>
           <w:tcPr>
             <w:cnfStyle w:val="001000000000" w:firstRow="0" w:lastRow="0" w:firstColumn="1" w:lastColumn="0" w:oddVBand="0" w:evenVBand="0" w:oddHBand="0" w:evenHBand="0" w:firstRowFirstColumn="0" w:firstRowLastColumn="0" w:lastRowFirstColumn="0" w:lastRowLastColumn="0"/>
-            <w:tcW w:w="10005" w:type="dxa"/>
-            <w:gridSpan w:val="6"/>
+            <w:tcW w:w="10154" w:type="dxa"/>
+            <w:gridSpan w:val="4"/>
           </w:tcPr>
           <w:p>
             <w:pPr>
@@ -141,8 +149,6 @@
               <w:rPr>
                 <w:rFonts w:ascii="Calibri" w:eastAsia="Calibri" w:hAnsi="Calibri" w:cs="Calibri"/>
                 <w:color w:val="595959"/>
-                <w:sz w:val="24"/>
-                <w:szCs w:val="24"/>
               </w:rPr>
             </w:pPr>
             <w:r>
@@ -150,196 +156,310 @@
                 <w:rFonts w:ascii="Calibri" w:eastAsia="Calibri" w:hAnsi="Calibri" w:cs="Calibri"/>
                 <w:b w:val="0"/>
                 <w:color w:val="595959"/>
+              </w:rPr>
+              <w:t>Generalidades de la actividad</w:t>
+            </w:r>
+          </w:p>
+          <w:p>
+            <w:pPr>
+              <w:pStyle w:val="Prrafodelista"/>
+              <w:numPr>
+                <w:ilvl w:val="0"/>
+                <w:numId w:val="2"/>
+              </w:numPr>
+              <w:spacing w:after="160"/>
+              <w:rPr>
+                <w:rFonts w:ascii="Calibri" w:eastAsia="Calibri" w:hAnsi="Calibri" w:cs="Calibri"/>
+                <w:b w:val="0"/>
+                <w:color w:val="595959"/>
+              </w:rPr>
+            </w:pPr>
+            <w:r>
+              <w:rPr>
+                <w:rFonts w:ascii="Calibri" w:eastAsia="Calibri" w:hAnsi="Calibri" w:cs="Calibri"/>
+                <w:b w:val="0"/>
+                <w:color w:val="595959"/>
+              </w:rPr>
+              <w:t xml:space="preserve">Las indicaciones, el mensaje de correcto e incorrecto debe estar la redacción en </w:t>
+            </w:r>
+            <w:r>
+              <w:rPr>
+                <w:rFonts w:ascii="Calibri" w:eastAsia="Calibri" w:hAnsi="Calibri" w:cs="Calibri"/>
+                <w:b w:val="0"/>
+                <w:color w:val="595959"/>
+              </w:rPr>
+              <w:t>segunda persona</w:t>
+            </w:r>
+            <w:r>
+              <w:rPr>
+                <w:rFonts w:ascii="Calibri" w:eastAsia="Calibri" w:hAnsi="Calibri" w:cs="Calibri"/>
+                <w:b w:val="0"/>
+                <w:color w:val="595959"/>
+              </w:rPr>
+              <w:t>.</w:t>
+            </w:r>
+          </w:p>
+          <w:p>
+            <w:pPr>
+              <w:pStyle w:val="Prrafodelista"/>
+              <w:numPr>
+                <w:ilvl w:val="0"/>
+                <w:numId w:val="2"/>
+              </w:numPr>
+              <w:spacing w:after="160"/>
+              <w:rPr>
+                <w:rFonts w:ascii="Calibri" w:eastAsia="Calibri" w:hAnsi="Calibri" w:cs="Calibri"/>
+                <w:b w:val="0"/>
+                <w:color w:val="595959"/>
+              </w:rPr>
+            </w:pPr>
+            <w:r>
+              <w:rPr>
+                <w:rFonts w:ascii="Calibri" w:eastAsia="Calibri" w:hAnsi="Calibri" w:cs="Calibri"/>
+                <w:b w:val="0"/>
+                <w:color w:val="595959"/>
+              </w:rPr>
+              <w:t>Diligenciar solo los espacios en blanco.</w:t>
+            </w:r>
+          </w:p>
+          <w:p>
+            <w:pPr>
+              <w:pStyle w:val="Prrafodelista"/>
+              <w:numPr>
+                <w:ilvl w:val="0"/>
+                <w:numId w:val="2"/>
+              </w:numPr>
+              <w:spacing w:after="160"/>
+              <w:rPr>
+                <w:rFonts w:ascii="Calibri" w:eastAsia="Calibri" w:hAnsi="Calibri" w:cs="Calibri"/>
+                <w:b w:val="0"/>
+                <w:color w:val="595959"/>
+              </w:rPr>
+            </w:pPr>
+            <w:r>
+              <w:rPr>
+                <w:rFonts w:ascii="Calibri" w:eastAsia="Calibri" w:hAnsi="Calibri" w:cs="Calibri"/>
+                <w:b w:val="0"/>
+                <w:color w:val="595959"/>
+              </w:rPr>
+              <w:t>El aprendiz recibe una retroalimentación cuando responde de manera correcta o incorrecta cada pregunta.</w:t>
+            </w:r>
+          </w:p>
+          <w:p>
+            <w:pPr>
+              <w:pStyle w:val="Prrafodelista"/>
+              <w:numPr>
+                <w:ilvl w:val="0"/>
+                <w:numId w:val="2"/>
+              </w:numPr>
+              <w:spacing w:after="160"/>
+              <w:rPr>
+                <w:rFonts w:ascii="Calibri" w:eastAsia="Calibri" w:hAnsi="Calibri" w:cs="Calibri"/>
+                <w:b w:val="0"/>
+                <w:color w:val="595959"/>
+              </w:rPr>
+            </w:pPr>
+            <w:r>
+              <w:rPr>
+                <w:rFonts w:ascii="Calibri" w:eastAsia="Calibri" w:hAnsi="Calibri" w:cs="Calibri"/>
+                <w:b w:val="0"/>
+                <w:color w:val="595959"/>
+              </w:rPr>
+              <w:t>Señale en la columna Rta. Correcta con una (x) de acuerdo con las opciones presentadas.</w:t>
+            </w:r>
+          </w:p>
+          <w:p>
+            <w:pPr>
+              <w:pStyle w:val="Prrafodelista"/>
+              <w:numPr>
+                <w:ilvl w:val="0"/>
+                <w:numId w:val="2"/>
+              </w:numPr>
+              <w:spacing w:after="160"/>
+              <w:rPr>
+                <w:rFonts w:ascii="Calibri" w:eastAsia="Calibri" w:hAnsi="Calibri" w:cs="Calibri"/>
+                <w:b w:val="0"/>
+                <w:color w:val="595959"/>
+              </w:rPr>
+            </w:pPr>
+            <w:r>
+              <w:rPr>
+                <w:rFonts w:ascii="Calibri" w:eastAsia="Calibri" w:hAnsi="Calibri" w:cs="Calibri"/>
+                <w:b w:val="0"/>
+                <w:color w:val="595959"/>
+              </w:rPr>
+              <w:t>Al final de la actividad se muestra una retroalimentación de felicitación si logra el 70</w:t>
+            </w:r>
+            <w:r>
+              <w:rPr>
+                <w:rFonts w:ascii="Calibri" w:eastAsia="Calibri" w:hAnsi="Calibri" w:cs="Calibri"/>
+                <w:b w:val="0"/>
+                <w:color w:val="595959"/>
+              </w:rPr>
+              <w:t xml:space="preserve"> </w:t>
+            </w:r>
+            <w:r>
+              <w:rPr>
+                <w:rFonts w:ascii="Calibri" w:eastAsia="Calibri" w:hAnsi="Calibri" w:cs="Calibri"/>
+                <w:b w:val="0"/>
+                <w:color w:val="595959"/>
+              </w:rPr>
+              <w:t>% de respuestas correctas o retroalimentación de mejora si es inferior a este porcentaje.</w:t>
+            </w:r>
+          </w:p>
+          <w:p>
+            <w:pPr>
+              <w:spacing w:after="160"/>
+              <w:rPr>
+                <w:rFonts w:ascii="Calibri" w:hAnsi="Calibri" w:cs="Calibri"/>
+                <w:color w:val="000000"/>
+              </w:rPr>
+            </w:pPr>
+            <w:r>
+              <w:rPr>
+                <w:rFonts w:ascii="Calibri" w:eastAsia="Calibri" w:hAnsi="Calibri" w:cs="Calibri"/>
+                <w:b w:val="0"/>
+                <w:color w:val="595959"/>
+              </w:rPr>
+              <w:t xml:space="preserve">Para sugerir este tipo de actividad tener presente equipo de Diseño Instruccional, que solo debe haber máximo doce opciones de pregunta y que cada campo tiene un límite de palabras permitidas para garantizar el </w:t>
+            </w:r>
+            <w:r>
+              <w:rPr>
+                <w:rFonts w:ascii="Calibri" w:eastAsia="Calibri" w:hAnsi="Calibri" w:cs="Calibri"/>
+                <w:b w:val="0"/>
+                <w:i/>
+                <w:color w:val="595959"/>
+              </w:rPr>
+              <w:t>responsive web</w:t>
+            </w:r>
+            <w:r>
+              <w:rPr>
+                <w:rFonts w:ascii="Calibri" w:eastAsia="Calibri" w:hAnsi="Calibri" w:cs="Calibri"/>
+                <w:b w:val="0"/>
+                <w:color w:val="595959"/>
+              </w:rPr>
+              <w:t>.</w:t>
+            </w:r>
+          </w:p>
+        </w:tc>
+      </w:tr>
+      <w:tr>
+        <w:tc>
+          <w:tcPr>
+            <w:cnfStyle w:val="001000000000" w:firstRow="0" w:lastRow="0" w:firstColumn="1" w:lastColumn="0" w:oddVBand="0" w:evenVBand="0" w:oddHBand="0" w:evenHBand="0" w:firstRowFirstColumn="0" w:firstRowLastColumn="0" w:lastRowFirstColumn="0" w:lastRowLastColumn="0"/>
+            <w:tcW w:w="2534" w:type="dxa"/>
+            <w:gridSpan w:val="2"/>
+          </w:tcPr>
+          <w:p>
+            <w:pPr>
+              <w:rPr>
+                <w:rFonts w:ascii="Calibri" w:eastAsia="Calibri" w:hAnsi="Calibri" w:cs="Calibri"/>
+                <w:color w:val="595959"/>
+              </w:rPr>
+            </w:pPr>
+            <w:r>
+              <w:rPr>
+                <w:rFonts w:ascii="Calibri" w:eastAsia="Calibri" w:hAnsi="Calibri" w:cs="Calibri"/>
+                <w:color w:val="595959"/>
+              </w:rPr>
+              <w:t>Instrucciones para el aprendiz</w:t>
+            </w:r>
+          </w:p>
+          <w:p>
+            <w:pPr>
+              <w:rPr>
+                <w:rFonts w:ascii="Calibri" w:eastAsia="Calibri" w:hAnsi="Calibri" w:cs="Calibri"/>
+                <w:color w:val="595959"/>
+              </w:rPr>
+            </w:pPr>
+          </w:p>
+          <w:p>
+            <w:pPr>
+              <w:rPr>
+                <w:rFonts w:ascii="Calibri" w:eastAsia="Calibri" w:hAnsi="Calibri" w:cs="Calibri"/>
+                <w:color w:val="595959"/>
+              </w:rPr>
+            </w:pPr>
+          </w:p>
+        </w:tc>
+        <w:tc>
+          <w:tcPr>
+            <w:tcW w:w="7620" w:type="dxa"/>
+            <w:gridSpan w:val="2"/>
+          </w:tcPr>
+          <w:p>
+            <w:pPr>
+              <w:cnfStyle w:val="000000000000" w:firstRow="0" w:lastRow="0" w:firstColumn="0" w:lastColumn="0" w:oddVBand="0" w:evenVBand="0" w:oddHBand="0" w:evenHBand="0" w:firstRowFirstColumn="0" w:firstRowLastColumn="0" w:lastRowFirstColumn="0" w:lastRowLastColumn="0"/>
+              <w:rPr>
+                <w:rFonts w:ascii="Calibri" w:eastAsia="Calibri" w:hAnsi="Calibri" w:cs="Calibri"/>
+                <w:i/>
+                <w:color w:val="000000"/>
+                <w:shd w:val="clear" w:color="auto" w:fill="FFE599"/>
+              </w:rPr>
+            </w:pPr>
+            <w:r>
+              <w:rPr>
+                <w:rFonts w:ascii="Calibri" w:eastAsia="Calibri" w:hAnsi="Calibri" w:cs="Calibri"/>
+                <w:i/>
+                <w:color w:val="000000"/>
+              </w:rPr>
+              <w:t>Esta actividad le permitirá determinar el grado de apropiación de los contenidos del componente formativo</w:t>
+            </w:r>
+            <w:r>
+              <w:rPr>
+                <w:rFonts w:ascii="Calibri" w:eastAsia="Calibri" w:hAnsi="Calibri" w:cs="Calibri"/>
+                <w:i/>
+                <w:color w:val="000000"/>
+              </w:rPr>
+              <w:t xml:space="preserve"> </w:t>
+            </w:r>
+            <w:r>
+              <w:rPr>
+                <w:b/>
+                <w:bCs/>
+                <w:color w:val="auto"/>
                 <w:sz w:val="20"/>
                 <w:szCs w:val="20"/>
               </w:rPr>
-              <w:t>Generalidades de la actividad:</w:t>
-            </w:r>
-          </w:p>
-          <w:p>
-            <w:pPr>
-              <w:numPr>
-                <w:ilvl w:val="0"/>
-                <w:numId w:val="1"/>
-              </w:numPr>
-              <w:rPr>
-                <w:color w:val="595959"/>
+              <w:t>Protocolos de cierre de caja</w:t>
+            </w:r>
+            <w:r>
+              <w:rPr>
+                <w:b/>
+                <w:bCs/>
+                <w:color w:val="auto"/>
                 <w:sz w:val="20"/>
                 <w:szCs w:val="20"/>
               </w:rPr>
-            </w:pPr>
-            <w:r>
-              <w:rPr>
-                <w:rFonts w:ascii="Calibri" w:eastAsia="Calibri" w:hAnsi="Calibri" w:cs="Calibri"/>
-                <w:b w:val="0"/>
-                <w:color w:val="595959"/>
-                <w:sz w:val="20"/>
-                <w:szCs w:val="20"/>
-              </w:rPr>
-              <w:t>Las indicaciones, el mensaje de correcto e incorrecto debe estar la redacción en segunda persona. </w:t>
-            </w:r>
-          </w:p>
-          <w:p>
-            <w:pPr>
-              <w:numPr>
-                <w:ilvl w:val="0"/>
-                <w:numId w:val="1"/>
-              </w:numPr>
-              <w:spacing w:after="160" w:line="259" w:lineRule="auto"/>
-              <w:rPr>
-                <w:color w:val="595959"/>
-                <w:sz w:val="20"/>
-                <w:szCs w:val="20"/>
-              </w:rPr>
-            </w:pPr>
-            <w:r>
-              <w:rPr>
-                <w:rFonts w:ascii="Calibri" w:eastAsia="Calibri" w:hAnsi="Calibri" w:cs="Calibri"/>
-                <w:b w:val="0"/>
-                <w:color w:val="595959"/>
-                <w:sz w:val="20"/>
-                <w:szCs w:val="20"/>
-              </w:rPr>
-              <w:t>Diligenciar solo los espacios en blanco.</w:t>
-            </w:r>
-          </w:p>
-          <w:p>
-            <w:pPr>
-              <w:numPr>
-                <w:ilvl w:val="0"/>
-                <w:numId w:val="1"/>
-              </w:numPr>
-              <w:rPr>
-                <w:color w:val="595959"/>
-                <w:sz w:val="20"/>
-                <w:szCs w:val="20"/>
-              </w:rPr>
-            </w:pPr>
-            <w:r>
-              <w:rPr>
-                <w:rFonts w:ascii="Calibri" w:eastAsia="Calibri" w:hAnsi="Calibri" w:cs="Calibri"/>
-                <w:b w:val="0"/>
-                <w:color w:val="595959"/>
-                <w:sz w:val="20"/>
-                <w:szCs w:val="20"/>
-              </w:rPr>
-              <w:t>El aprendiz recibe una retroalimentación cuando responde de manera correcta o incorrecta cada pregunta.</w:t>
-            </w:r>
-          </w:p>
-          <w:p>
-            <w:pPr>
-              <w:numPr>
-                <w:ilvl w:val="0"/>
-                <w:numId w:val="1"/>
-              </w:numPr>
-              <w:spacing w:after="160"/>
-              <w:rPr>
-                <w:color w:val="595959"/>
-                <w:sz w:val="20"/>
-                <w:szCs w:val="20"/>
-              </w:rPr>
-            </w:pPr>
-            <w:r>
-              <w:rPr>
-                <w:rFonts w:ascii="Calibri" w:eastAsia="Calibri" w:hAnsi="Calibri" w:cs="Calibri"/>
-                <w:b w:val="0"/>
-                <w:color w:val="595959"/>
-                <w:sz w:val="20"/>
-                <w:szCs w:val="20"/>
-              </w:rPr>
-              <w:t xml:space="preserve">Al final de la actividad se muestra una retroalimentación de felicitación si logra el 70% de respuestas correctas o retroalimentación de mejora si es inferior a este porcentaje. </w:t>
-            </w:r>
-          </w:p>
-          <w:p>
-            <w:pPr>
-              <w:spacing w:after="160"/>
-              <w:rPr>
+              <w:t>.</w:t>
+            </w:r>
+          </w:p>
+          <w:p>
+            <w:pPr>
+              <w:cnfStyle w:val="000000000000" w:firstRow="0" w:lastRow="0" w:firstColumn="0" w:lastColumn="0" w:oddVBand="0" w:evenVBand="0" w:oddHBand="0" w:evenHBand="0" w:firstRowFirstColumn="0" w:firstRowLastColumn="0" w:lastRowFirstColumn="0" w:lastRowLastColumn="0"/>
+              <w:rPr>
+                <w:rFonts w:ascii="Calibri" w:eastAsia="Calibri" w:hAnsi="Calibri" w:cs="Calibri"/>
+                <w:i/>
                 <w:color w:val="000000"/>
-                <w:sz w:val="20"/>
-                <w:szCs w:val="20"/>
-              </w:rPr>
-            </w:pPr>
-            <w:r>
-              <w:rPr>
-                <w:rFonts w:ascii="Calibri" w:eastAsia="Calibri" w:hAnsi="Calibri" w:cs="Calibri"/>
-                <w:b w:val="0"/>
-                <w:color w:val="595959"/>
-                <w:sz w:val="20"/>
-                <w:szCs w:val="20"/>
-              </w:rPr>
-              <w:t xml:space="preserve">Para sugerir este tipo de actividad tener presente equipo de Diseño Instruccional, que solo debe haber seis opciones de elementos a arrastrar y soltar y que cada campo tiene un límite de palabras permitidas para garantizar el responsive web. </w:t>
-            </w:r>
-          </w:p>
-        </w:tc>
-      </w:tr>
-      <w:tr>
-        <w:tc>
-          <w:tcPr>
-            <w:cnfStyle w:val="001000000000" w:firstRow="0" w:lastRow="0" w:firstColumn="1" w:lastColumn="0" w:oddVBand="0" w:evenVBand="0" w:oddHBand="0" w:evenHBand="0" w:firstRowFirstColumn="0" w:firstRowLastColumn="0" w:lastRowFirstColumn="0" w:lastRowLastColumn="0"/>
-            <w:tcW w:w="2640" w:type="dxa"/>
-            <w:gridSpan w:val="3"/>
-          </w:tcPr>
-          <w:p>
-            <w:pPr>
-              <w:rPr>
-                <w:rFonts w:ascii="Calibri" w:eastAsia="Calibri" w:hAnsi="Calibri" w:cs="Calibri"/>
-                <w:color w:val="595959"/>
-              </w:rPr>
-            </w:pPr>
-            <w:r>
-              <w:rPr>
-                <w:rFonts w:ascii="Calibri" w:eastAsia="Calibri" w:hAnsi="Calibri" w:cs="Calibri"/>
-                <w:color w:val="595959"/>
-              </w:rPr>
-              <w:t>Instrucciones para el aprendiz</w:t>
-            </w:r>
-          </w:p>
-          <w:p>
-            <w:pPr>
-              <w:rPr>
-                <w:rFonts w:ascii="Calibri" w:eastAsia="Calibri" w:hAnsi="Calibri" w:cs="Calibri"/>
-                <w:color w:val="595959"/>
-              </w:rPr>
-            </w:pPr>
-          </w:p>
-          <w:p>
-            <w:pPr>
-              <w:rPr>
-                <w:rFonts w:ascii="Calibri" w:eastAsia="Calibri" w:hAnsi="Calibri" w:cs="Calibri"/>
-                <w:color w:val="595959"/>
-              </w:rPr>
-            </w:pPr>
-          </w:p>
-        </w:tc>
-        <w:tc>
-          <w:tcPr>
-            <w:tcW w:w="7365" w:type="dxa"/>
-            <w:gridSpan w:val="3"/>
-          </w:tcPr>
+              </w:rPr>
+            </w:pPr>
+          </w:p>
           <w:p>
             <w:pPr>
               <w:cnfStyle w:val="000000000000" w:firstRow="0" w:lastRow="0" w:firstColumn="0" w:lastColumn="0" w:oddVBand="0" w:evenVBand="0" w:oddHBand="0" w:evenHBand="0" w:firstRowFirstColumn="0" w:firstRowLastColumn="0" w:lastRowFirstColumn="0" w:lastRowLastColumn="0"/>
               <w:rPr>
                 <w:rFonts w:ascii="Calibri" w:eastAsia="Calibri" w:hAnsi="Calibri" w:cs="Calibri"/>
                 <w:i/>
-                <w:color w:val="434343"/>
-                <w:shd w:val="clear" w:color="auto" w:fill="FFD966"/>
-              </w:rPr>
-            </w:pPr>
-            <w:r>
-              <w:rPr>
-                <w:rFonts w:ascii="Calibri" w:eastAsia="Calibri" w:hAnsi="Calibri" w:cs="Calibri"/>
-                <w:i/>
-                <w:color w:val="434343"/>
-              </w:rPr>
-              <w:t xml:space="preserve">Esta actividad le permitirá determinar el grado de apropiación de los contenidos del componente formativo: </w:t>
-            </w:r>
-            <w:r>
-              <w:rPr>
-                <w:sz w:val="20"/>
-                <w:szCs w:val="20"/>
-              </w:rPr>
-              <w:t>Protocolos de cierre de caja</w:t>
+                <w:color w:val="000000"/>
+              </w:rPr>
+            </w:pPr>
+            <w:r>
+              <w:rPr>
+                <w:rFonts w:ascii="Calibri" w:eastAsia="Calibri" w:hAnsi="Calibri" w:cs="Calibri"/>
+                <w:i/>
+                <w:color w:val="000000"/>
+              </w:rPr>
+              <w:t>Antes de su realización, se recomienda la lectura del componente formativo mencionado. Es opcional (no es calificable), y puede realizarse todas las veces que se desee.</w:t>
             </w:r>
           </w:p>
           <w:p>
@@ -348,7 +468,7 @@
               <w:rPr>
                 <w:rFonts w:ascii="Calibri" w:eastAsia="Calibri" w:hAnsi="Calibri" w:cs="Calibri"/>
                 <w:i/>
-                <w:color w:val="434343"/>
+                <w:color w:val="000000"/>
               </w:rPr>
             </w:pPr>
           </w:p>
@@ -358,65 +478,17 @@
               <w:rPr>
                 <w:rFonts w:ascii="Calibri" w:eastAsia="Calibri" w:hAnsi="Calibri" w:cs="Calibri"/>
                 <w:i/>
-                <w:color w:val="434343"/>
-              </w:rPr>
-            </w:pPr>
-            <w:r>
-              <w:rPr>
-                <w:rFonts w:ascii="Calibri" w:eastAsia="Calibri" w:hAnsi="Calibri" w:cs="Calibri"/>
-                <w:i/>
-                <w:color w:val="434343"/>
-              </w:rPr>
-              <w:t>Antes de su realización, se recomienda la lectura del componente formativo mencionado. Es opcional (no es calificable), y puede realizarse todas las veces que se desee.</w:t>
-            </w:r>
-          </w:p>
-          <w:p>
-            <w:pPr>
-              <w:cnfStyle w:val="000000000000" w:firstRow="0" w:lastRow="0" w:firstColumn="0" w:lastColumn="0" w:oddVBand="0" w:evenVBand="0" w:oddHBand="0" w:evenHBand="0" w:firstRowFirstColumn="0" w:firstRowLastColumn="0" w:lastRowFirstColumn="0" w:lastRowLastColumn="0"/>
-              <w:rPr>
-                <w:rFonts w:ascii="Calibri" w:eastAsia="Calibri" w:hAnsi="Calibri" w:cs="Calibri"/>
-                <w:i/>
-                <w:color w:val="434343"/>
-              </w:rPr>
-            </w:pPr>
-          </w:p>
-          <w:p>
-            <w:pPr>
-              <w:cnfStyle w:val="000000000000" w:firstRow="0" w:lastRow="0" w:firstColumn="0" w:lastColumn="0" w:oddVBand="0" w:evenVBand="0" w:oddHBand="0" w:evenHBand="0" w:firstRowFirstColumn="0" w:firstRowLastColumn="0" w:lastRowFirstColumn="0" w:lastRowLastColumn="0"/>
-              <w:rPr>
-                <w:rFonts w:ascii="Calibri" w:eastAsia="Calibri" w:hAnsi="Calibri" w:cs="Calibri"/>
-                <w:i/>
-                <w:color w:val="434343"/>
-              </w:rPr>
-            </w:pPr>
-            <w:proofErr w:type="gramStart"/>
-            <w:r>
-              <w:rPr>
-                <w:rFonts w:ascii="Calibri" w:eastAsia="Calibri" w:hAnsi="Calibri" w:cs="Calibri"/>
-                <w:i/>
-                <w:color w:val="434343"/>
-              </w:rPr>
-              <w:t>De acuerdo al</w:t>
-            </w:r>
-            <w:proofErr w:type="gramEnd"/>
-            <w:r>
-              <w:rPr>
-                <w:rFonts w:ascii="Calibri" w:eastAsia="Calibri" w:hAnsi="Calibri" w:cs="Calibri"/>
-                <w:i/>
-                <w:color w:val="434343"/>
-              </w:rPr>
-              <w:t xml:space="preserve"> enunciado planteado en la columna izquierda, arrastre cada término al lugar que considere correcto de la columna derecha.</w:t>
-            </w:r>
-          </w:p>
-          <w:p>
-            <w:pPr>
-              <w:cnfStyle w:val="000000000000" w:firstRow="0" w:lastRow="0" w:firstColumn="0" w:lastColumn="0" w:oddVBand="0" w:evenVBand="0" w:oddHBand="0" w:evenHBand="0" w:firstRowFirstColumn="0" w:firstRowLastColumn="0" w:lastRowFirstColumn="0" w:lastRowLastColumn="0"/>
-              <w:rPr>
-                <w:rFonts w:ascii="Calibri" w:eastAsia="Calibri" w:hAnsi="Calibri" w:cs="Calibri"/>
-                <w:i/>
                 <w:color w:val="AEAAAA"/>
               </w:rPr>
             </w:pPr>
+            <w:r>
+              <w:rPr>
+                <w:rFonts w:ascii="Calibri" w:eastAsia="Calibri" w:hAnsi="Calibri" w:cs="Calibri"/>
+                <w:i/>
+                <w:color w:val="000000"/>
+              </w:rPr>
+              <w:t>Lea la afirmación de cada ítem y luego señale verdadero o falso según corresponda.</w:t>
+            </w:r>
           </w:p>
         </w:tc>
       </w:tr>
@@ -427,29 +499,29 @@
         <w:tc>
           <w:tcPr>
             <w:cnfStyle w:val="001000000000" w:firstRow="0" w:lastRow="0" w:firstColumn="1" w:lastColumn="0" w:oddVBand="0" w:evenVBand="0" w:oddHBand="0" w:evenHBand="0" w:firstRowFirstColumn="0" w:firstRowLastColumn="0" w:lastRowFirstColumn="0" w:lastRowLastColumn="0"/>
-            <w:tcW w:w="2640" w:type="dxa"/>
-            <w:gridSpan w:val="3"/>
-          </w:tcPr>
-          <w:p>
-            <w:pPr>
-              <w:rPr>
-                <w:rFonts w:ascii="Calibri" w:eastAsia="Calibri" w:hAnsi="Calibri" w:cs="Calibri"/>
-                <w:color w:val="595959"/>
-              </w:rPr>
-            </w:pPr>
-            <w:r>
-              <w:rPr>
-                <w:rFonts w:ascii="Calibri" w:eastAsia="Calibri" w:hAnsi="Calibri" w:cs="Calibri"/>
-                <w:color w:val="595959"/>
-              </w:rPr>
-              <w:t>Nombre de la actividad</w:t>
-            </w:r>
-          </w:p>
-        </w:tc>
-        <w:tc>
-          <w:tcPr>
-            <w:tcW w:w="7365" w:type="dxa"/>
-            <w:gridSpan w:val="3"/>
+            <w:tcW w:w="2534" w:type="dxa"/>
+            <w:gridSpan w:val="2"/>
+          </w:tcPr>
+          <w:p>
+            <w:pPr>
+              <w:rPr>
+                <w:rFonts w:ascii="Calibri" w:eastAsia="Calibri" w:hAnsi="Calibri" w:cs="Calibri"/>
+                <w:color w:val="595959"/>
+              </w:rPr>
+            </w:pPr>
+            <w:r>
+              <w:rPr>
+                <w:rFonts w:ascii="Calibri" w:eastAsia="Calibri" w:hAnsi="Calibri" w:cs="Calibri"/>
+                <w:color w:val="595959"/>
+              </w:rPr>
+              <w:t>Nombre de la Actividad</w:t>
+            </w:r>
+          </w:p>
+        </w:tc>
+        <w:tc>
+          <w:tcPr>
+            <w:tcW w:w="7620" w:type="dxa"/>
+            <w:gridSpan w:val="2"/>
             <w:shd w:val="clear" w:color="auto" w:fill="auto"/>
           </w:tcPr>
           <w:p>
@@ -458,16 +530,16 @@
               <w:rPr>
                 <w:rFonts w:ascii="Calibri" w:eastAsia="Calibri" w:hAnsi="Calibri" w:cs="Calibri"/>
                 <w:i/>
-                <w:color w:val="AEAAAA"/>
-              </w:rPr>
-            </w:pPr>
-            <w:r>
-              <w:rPr>
-                <w:rFonts w:ascii="Calibri" w:eastAsia="Calibri" w:hAnsi="Calibri" w:cs="Calibri"/>
-                <w:i/>
-                <w:color w:val="AEAAAA"/>
-              </w:rPr>
-              <w:t xml:space="preserve">Apropiación de conceptos </w:t>
+                <w:color w:val="auto"/>
+              </w:rPr>
+            </w:pPr>
+            <w:r>
+              <w:rPr>
+                <w:rFonts w:ascii="Calibri" w:eastAsia="Calibri" w:hAnsi="Calibri" w:cs="Calibri"/>
+                <w:i/>
+                <w:color w:val="auto"/>
+              </w:rPr>
+              <w:t>Protocolos de cierre de caja</w:t>
             </w:r>
           </w:p>
         </w:tc>
@@ -476,8 +548,8 @@
         <w:tc>
           <w:tcPr>
             <w:cnfStyle w:val="001000000000" w:firstRow="0" w:lastRow="0" w:firstColumn="1" w:lastColumn="0" w:oddVBand="0" w:evenVBand="0" w:oddHBand="0" w:evenHBand="0" w:firstRowFirstColumn="0" w:firstRowLastColumn="0" w:lastRowFirstColumn="0" w:lastRowLastColumn="0"/>
-            <w:tcW w:w="2640" w:type="dxa"/>
-            <w:gridSpan w:val="3"/>
+            <w:tcW w:w="2534" w:type="dxa"/>
+            <w:gridSpan w:val="2"/>
             <w:shd w:val="clear" w:color="auto" w:fill="FBE5D5"/>
           </w:tcPr>
           <w:p>
@@ -498,8 +570,8 @@
         </w:tc>
         <w:tc>
           <w:tcPr>
-            <w:tcW w:w="7365" w:type="dxa"/>
-            <w:gridSpan w:val="3"/>
+            <w:tcW w:w="7620" w:type="dxa"/>
+            <w:gridSpan w:val="2"/>
           </w:tcPr>
           <w:p>
             <w:pPr>
@@ -507,35 +579,148 @@
               <w:rPr>
                 <w:rFonts w:ascii="Calibri" w:eastAsia="Calibri" w:hAnsi="Calibri" w:cs="Calibri"/>
                 <w:i/>
-                <w:color w:val="AEAAAA"/>
-              </w:rPr>
-            </w:pPr>
-            <w:r>
-              <w:rPr>
-                <w:rFonts w:ascii="Calibri" w:eastAsia="Calibri" w:hAnsi="Calibri" w:cs="Calibri"/>
-                <w:i/>
-                <w:color w:val="AEAAAA"/>
-              </w:rPr>
-              <w:t xml:space="preserve">Con esta actividad, los aprendices </w:t>
-            </w:r>
-            <w:r>
-              <w:rPr>
-                <w:rFonts w:ascii="Calibri" w:eastAsia="Calibri" w:hAnsi="Calibri" w:cs="Calibri"/>
-                <w:i/>
-                <w:color w:val="AEAAAA"/>
-              </w:rPr>
-              <w:t>podrán darse cuenta de su conocimiento en cuanto a los conceptos trabajados en este componente.</w:t>
-            </w:r>
-          </w:p>
-          <w:p>
-            <w:pPr>
-              <w:cnfStyle w:val="000000000000" w:firstRow="0" w:lastRow="0" w:firstColumn="0" w:lastColumn="0" w:oddVBand="0" w:evenVBand="0" w:oddHBand="0" w:evenHBand="0" w:firstRowFirstColumn="0" w:firstRowLastColumn="0" w:lastRowFirstColumn="0" w:lastRowLastColumn="0"/>
-              <w:rPr>
-                <w:rFonts w:ascii="Calibri" w:eastAsia="Calibri" w:hAnsi="Calibri" w:cs="Calibri"/>
-                <w:i/>
-                <w:color w:val="AEAAAA"/>
-              </w:rPr>
-            </w:pPr>
+                <w:color w:val="000000"/>
+                <w:shd w:val="clear" w:color="auto" w:fill="FFE599"/>
+              </w:rPr>
+            </w:pPr>
+            <w:r>
+              <w:rPr>
+                <w:rFonts w:ascii="Calibri" w:eastAsia="Calibri" w:hAnsi="Calibri" w:cs="Calibri"/>
+                <w:i/>
+                <w:color w:val="auto"/>
+              </w:rPr>
+              <w:t xml:space="preserve">Evaluar la comprensión </w:t>
+            </w:r>
+            <w:r>
+              <w:rPr>
+                <w:rFonts w:ascii="Calibri" w:eastAsia="Calibri" w:hAnsi="Calibri" w:cs="Calibri"/>
+                <w:i/>
+                <w:color w:val="auto"/>
+              </w:rPr>
+              <w:t xml:space="preserve">y apropiación </w:t>
+            </w:r>
+            <w:r>
+              <w:rPr>
+                <w:rFonts w:ascii="Calibri" w:eastAsia="Calibri" w:hAnsi="Calibri" w:cs="Calibri"/>
+                <w:i/>
+                <w:color w:val="auto"/>
+              </w:rPr>
+              <w:t>de los conceptos fundamentales sobre</w:t>
+            </w:r>
+            <w:r>
+              <w:rPr>
+                <w:rFonts w:ascii="Calibri" w:eastAsia="Calibri" w:hAnsi="Calibri" w:cs="Calibri"/>
+                <w:i/>
+                <w:color w:val="auto"/>
+              </w:rPr>
+              <w:t xml:space="preserve"> </w:t>
+            </w:r>
+            <w:r>
+              <w:rPr>
+                <w:rFonts w:ascii="Calibri" w:eastAsia="Calibri" w:hAnsi="Calibri" w:cs="Calibri"/>
+                <w:i/>
+                <w:color w:val="auto"/>
+              </w:rPr>
+              <w:t>Protocolos de cierre de caja</w:t>
+            </w:r>
+            <w:r>
+              <w:rPr>
+                <w:rFonts w:ascii="Calibri" w:eastAsia="Calibri" w:hAnsi="Calibri" w:cs="Calibri"/>
+                <w:i/>
+                <w:color w:val="auto"/>
+              </w:rPr>
+              <w:t xml:space="preserve">, </w:t>
+            </w:r>
+            <w:r>
+              <w:rPr>
+                <w:rFonts w:ascii="Calibri" w:eastAsia="Calibri" w:hAnsi="Calibri" w:cs="Calibri"/>
+                <w:i/>
+                <w:color w:val="auto"/>
+              </w:rPr>
+              <w:t>como complemento para su formación académica.</w:t>
+            </w:r>
+          </w:p>
+        </w:tc>
+      </w:tr>
+      <w:tr>
+        <w:trPr>
+          <w:cnfStyle w:val="000000100000" w:firstRow="0" w:lastRow="0" w:firstColumn="0" w:lastColumn="0" w:oddVBand="0" w:evenVBand="0" w:oddHBand="1" w:evenHBand="0" w:firstRowFirstColumn="0" w:firstRowLastColumn="0" w:lastRowFirstColumn="0" w:lastRowLastColumn="0"/>
+        </w:trPr>
+        <w:tc>
+          <w:tcPr>
+            <w:cnfStyle w:val="001000000000" w:firstRow="0" w:lastRow="0" w:firstColumn="1" w:lastColumn="0" w:oddVBand="0" w:evenVBand="0" w:oddHBand="0" w:evenHBand="0" w:firstRowFirstColumn="0" w:firstRowLastColumn="0" w:lastRowFirstColumn="0" w:lastRowLastColumn="0"/>
+            <w:tcW w:w="2534" w:type="dxa"/>
+            <w:gridSpan w:val="2"/>
+          </w:tcPr>
+          <w:p>
+            <w:pPr>
+              <w:rPr>
+                <w:rFonts w:ascii="Calibri" w:eastAsia="Calibri" w:hAnsi="Calibri" w:cs="Calibri"/>
+                <w:color w:val="595959"/>
+              </w:rPr>
+            </w:pPr>
+            <w:r>
+              <w:rPr>
+                <w:rFonts w:ascii="Calibri" w:eastAsia="Calibri" w:hAnsi="Calibri" w:cs="Calibri"/>
+                <w:color w:val="595959"/>
+              </w:rPr>
+              <w:t>Texto descriptivo</w:t>
+            </w:r>
+          </w:p>
+        </w:tc>
+        <w:tc>
+          <w:tcPr>
+            <w:tcW w:w="7620" w:type="dxa"/>
+            <w:gridSpan w:val="2"/>
+            <w:shd w:val="clear" w:color="auto" w:fill="auto"/>
+          </w:tcPr>
+          <w:p>
+            <w:pPr>
+              <w:widowControl w:val="0"/>
+              <w:cnfStyle w:val="000000100000" w:firstRow="0" w:lastRow="0" w:firstColumn="0" w:lastColumn="0" w:oddVBand="0" w:evenVBand="0" w:oddHBand="1" w:evenHBand="0" w:firstRowFirstColumn="0" w:firstRowLastColumn="0" w:lastRowFirstColumn="0" w:lastRowLastColumn="0"/>
+              <w:rPr>
+                <w:rFonts w:ascii="Calibri" w:eastAsia="Calibri" w:hAnsi="Calibri" w:cs="Calibri"/>
+                <w:i/>
+                <w:color w:val="auto"/>
+              </w:rPr>
+            </w:pPr>
+            <w:r>
+              <w:rPr>
+                <w:rFonts w:ascii="Calibri" w:eastAsia="Calibri" w:hAnsi="Calibri" w:cs="Calibri"/>
+                <w:i/>
+                <w:color w:val="auto"/>
+              </w:rPr>
+              <w:t>Lea cada enunciado referente a los temas desarrollados en el componente formativo y elija entre verdadero y falso según corresponda.</w:t>
+            </w:r>
+          </w:p>
+        </w:tc>
+      </w:tr>
+      <w:tr>
+        <w:trPr>
+          <w:trHeight w:val="220"/>
+        </w:trPr>
+        <w:tc>
+          <w:tcPr>
+            <w:cnfStyle w:val="001000000000" w:firstRow="0" w:lastRow="0" w:firstColumn="1" w:lastColumn="0" w:oddVBand="0" w:evenVBand="0" w:oddHBand="0" w:evenHBand="0" w:firstRowFirstColumn="0" w:firstRowLastColumn="0" w:lastRowFirstColumn="0" w:lastRowLastColumn="0"/>
+            <w:tcW w:w="10154" w:type="dxa"/>
+            <w:gridSpan w:val="4"/>
+            <w:shd w:val="clear" w:color="auto" w:fill="FFE599"/>
+          </w:tcPr>
+          <w:p>
+            <w:pPr>
+              <w:jc w:val="center"/>
+              <w:rPr>
+                <w:rFonts w:ascii="Calibri" w:eastAsia="Calibri" w:hAnsi="Calibri" w:cs="Calibri"/>
+                <w:color w:val="595959"/>
+              </w:rPr>
+            </w:pPr>
+            <w:r>
+              <w:rPr>
+                <w:rFonts w:ascii="Calibri" w:eastAsia="Calibri" w:hAnsi="Calibri" w:cs="Calibri"/>
+                <w:color w:val="595959"/>
+              </w:rPr>
+              <w:t>PREGUNTAS</w:t>
+            </w:r>
           </w:p>
         </w:tc>
       </w:tr>
@@ -547,941 +732,50 @@
         <w:tc>
           <w:tcPr>
             <w:cnfStyle w:val="001000000000" w:firstRow="0" w:lastRow="0" w:firstColumn="1" w:lastColumn="0" w:oddVBand="0" w:evenVBand="0" w:oddHBand="0" w:evenHBand="0" w:firstRowFirstColumn="0" w:firstRowLastColumn="0" w:lastRowFirstColumn="0" w:lastRowLastColumn="0"/>
-            <w:tcW w:w="10005" w:type="dxa"/>
-            <w:gridSpan w:val="6"/>
-            <w:shd w:val="clear" w:color="auto" w:fill="FFE599"/>
-          </w:tcPr>
-          <w:p>
-            <w:pPr>
-              <w:jc w:val="center"/>
-              <w:rPr>
-                <w:rFonts w:ascii="Calibri" w:eastAsia="Calibri" w:hAnsi="Calibri" w:cs="Calibri"/>
-                <w:color w:val="595959"/>
-              </w:rPr>
-            </w:pPr>
-            <w:r>
-              <w:rPr>
-                <w:rFonts w:ascii="Calibri" w:eastAsia="Calibri" w:hAnsi="Calibri" w:cs="Calibri"/>
-                <w:color w:val="595959"/>
-              </w:rPr>
-              <w:t>OPCIONES</w:t>
-            </w:r>
-          </w:p>
-        </w:tc>
-      </w:tr>
-      <w:tr>
-        <w:tc>
-          <w:tcPr>
-            <w:cnfStyle w:val="001000000000" w:firstRow="0" w:lastRow="0" w:firstColumn="1" w:lastColumn="0" w:oddVBand="0" w:evenVBand="0" w:oddHBand="0" w:evenHBand="0" w:firstRowFirstColumn="0" w:firstRowLastColumn="0" w:lastRowFirstColumn="0" w:lastRowLastColumn="0"/>
-            <w:tcW w:w="6795" w:type="dxa"/>
-            <w:gridSpan w:val="4"/>
-          </w:tcPr>
-          <w:p>
-            <w:pPr>
-              <w:jc w:val="center"/>
-              <w:rPr>
-                <w:rFonts w:ascii="Calibri" w:eastAsia="Calibri" w:hAnsi="Calibri" w:cs="Calibri"/>
-                <w:color w:val="595959"/>
-              </w:rPr>
-            </w:pPr>
-            <w:r>
-              <w:rPr>
-                <w:rFonts w:ascii="Calibri" w:eastAsia="Calibri" w:hAnsi="Calibri" w:cs="Calibri"/>
-                <w:color w:val="595959"/>
-              </w:rPr>
-              <w:t>Enunciado</w:t>
-            </w:r>
-          </w:p>
-        </w:tc>
-        <w:tc>
-          <w:tcPr>
-            <w:tcW w:w="3210" w:type="dxa"/>
-            <w:gridSpan w:val="2"/>
-          </w:tcPr>
-          <w:p>
-            <w:pPr>
-              <w:jc w:val="center"/>
-              <w:cnfStyle w:val="000000000000" w:firstRow="0" w:lastRow="0" w:firstColumn="0" w:lastColumn="0" w:oddVBand="0" w:evenVBand="0" w:oddHBand="0" w:evenHBand="0" w:firstRowFirstColumn="0" w:firstRowLastColumn="0" w:lastRowFirstColumn="0" w:lastRowLastColumn="0"/>
-              <w:rPr>
-                <w:rFonts w:ascii="Calibri" w:eastAsia="Calibri" w:hAnsi="Calibri" w:cs="Calibri"/>
-                <w:b/>
-                <w:i/>
-                <w:color w:val="AEAAAA"/>
-              </w:rPr>
-            </w:pPr>
-            <w:r>
-              <w:rPr>
-                <w:rFonts w:ascii="Calibri" w:eastAsia="Calibri" w:hAnsi="Calibri" w:cs="Calibri"/>
-                <w:b/>
-                <w:color w:val="595959"/>
-              </w:rPr>
-              <w:t>Términos</w:t>
-            </w:r>
-          </w:p>
-        </w:tc>
-      </w:tr>
-      <w:tr>
-        <w:trPr>
-          <w:cnfStyle w:val="000000100000" w:firstRow="0" w:lastRow="0" w:firstColumn="0" w:lastColumn="0" w:oddVBand="0" w:evenVBand="0" w:oddHBand="1" w:evenHBand="0" w:firstRowFirstColumn="0" w:firstRowLastColumn="0" w:lastRowFirstColumn="0" w:lastRowLastColumn="0"/>
-          <w:trHeight w:val="42"/>
-        </w:trPr>
-        <w:tc>
-          <w:tcPr>
-            <w:cnfStyle w:val="001000000000" w:firstRow="0" w:lastRow="0" w:firstColumn="1" w:lastColumn="0" w:oddVBand="0" w:evenVBand="0" w:oddHBand="0" w:evenHBand="0" w:firstRowFirstColumn="0" w:firstRowLastColumn="0" w:lastRowFirstColumn="0" w:lastRowLastColumn="0"/>
-            <w:tcW w:w="1125" w:type="dxa"/>
-          </w:tcPr>
-          <w:p>
-            <w:pPr>
-              <w:jc w:val="center"/>
-              <w:rPr>
-                <w:rFonts w:ascii="Calibri" w:eastAsia="Calibri" w:hAnsi="Calibri" w:cs="Calibri"/>
-                <w:color w:val="595959"/>
-              </w:rPr>
-            </w:pPr>
-            <w:r>
-              <w:rPr>
-                <w:rFonts w:ascii="Calibri" w:eastAsia="Calibri" w:hAnsi="Calibri" w:cs="Calibri"/>
-                <w:color w:val="595959"/>
-              </w:rPr>
-              <w:t>No.</w:t>
-            </w:r>
-          </w:p>
-        </w:tc>
-        <w:tc>
-          <w:tcPr>
-            <w:tcW w:w="5670" w:type="dxa"/>
-            <w:gridSpan w:val="3"/>
-          </w:tcPr>
-          <w:p>
-            <w:pPr>
-              <w:jc w:val="center"/>
+            <w:tcW w:w="2534" w:type="dxa"/>
+            <w:gridSpan w:val="2"/>
+          </w:tcPr>
+          <w:p>
+            <w:pPr>
+              <w:rPr>
+                <w:rFonts w:ascii="Calibri" w:eastAsia="Calibri" w:hAnsi="Calibri" w:cs="Calibri"/>
+                <w:color w:val="595959"/>
+              </w:rPr>
+            </w:pPr>
+            <w:r>
+              <w:rPr>
+                <w:rFonts w:ascii="Calibri" w:eastAsia="Calibri" w:hAnsi="Calibri" w:cs="Calibri"/>
+                <w:color w:val="595959"/>
+              </w:rPr>
+              <w:t>Pregunta 1</w:t>
+            </w:r>
+          </w:p>
+        </w:tc>
+        <w:tc>
+          <w:tcPr>
+            <w:tcW w:w="7620" w:type="dxa"/>
+            <w:gridSpan w:val="2"/>
+          </w:tcPr>
+          <w:p>
+            <w:pPr>
               <w:cnfStyle w:val="000000100000" w:firstRow="0" w:lastRow="0" w:firstColumn="0" w:lastColumn="0" w:oddVBand="0" w:evenVBand="0" w:oddHBand="1" w:evenHBand="0" w:firstRowFirstColumn="0" w:firstRowLastColumn="0" w:lastRowFirstColumn="0" w:lastRowLastColumn="0"/>
               <w:rPr>
                 <w:rFonts w:ascii="Calibri" w:eastAsia="Calibri" w:hAnsi="Calibri" w:cs="Calibri"/>
                 <w:b/>
-                <w:color w:val="595959"/>
-              </w:rPr>
-            </w:pPr>
-            <w:r>
-              <w:rPr>
-                <w:rFonts w:ascii="Calibri" w:eastAsia="Calibri" w:hAnsi="Calibri" w:cs="Calibri"/>
-                <w:b/>
-                <w:color w:val="595959"/>
-              </w:rPr>
-              <w:t>Opción</w:t>
-            </w:r>
-          </w:p>
-        </w:tc>
-        <w:tc>
-          <w:tcPr>
-            <w:tcW w:w="1035" w:type="dxa"/>
-          </w:tcPr>
-          <w:p>
-            <w:pPr>
-              <w:jc w:val="center"/>
-              <w:cnfStyle w:val="000000100000" w:firstRow="0" w:lastRow="0" w:firstColumn="0" w:lastColumn="0" w:oddVBand="0" w:evenVBand="0" w:oddHBand="1" w:evenHBand="0" w:firstRowFirstColumn="0" w:firstRowLastColumn="0" w:lastRowFirstColumn="0" w:lastRowLastColumn="0"/>
-              <w:rPr>
-                <w:rFonts w:ascii="Calibri" w:eastAsia="Calibri" w:hAnsi="Calibri" w:cs="Calibri"/>
-                <w:b/>
-                <w:color w:val="595959"/>
-              </w:rPr>
-            </w:pPr>
-            <w:r>
-              <w:rPr>
-                <w:rFonts w:ascii="Calibri" w:eastAsia="Calibri" w:hAnsi="Calibri" w:cs="Calibri"/>
-                <w:b/>
-                <w:color w:val="595959"/>
-              </w:rPr>
-              <w:t xml:space="preserve">No. </w:t>
-            </w:r>
-            <w:proofErr w:type="spellStart"/>
-            <w:r>
-              <w:rPr>
-                <w:rFonts w:ascii="Calibri" w:eastAsia="Calibri" w:hAnsi="Calibri" w:cs="Calibri"/>
-                <w:b/>
-                <w:color w:val="595959"/>
-              </w:rPr>
-              <w:t>Rta</w:t>
-            </w:r>
-            <w:proofErr w:type="spellEnd"/>
-            <w:r>
-              <w:rPr>
-                <w:rFonts w:ascii="Calibri" w:eastAsia="Calibri" w:hAnsi="Calibri" w:cs="Calibri"/>
-                <w:b/>
-                <w:color w:val="595959"/>
-              </w:rPr>
-              <w:t>.</w:t>
-            </w:r>
-          </w:p>
-        </w:tc>
-        <w:tc>
-          <w:tcPr>
-            <w:tcW w:w="2175" w:type="dxa"/>
-          </w:tcPr>
-          <w:p>
-            <w:pPr>
-              <w:jc w:val="center"/>
-              <w:cnfStyle w:val="000000100000" w:firstRow="0" w:lastRow="0" w:firstColumn="0" w:lastColumn="0" w:oddVBand="0" w:evenVBand="0" w:oddHBand="1" w:evenHBand="0" w:firstRowFirstColumn="0" w:firstRowLastColumn="0" w:lastRowFirstColumn="0" w:lastRowLastColumn="0"/>
-              <w:rPr>
-                <w:rFonts w:ascii="Calibri" w:eastAsia="Calibri" w:hAnsi="Calibri" w:cs="Calibri"/>
-                <w:b/>
-                <w:color w:val="595959"/>
-              </w:rPr>
-            </w:pPr>
-            <w:r>
-              <w:rPr>
-                <w:rFonts w:ascii="Calibri" w:eastAsia="Calibri" w:hAnsi="Calibri" w:cs="Calibri"/>
-                <w:b/>
-                <w:color w:val="595959"/>
-              </w:rPr>
-              <w:t>Opción</w:t>
-            </w:r>
-          </w:p>
-        </w:tc>
-      </w:tr>
-      <w:tr>
-        <w:trPr>
-          <w:trHeight w:val="38"/>
-        </w:trPr>
-        <w:tc>
-          <w:tcPr>
-            <w:cnfStyle w:val="001000000000" w:firstRow="0" w:lastRow="0" w:firstColumn="1" w:lastColumn="0" w:oddVBand="0" w:evenVBand="0" w:oddHBand="0" w:evenHBand="0" w:firstRowFirstColumn="0" w:firstRowLastColumn="0" w:lastRowFirstColumn="0" w:lastRowLastColumn="0"/>
-            <w:tcW w:w="1125" w:type="dxa"/>
-            <w:shd w:val="clear" w:color="auto" w:fill="FBE5D5"/>
-          </w:tcPr>
-          <w:p>
-            <w:pPr>
-              <w:jc w:val="center"/>
-              <w:rPr>
-                <w:rFonts w:ascii="Calibri" w:eastAsia="Calibri" w:hAnsi="Calibri" w:cs="Calibri"/>
-                <w:color w:val="595959"/>
-              </w:rPr>
-            </w:pPr>
-            <w:r>
-              <w:rPr>
-                <w:rFonts w:ascii="Calibri" w:eastAsia="Calibri" w:hAnsi="Calibri" w:cs="Calibri"/>
-                <w:color w:val="595959"/>
-              </w:rPr>
-              <w:t>1</w:t>
-            </w:r>
-          </w:p>
-        </w:tc>
-        <w:tc>
-          <w:tcPr>
-            <w:tcW w:w="5670" w:type="dxa"/>
-            <w:gridSpan w:val="3"/>
-            <w:shd w:val="clear" w:color="auto" w:fill="FFFFFF"/>
-          </w:tcPr>
-          <w:p>
-            <w:pPr>
-              <w:cnfStyle w:val="000000000000" w:firstRow="0" w:lastRow="0" w:firstColumn="0" w:lastColumn="0" w:oddVBand="0" w:evenVBand="0" w:oddHBand="0" w:evenHBand="0" w:firstRowFirstColumn="0" w:firstRowLastColumn="0" w:lastRowFirstColumn="0" w:lastRowLastColumn="0"/>
-              <w:rPr>
-                <w:rFonts w:ascii="Calibri" w:eastAsia="Calibri" w:hAnsi="Calibri" w:cs="Calibri"/>
-                <w:iCs/>
-                <w:color w:val="AEAAAA"/>
-                <w:sz w:val="20"/>
-                <w:szCs w:val="20"/>
-              </w:rPr>
-            </w:pPr>
-            <w:r>
-              <w:rPr>
-                <w:rFonts w:ascii="Calibri" w:eastAsia="Calibri" w:hAnsi="Calibri" w:cs="Calibri"/>
-                <w:iCs/>
-                <w:color w:val="AEAAAA"/>
-                <w:sz w:val="20"/>
-                <w:szCs w:val="20"/>
-                <w:lang w:val="es-CO"/>
-              </w:rPr>
-              <w:t>Recontar las transacciones de dinero en un período estimado de tiempo, que por lo general es al final del día, justo cuando el establecimiento comercial cierra sus puertas al público.</w:t>
-            </w:r>
-          </w:p>
-        </w:tc>
-        <w:tc>
-          <w:tcPr>
-            <w:tcW w:w="1035" w:type="dxa"/>
-            <w:shd w:val="clear" w:color="auto" w:fill="FBE5D5"/>
-          </w:tcPr>
-          <w:p>
-            <w:pPr>
-              <w:jc w:val="center"/>
-              <w:cnfStyle w:val="000000000000" w:firstRow="0" w:lastRow="0" w:firstColumn="0" w:lastColumn="0" w:oddVBand="0" w:evenVBand="0" w:oddHBand="0" w:evenHBand="0" w:firstRowFirstColumn="0" w:firstRowLastColumn="0" w:lastRowFirstColumn="0" w:lastRowLastColumn="0"/>
-              <w:rPr>
-                <w:rFonts w:ascii="Calibri" w:eastAsia="Calibri" w:hAnsi="Calibri" w:cs="Calibri"/>
-                <w:b/>
-                <w:color w:val="595959"/>
-              </w:rPr>
-            </w:pPr>
-            <w:r>
-              <w:rPr>
-                <w:rFonts w:ascii="Calibri" w:eastAsia="Calibri" w:hAnsi="Calibri" w:cs="Calibri"/>
-                <w:b/>
-                <w:color w:val="595959"/>
-              </w:rPr>
-              <w:t>1</w:t>
-            </w:r>
-          </w:p>
-        </w:tc>
-        <w:tc>
-          <w:tcPr>
-            <w:tcW w:w="2175" w:type="dxa"/>
-            <w:shd w:val="clear" w:color="auto" w:fill="FFFFFF"/>
-          </w:tcPr>
-          <w:p>
-            <w:pPr>
-              <w:cnfStyle w:val="000000000000" w:firstRow="0" w:lastRow="0" w:firstColumn="0" w:lastColumn="0" w:oddVBand="0" w:evenVBand="0" w:oddHBand="0" w:evenHBand="0" w:firstRowFirstColumn="0" w:firstRowLastColumn="0" w:lastRowFirstColumn="0" w:lastRowLastColumn="0"/>
-              <w:rPr>
-                <w:rFonts w:ascii="Calibri" w:eastAsia="Calibri" w:hAnsi="Calibri" w:cs="Calibri"/>
-                <w:iCs/>
-                <w:color w:val="595959"/>
-                <w:sz w:val="20"/>
-                <w:szCs w:val="20"/>
-              </w:rPr>
-            </w:pPr>
-            <w:r>
-              <w:rPr>
-                <w:rFonts w:ascii="Calibri" w:eastAsia="Calibri" w:hAnsi="Calibri" w:cs="Calibri"/>
-                <w:iCs/>
-                <w:color w:val="AEAAAA"/>
-                <w:sz w:val="20"/>
-                <w:szCs w:val="20"/>
-              </w:rPr>
-              <w:t>Arqueo de caja</w:t>
-            </w:r>
-          </w:p>
-        </w:tc>
-      </w:tr>
-      <w:tr>
-        <w:trPr>
-          <w:cnfStyle w:val="000000100000" w:firstRow="0" w:lastRow="0" w:firstColumn="0" w:lastColumn="0" w:oddVBand="0" w:evenVBand="0" w:oddHBand="1" w:evenHBand="0" w:firstRowFirstColumn="0" w:firstRowLastColumn="0" w:lastRowFirstColumn="0" w:lastRowLastColumn="0"/>
-          <w:trHeight w:val="38"/>
-        </w:trPr>
-        <w:tc>
-          <w:tcPr>
-            <w:cnfStyle w:val="001000000000" w:firstRow="0" w:lastRow="0" w:firstColumn="1" w:lastColumn="0" w:oddVBand="0" w:evenVBand="0" w:oddHBand="0" w:evenHBand="0" w:firstRowFirstColumn="0" w:firstRowLastColumn="0" w:lastRowFirstColumn="0" w:lastRowLastColumn="0"/>
-            <w:tcW w:w="1125" w:type="dxa"/>
-          </w:tcPr>
-          <w:p>
-            <w:pPr>
-              <w:jc w:val="center"/>
-              <w:rPr>
-                <w:rFonts w:ascii="Calibri" w:eastAsia="Calibri" w:hAnsi="Calibri" w:cs="Calibri"/>
-                <w:color w:val="595959"/>
-              </w:rPr>
-            </w:pPr>
-            <w:r>
-              <w:rPr>
-                <w:rFonts w:ascii="Calibri" w:eastAsia="Calibri" w:hAnsi="Calibri" w:cs="Calibri"/>
-                <w:color w:val="595959"/>
-              </w:rPr>
-              <w:t>2</w:t>
-            </w:r>
-          </w:p>
-        </w:tc>
-        <w:tc>
-          <w:tcPr>
-            <w:tcW w:w="5670" w:type="dxa"/>
-            <w:gridSpan w:val="3"/>
-            <w:shd w:val="clear" w:color="auto" w:fill="FFFFFF"/>
-          </w:tcPr>
-          <w:p>
-            <w:pPr>
-              <w:cnfStyle w:val="000000100000" w:firstRow="0" w:lastRow="0" w:firstColumn="0" w:lastColumn="0" w:oddVBand="0" w:evenVBand="0" w:oddHBand="1" w:evenHBand="0" w:firstRowFirstColumn="0" w:firstRowLastColumn="0" w:lastRowFirstColumn="0" w:lastRowLastColumn="0"/>
-              <w:rPr>
-                <w:rFonts w:ascii="Calibri" w:eastAsia="Calibri" w:hAnsi="Calibri" w:cs="Calibri"/>
-                <w:iCs/>
-                <w:color w:val="595959"/>
-                <w:sz w:val="20"/>
-                <w:szCs w:val="20"/>
-              </w:rPr>
-            </w:pPr>
-            <w:r>
-              <w:rPr>
-                <w:rFonts w:ascii="Calibri" w:eastAsia="Calibri" w:hAnsi="Calibri" w:cs="Calibri"/>
-                <w:iCs/>
-                <w:color w:val="AEAAAA"/>
-                <w:sz w:val="20"/>
-                <w:szCs w:val="20"/>
-                <w:lang w:val="es-CO"/>
-              </w:rPr>
-              <w:t xml:space="preserve">Persona responsable de la caja en el punto de venta de un establecimiento comercial. Es quien se encarga de cuadrar los ingresos y egresos de caja, logrando </w:t>
-            </w:r>
-            <w:proofErr w:type="gramStart"/>
-            <w:r>
-              <w:rPr>
-                <w:rFonts w:ascii="Calibri" w:eastAsia="Calibri" w:hAnsi="Calibri" w:cs="Calibri"/>
-                <w:iCs/>
-                <w:color w:val="AEAAAA"/>
-                <w:sz w:val="20"/>
-                <w:szCs w:val="20"/>
-                <w:lang w:val="es-CO"/>
-              </w:rPr>
-              <w:t>que</w:t>
-            </w:r>
-            <w:proofErr w:type="gramEnd"/>
-            <w:r>
-              <w:rPr>
-                <w:rFonts w:ascii="Calibri" w:eastAsia="Calibri" w:hAnsi="Calibri" w:cs="Calibri"/>
-                <w:iCs/>
-                <w:color w:val="AEAAAA"/>
-                <w:sz w:val="20"/>
-                <w:szCs w:val="20"/>
-                <w:lang w:val="es-CO"/>
-              </w:rPr>
-              <w:t xml:space="preserve"> al cierre de esta, todo esté cuadrado.</w:t>
-            </w:r>
-          </w:p>
-        </w:tc>
-        <w:tc>
-          <w:tcPr>
-            <w:tcW w:w="1035" w:type="dxa"/>
-          </w:tcPr>
-          <w:p>
-            <w:pPr>
-              <w:jc w:val="center"/>
-              <w:cnfStyle w:val="000000100000" w:firstRow="0" w:lastRow="0" w:firstColumn="0" w:lastColumn="0" w:oddVBand="0" w:evenVBand="0" w:oddHBand="1" w:evenHBand="0" w:firstRowFirstColumn="0" w:firstRowLastColumn="0" w:lastRowFirstColumn="0" w:lastRowLastColumn="0"/>
-              <w:rPr>
-                <w:rFonts w:ascii="Calibri" w:eastAsia="Calibri" w:hAnsi="Calibri" w:cs="Calibri"/>
-                <w:b/>
-                <w:color w:val="595959"/>
-              </w:rPr>
-            </w:pPr>
-            <w:r>
-              <w:rPr>
-                <w:rFonts w:ascii="Calibri" w:eastAsia="Calibri" w:hAnsi="Calibri" w:cs="Calibri"/>
-                <w:b/>
-                <w:color w:val="595959"/>
-              </w:rPr>
-              <w:t>2</w:t>
-            </w:r>
-          </w:p>
-        </w:tc>
-        <w:tc>
-          <w:tcPr>
-            <w:tcW w:w="2175" w:type="dxa"/>
-            <w:shd w:val="clear" w:color="auto" w:fill="FFFFFF"/>
-          </w:tcPr>
-          <w:p>
-            <w:pPr>
-              <w:cnfStyle w:val="000000100000" w:firstRow="0" w:lastRow="0" w:firstColumn="0" w:lastColumn="0" w:oddVBand="0" w:evenVBand="0" w:oddHBand="1" w:evenHBand="0" w:firstRowFirstColumn="0" w:firstRowLastColumn="0" w:lastRowFirstColumn="0" w:lastRowLastColumn="0"/>
-              <w:rPr>
-                <w:rFonts w:ascii="Calibri" w:eastAsia="Calibri" w:hAnsi="Calibri" w:cs="Calibri"/>
-                <w:iCs/>
-                <w:color w:val="595959"/>
-                <w:sz w:val="20"/>
-                <w:szCs w:val="20"/>
-                <w:lang w:val="es-CO"/>
-              </w:rPr>
-            </w:pPr>
-            <w:r>
-              <w:rPr>
-                <w:rFonts w:ascii="Calibri" w:eastAsia="Calibri" w:hAnsi="Calibri" w:cs="Calibri"/>
-                <w:iCs/>
-                <w:color w:val="AEAAAA"/>
-                <w:sz w:val="20"/>
-                <w:szCs w:val="20"/>
-              </w:rPr>
-              <w:t>Cajero</w:t>
-            </w:r>
-          </w:p>
-        </w:tc>
-      </w:tr>
-      <w:tr>
-        <w:trPr>
-          <w:trHeight w:val="38"/>
-        </w:trPr>
-        <w:tc>
-          <w:tcPr>
-            <w:cnfStyle w:val="001000000000" w:firstRow="0" w:lastRow="0" w:firstColumn="1" w:lastColumn="0" w:oddVBand="0" w:evenVBand="0" w:oddHBand="0" w:evenHBand="0" w:firstRowFirstColumn="0" w:firstRowLastColumn="0" w:lastRowFirstColumn="0" w:lastRowLastColumn="0"/>
-            <w:tcW w:w="1125" w:type="dxa"/>
-            <w:shd w:val="clear" w:color="auto" w:fill="FBE5D5"/>
-          </w:tcPr>
-          <w:p>
-            <w:pPr>
-              <w:jc w:val="center"/>
-              <w:rPr>
-                <w:rFonts w:ascii="Calibri" w:eastAsia="Calibri" w:hAnsi="Calibri" w:cs="Calibri"/>
-                <w:color w:val="595959"/>
-              </w:rPr>
-            </w:pPr>
-            <w:r>
-              <w:rPr>
-                <w:rFonts w:ascii="Calibri" w:eastAsia="Calibri" w:hAnsi="Calibri" w:cs="Calibri"/>
-                <w:color w:val="595959"/>
-              </w:rPr>
-              <w:t>3</w:t>
-            </w:r>
-          </w:p>
-        </w:tc>
-        <w:tc>
-          <w:tcPr>
-            <w:tcW w:w="5670" w:type="dxa"/>
-            <w:gridSpan w:val="3"/>
-            <w:shd w:val="clear" w:color="auto" w:fill="FFFFFF"/>
-          </w:tcPr>
-          <w:p>
-            <w:pPr>
-              <w:cnfStyle w:val="000000000000" w:firstRow="0" w:lastRow="0" w:firstColumn="0" w:lastColumn="0" w:oddVBand="0" w:evenVBand="0" w:oddHBand="0" w:evenHBand="0" w:firstRowFirstColumn="0" w:firstRowLastColumn="0" w:lastRowFirstColumn="0" w:lastRowLastColumn="0"/>
-              <w:rPr>
-                <w:rFonts w:ascii="Calibri" w:eastAsia="Calibri" w:hAnsi="Calibri" w:cs="Calibri"/>
-                <w:iCs/>
-                <w:color w:val="595959"/>
-                <w:sz w:val="20"/>
-                <w:szCs w:val="20"/>
-              </w:rPr>
-            </w:pPr>
-            <w:r>
-              <w:rPr>
-                <w:rFonts w:ascii="Calibri" w:eastAsia="Calibri" w:hAnsi="Calibri" w:cs="Calibri"/>
-                <w:iCs/>
-                <w:color w:val="AEAAAA"/>
-                <w:sz w:val="20"/>
-                <w:szCs w:val="20"/>
-                <w:lang w:val="es-CO"/>
-              </w:rPr>
-              <w:t>Documento mediante el cual se formaliza los gastos realizados con cargo al anticipo concedido y se reintegran los recursos no gastados.</w:t>
-            </w:r>
-          </w:p>
-        </w:tc>
-        <w:tc>
-          <w:tcPr>
-            <w:tcW w:w="1035" w:type="dxa"/>
-            <w:shd w:val="clear" w:color="auto" w:fill="FBE5D5"/>
-          </w:tcPr>
-          <w:p>
-            <w:pPr>
-              <w:jc w:val="center"/>
-              <w:cnfStyle w:val="000000000000" w:firstRow="0" w:lastRow="0" w:firstColumn="0" w:lastColumn="0" w:oddVBand="0" w:evenVBand="0" w:oddHBand="0" w:evenHBand="0" w:firstRowFirstColumn="0" w:firstRowLastColumn="0" w:lastRowFirstColumn="0" w:lastRowLastColumn="0"/>
-              <w:rPr>
-                <w:rFonts w:ascii="Calibri" w:eastAsia="Calibri" w:hAnsi="Calibri" w:cs="Calibri"/>
-                <w:b/>
-                <w:color w:val="595959"/>
-              </w:rPr>
-            </w:pPr>
-            <w:r>
-              <w:rPr>
-                <w:rFonts w:ascii="Calibri" w:eastAsia="Calibri" w:hAnsi="Calibri" w:cs="Calibri"/>
-                <w:b/>
-                <w:color w:val="595959"/>
-              </w:rPr>
-              <w:t>3</w:t>
-            </w:r>
-          </w:p>
-        </w:tc>
-        <w:tc>
-          <w:tcPr>
-            <w:tcW w:w="2175" w:type="dxa"/>
-            <w:shd w:val="clear" w:color="auto" w:fill="FFFFFF"/>
-          </w:tcPr>
-          <w:p>
-            <w:pPr>
-              <w:cnfStyle w:val="000000000000" w:firstRow="0" w:lastRow="0" w:firstColumn="0" w:lastColumn="0" w:oddVBand="0" w:evenVBand="0" w:oddHBand="0" w:evenHBand="0" w:firstRowFirstColumn="0" w:firstRowLastColumn="0" w:lastRowFirstColumn="0" w:lastRowLastColumn="0"/>
-              <w:rPr>
-                <w:rFonts w:ascii="Calibri" w:eastAsia="Calibri" w:hAnsi="Calibri" w:cs="Calibri"/>
-                <w:iCs/>
-                <w:color w:val="595959"/>
-                <w:sz w:val="20"/>
-                <w:szCs w:val="20"/>
-              </w:rPr>
-            </w:pPr>
-            <w:r>
-              <w:rPr>
-                <w:rFonts w:ascii="Calibri" w:eastAsia="Calibri" w:hAnsi="Calibri" w:cs="Calibri"/>
-                <w:iCs/>
-                <w:color w:val="AEAAAA"/>
-                <w:sz w:val="20"/>
-                <w:szCs w:val="20"/>
-              </w:rPr>
-              <w:t>Legalización</w:t>
-            </w:r>
-          </w:p>
-        </w:tc>
-      </w:tr>
-      <w:tr>
-        <w:trPr>
-          <w:cnfStyle w:val="000000100000" w:firstRow="0" w:lastRow="0" w:firstColumn="0" w:lastColumn="0" w:oddVBand="0" w:evenVBand="0" w:oddHBand="1" w:evenHBand="0" w:firstRowFirstColumn="0" w:firstRowLastColumn="0" w:lastRowFirstColumn="0" w:lastRowLastColumn="0"/>
-          <w:trHeight w:val="38"/>
-        </w:trPr>
-        <w:tc>
-          <w:tcPr>
-            <w:cnfStyle w:val="001000000000" w:firstRow="0" w:lastRow="0" w:firstColumn="1" w:lastColumn="0" w:oddVBand="0" w:evenVBand="0" w:oddHBand="0" w:evenHBand="0" w:firstRowFirstColumn="0" w:firstRowLastColumn="0" w:lastRowFirstColumn="0" w:lastRowLastColumn="0"/>
-            <w:tcW w:w="1125" w:type="dxa"/>
-          </w:tcPr>
-          <w:p>
-            <w:pPr>
-              <w:jc w:val="center"/>
-              <w:rPr>
-                <w:rFonts w:ascii="Calibri" w:eastAsia="Calibri" w:hAnsi="Calibri" w:cs="Calibri"/>
-                <w:color w:val="595959"/>
-              </w:rPr>
-            </w:pPr>
-            <w:r>
-              <w:rPr>
-                <w:rFonts w:ascii="Calibri" w:eastAsia="Calibri" w:hAnsi="Calibri" w:cs="Calibri"/>
-                <w:color w:val="595959"/>
-              </w:rPr>
-              <w:t>4</w:t>
-            </w:r>
-          </w:p>
-        </w:tc>
-        <w:tc>
-          <w:tcPr>
-            <w:tcW w:w="5670" w:type="dxa"/>
-            <w:gridSpan w:val="3"/>
-            <w:shd w:val="clear" w:color="auto" w:fill="FFFFFF"/>
-          </w:tcPr>
-          <w:p>
-            <w:pPr>
-              <w:cnfStyle w:val="000000100000" w:firstRow="0" w:lastRow="0" w:firstColumn="0" w:lastColumn="0" w:oddVBand="0" w:evenVBand="0" w:oddHBand="1" w:evenHBand="0" w:firstRowFirstColumn="0" w:firstRowLastColumn="0" w:lastRowFirstColumn="0" w:lastRowLastColumn="0"/>
-              <w:rPr>
-                <w:rFonts w:ascii="Calibri" w:eastAsia="Calibri" w:hAnsi="Calibri" w:cs="Calibri"/>
-                <w:iCs/>
-                <w:color w:val="595959"/>
-                <w:sz w:val="20"/>
-                <w:szCs w:val="20"/>
-              </w:rPr>
-            </w:pPr>
-            <w:r>
-              <w:rPr>
-                <w:rFonts w:ascii="Calibri" w:eastAsia="Calibri" w:hAnsi="Calibri" w:cs="Calibri"/>
-                <w:iCs/>
-                <w:color w:val="AEAAAA"/>
-                <w:sz w:val="20"/>
-                <w:szCs w:val="20"/>
-              </w:rPr>
-              <w:t>S</w:t>
-            </w:r>
-            <w:r>
-              <w:rPr>
-                <w:rFonts w:ascii="Calibri" w:eastAsia="Calibri" w:hAnsi="Calibri" w:cs="Calibri"/>
-                <w:iCs/>
-                <w:color w:val="AEAAAA"/>
-                <w:sz w:val="20"/>
-                <w:szCs w:val="20"/>
-              </w:rPr>
-              <w:t>ituaciones derivadas de la gestión del cajero y donde él se vea afectado por alguna inconsistencia de dinero al realizar el arqueo de caja</w:t>
-            </w:r>
-            <w:r>
-              <w:rPr>
-                <w:rFonts w:ascii="Calibri" w:eastAsia="Calibri" w:hAnsi="Calibri" w:cs="Calibri"/>
-                <w:iCs/>
-                <w:color w:val="AEAAAA"/>
-                <w:sz w:val="20"/>
-                <w:szCs w:val="20"/>
-              </w:rPr>
-              <w:t>.</w:t>
-            </w:r>
-          </w:p>
-        </w:tc>
-        <w:tc>
-          <w:tcPr>
-            <w:tcW w:w="1035" w:type="dxa"/>
-          </w:tcPr>
-          <w:p>
-            <w:pPr>
-              <w:jc w:val="center"/>
-              <w:cnfStyle w:val="000000100000" w:firstRow="0" w:lastRow="0" w:firstColumn="0" w:lastColumn="0" w:oddVBand="0" w:evenVBand="0" w:oddHBand="1" w:evenHBand="0" w:firstRowFirstColumn="0" w:firstRowLastColumn="0" w:lastRowFirstColumn="0" w:lastRowLastColumn="0"/>
-              <w:rPr>
-                <w:rFonts w:ascii="Calibri" w:eastAsia="Calibri" w:hAnsi="Calibri" w:cs="Calibri"/>
-                <w:b/>
-                <w:color w:val="595959"/>
-              </w:rPr>
-            </w:pPr>
-            <w:r>
-              <w:rPr>
-                <w:rFonts w:ascii="Calibri" w:eastAsia="Calibri" w:hAnsi="Calibri" w:cs="Calibri"/>
-                <w:b/>
-                <w:color w:val="595959"/>
-              </w:rPr>
-              <w:t>4</w:t>
-            </w:r>
-          </w:p>
-        </w:tc>
-        <w:tc>
-          <w:tcPr>
-            <w:tcW w:w="2175" w:type="dxa"/>
-            <w:shd w:val="clear" w:color="auto" w:fill="FFFFFF"/>
-          </w:tcPr>
-          <w:p>
-            <w:pPr>
-              <w:cnfStyle w:val="000000100000" w:firstRow="0" w:lastRow="0" w:firstColumn="0" w:lastColumn="0" w:oddVBand="0" w:evenVBand="0" w:oddHBand="1" w:evenHBand="0" w:firstRowFirstColumn="0" w:firstRowLastColumn="0" w:lastRowFirstColumn="0" w:lastRowLastColumn="0"/>
-              <w:rPr>
-                <w:rFonts w:ascii="Calibri" w:eastAsia="Calibri" w:hAnsi="Calibri" w:cs="Calibri"/>
                 <w:bCs/>
-                <w:iCs/>
-                <w:color w:val="AEAAAA"/>
-                <w:sz w:val="20"/>
-                <w:szCs w:val="20"/>
-                <w:lang w:val="es-CO"/>
-              </w:rPr>
-            </w:pPr>
-            <w:r>
-              <w:rPr>
-                <w:rFonts w:ascii="Calibri" w:eastAsia="Calibri" w:hAnsi="Calibri" w:cs="Calibri"/>
+                <w:i/>
+                <w:color w:val="auto"/>
+              </w:rPr>
+            </w:pPr>
+            <w:r>
+              <w:rPr>
+                <w:rFonts w:ascii="Calibri" w:eastAsia="Calibri" w:hAnsi="Calibri" w:cs="Calibri"/>
+                <w:b/>
                 <w:bCs/>
-                <w:iCs/>
-                <w:color w:val="AEAAAA"/>
-                <w:sz w:val="20"/>
-                <w:szCs w:val="20"/>
-                <w:lang w:val="es-CO"/>
-              </w:rPr>
-              <w:t>Entrega no conforme</w:t>
-            </w:r>
-          </w:p>
-          <w:p>
-            <w:pPr>
-              <w:cnfStyle w:val="000000100000" w:firstRow="0" w:lastRow="0" w:firstColumn="0" w:lastColumn="0" w:oddVBand="0" w:evenVBand="0" w:oddHBand="1" w:evenHBand="0" w:firstRowFirstColumn="0" w:firstRowLastColumn="0" w:lastRowFirstColumn="0" w:lastRowLastColumn="0"/>
-              <w:rPr>
-                <w:rFonts w:ascii="Calibri" w:eastAsia="Calibri" w:hAnsi="Calibri" w:cs="Calibri"/>
-                <w:iCs/>
-                <w:color w:val="595959"/>
-                <w:sz w:val="20"/>
-                <w:szCs w:val="20"/>
-              </w:rPr>
-            </w:pPr>
-          </w:p>
-        </w:tc>
-      </w:tr>
-      <w:tr>
-        <w:trPr>
-          <w:trHeight w:val="38"/>
-        </w:trPr>
-        <w:tc>
-          <w:tcPr>
-            <w:cnfStyle w:val="001000000000" w:firstRow="0" w:lastRow="0" w:firstColumn="1" w:lastColumn="0" w:oddVBand="0" w:evenVBand="0" w:oddHBand="0" w:evenHBand="0" w:firstRowFirstColumn="0" w:firstRowLastColumn="0" w:lastRowFirstColumn="0" w:lastRowLastColumn="0"/>
-            <w:tcW w:w="1125" w:type="dxa"/>
-            <w:shd w:val="clear" w:color="auto" w:fill="FBE5D5"/>
-          </w:tcPr>
-          <w:p>
-            <w:pPr>
-              <w:jc w:val="center"/>
-              <w:rPr>
-                <w:rFonts w:ascii="Calibri" w:eastAsia="Calibri" w:hAnsi="Calibri" w:cs="Calibri"/>
-                <w:color w:val="595959"/>
-              </w:rPr>
-            </w:pPr>
-            <w:r>
-              <w:rPr>
-                <w:rFonts w:ascii="Calibri" w:eastAsia="Calibri" w:hAnsi="Calibri" w:cs="Calibri"/>
-                <w:color w:val="595959"/>
-              </w:rPr>
-              <w:t>5</w:t>
-            </w:r>
-          </w:p>
-        </w:tc>
-        <w:tc>
-          <w:tcPr>
-            <w:tcW w:w="5670" w:type="dxa"/>
-            <w:gridSpan w:val="3"/>
-            <w:shd w:val="clear" w:color="auto" w:fill="FFFFFF"/>
-          </w:tcPr>
-          <w:p>
-            <w:pPr>
-              <w:cnfStyle w:val="000000000000" w:firstRow="0" w:lastRow="0" w:firstColumn="0" w:lastColumn="0" w:oddVBand="0" w:evenVBand="0" w:oddHBand="0" w:evenHBand="0" w:firstRowFirstColumn="0" w:firstRowLastColumn="0" w:lastRowFirstColumn="0" w:lastRowLastColumn="0"/>
-              <w:rPr>
-                <w:rFonts w:ascii="Calibri" w:eastAsia="Calibri" w:hAnsi="Calibri" w:cs="Calibri"/>
-                <w:iCs/>
-                <w:color w:val="595959"/>
-                <w:sz w:val="20"/>
-                <w:szCs w:val="20"/>
-              </w:rPr>
-            </w:pPr>
-            <w:r>
-              <w:rPr>
-                <w:rFonts w:ascii="Calibri" w:eastAsia="Calibri" w:hAnsi="Calibri" w:cs="Calibri"/>
-                <w:iCs/>
-                <w:color w:val="AEAAAA"/>
-                <w:sz w:val="20"/>
-                <w:szCs w:val="20"/>
-                <w:lang w:val="es-CO"/>
-              </w:rPr>
-              <w:t xml:space="preserve">Máquina sumadora para uso de comerciantes que llena diversos cometidos, pues indica el importe de la compra al cliente, imprime </w:t>
-            </w:r>
-            <w:r>
-              <w:rPr>
-                <w:rFonts w:ascii="Calibri" w:eastAsia="Calibri" w:hAnsi="Calibri" w:cs="Calibri"/>
-                <w:iCs/>
-                <w:color w:val="AEAAAA"/>
-                <w:sz w:val="20"/>
-                <w:szCs w:val="20"/>
-                <w:lang w:val="es-CO"/>
-              </w:rPr>
-              <w:lastRenderedPageBreak/>
-              <w:t>U</w:t>
-            </w:r>
-            <w:r>
-              <w:rPr>
-                <w:rFonts w:ascii="Calibri" w:eastAsia="Calibri" w:hAnsi="Calibri" w:cs="Calibri"/>
-                <w:iCs/>
-                <w:color w:val="AEAAAA"/>
-                <w:sz w:val="20"/>
-                <w:szCs w:val="20"/>
-                <w:lang w:val="es-CO"/>
-              </w:rPr>
-              <w:t>n cupón justificativo del gasto, inscribe y suma el importe de las ventas, dificulta los desfalcos y permite guardar momentáneamente el dinero.</w:t>
-            </w:r>
-          </w:p>
-        </w:tc>
-        <w:tc>
-          <w:tcPr>
-            <w:tcW w:w="1035" w:type="dxa"/>
-            <w:shd w:val="clear" w:color="auto" w:fill="FBE5D5"/>
-          </w:tcPr>
-          <w:p>
-            <w:pPr>
-              <w:jc w:val="center"/>
-              <w:cnfStyle w:val="000000000000" w:firstRow="0" w:lastRow="0" w:firstColumn="0" w:lastColumn="0" w:oddVBand="0" w:evenVBand="0" w:oddHBand="0" w:evenHBand="0" w:firstRowFirstColumn="0" w:firstRowLastColumn="0" w:lastRowFirstColumn="0" w:lastRowLastColumn="0"/>
-              <w:rPr>
-                <w:rFonts w:ascii="Calibri" w:eastAsia="Calibri" w:hAnsi="Calibri" w:cs="Calibri"/>
-                <w:b/>
-                <w:color w:val="595959"/>
-              </w:rPr>
-            </w:pPr>
-            <w:r>
-              <w:rPr>
-                <w:rFonts w:ascii="Calibri" w:eastAsia="Calibri" w:hAnsi="Calibri" w:cs="Calibri"/>
-                <w:b/>
-                <w:color w:val="595959"/>
-              </w:rPr>
-              <w:lastRenderedPageBreak/>
-              <w:t>5</w:t>
-            </w:r>
-          </w:p>
-        </w:tc>
-        <w:tc>
-          <w:tcPr>
-            <w:tcW w:w="2175" w:type="dxa"/>
-            <w:shd w:val="clear" w:color="auto" w:fill="FFFFFF"/>
-          </w:tcPr>
-          <w:p>
-            <w:pPr>
-              <w:cnfStyle w:val="000000000000" w:firstRow="0" w:lastRow="0" w:firstColumn="0" w:lastColumn="0" w:oddVBand="0" w:evenVBand="0" w:oddHBand="0" w:evenHBand="0" w:firstRowFirstColumn="0" w:firstRowLastColumn="0" w:lastRowFirstColumn="0" w:lastRowLastColumn="0"/>
-              <w:rPr>
-                <w:rFonts w:ascii="Calibri" w:eastAsia="Calibri" w:hAnsi="Calibri" w:cs="Calibri"/>
-                <w:iCs/>
-                <w:color w:val="595959"/>
-                <w:sz w:val="20"/>
-                <w:szCs w:val="20"/>
-              </w:rPr>
-            </w:pPr>
-            <w:r>
-              <w:rPr>
-                <w:rFonts w:ascii="Calibri" w:eastAsia="Calibri" w:hAnsi="Calibri" w:cs="Calibri"/>
-                <w:iCs/>
-                <w:color w:val="AEAAAA"/>
-                <w:sz w:val="20"/>
-                <w:szCs w:val="20"/>
-              </w:rPr>
-              <w:t>Caja registradora</w:t>
-            </w:r>
-          </w:p>
-        </w:tc>
-      </w:tr>
-      <w:tr>
-        <w:trPr>
-          <w:cnfStyle w:val="000000100000" w:firstRow="0" w:lastRow="0" w:firstColumn="0" w:lastColumn="0" w:oddVBand="0" w:evenVBand="0" w:oddHBand="1" w:evenHBand="0" w:firstRowFirstColumn="0" w:firstRowLastColumn="0" w:lastRowFirstColumn="0" w:lastRowLastColumn="0"/>
-          <w:trHeight w:val="533"/>
-        </w:trPr>
-        <w:tc>
-          <w:tcPr>
-            <w:cnfStyle w:val="001000000000" w:firstRow="0" w:lastRow="0" w:firstColumn="1" w:lastColumn="0" w:oddVBand="0" w:evenVBand="0" w:oddHBand="0" w:evenHBand="0" w:firstRowFirstColumn="0" w:firstRowLastColumn="0" w:lastRowFirstColumn="0" w:lastRowLastColumn="0"/>
-            <w:tcW w:w="1125" w:type="dxa"/>
-          </w:tcPr>
-          <w:p>
-            <w:pPr>
-              <w:jc w:val="center"/>
-              <w:rPr>
-                <w:rFonts w:ascii="Calibri" w:eastAsia="Calibri" w:hAnsi="Calibri" w:cs="Calibri"/>
-                <w:color w:val="595959"/>
-              </w:rPr>
-            </w:pPr>
-            <w:r>
-              <w:rPr>
-                <w:rFonts w:ascii="Calibri" w:eastAsia="Calibri" w:hAnsi="Calibri" w:cs="Calibri"/>
-                <w:color w:val="595959"/>
-              </w:rPr>
-              <w:t>6</w:t>
-            </w:r>
-          </w:p>
-        </w:tc>
-        <w:tc>
-          <w:tcPr>
-            <w:tcW w:w="5670" w:type="dxa"/>
-            <w:gridSpan w:val="3"/>
-            <w:shd w:val="clear" w:color="auto" w:fill="FFFFFF"/>
-          </w:tcPr>
-          <w:p>
-            <w:pPr>
-              <w:cnfStyle w:val="000000100000" w:firstRow="0" w:lastRow="0" w:firstColumn="0" w:lastColumn="0" w:oddVBand="0" w:evenVBand="0" w:oddHBand="1" w:evenHBand="0" w:firstRowFirstColumn="0" w:firstRowLastColumn="0" w:lastRowFirstColumn="0" w:lastRowLastColumn="0"/>
-              <w:rPr>
-                <w:rFonts w:ascii="Calibri" w:eastAsia="Calibri" w:hAnsi="Calibri" w:cs="Calibri"/>
-                <w:iCs/>
-                <w:color w:val="595959"/>
-                <w:sz w:val="20"/>
-                <w:szCs w:val="20"/>
-              </w:rPr>
-            </w:pPr>
-            <w:r>
-              <w:rPr>
-                <w:rFonts w:ascii="Calibri" w:eastAsia="Calibri" w:hAnsi="Calibri" w:cs="Calibri"/>
-                <w:iCs/>
-                <w:color w:val="AEAAAA"/>
-                <w:sz w:val="20"/>
-                <w:szCs w:val="20"/>
-                <w:lang w:val="es-CO"/>
-              </w:rPr>
-              <w:t>Es el soporte del pago de los gastos que se han efectuado en pequeñas cantidades por conceptos tales como: comidas, pasajes, papelería, fotocopias, etc., estos pagos deben contar con las facturas o documentos equivalentes para su verificación.</w:t>
-            </w:r>
-          </w:p>
-        </w:tc>
-        <w:tc>
-          <w:tcPr>
-            <w:tcW w:w="1035" w:type="dxa"/>
-          </w:tcPr>
-          <w:p>
-            <w:pPr>
-              <w:jc w:val="center"/>
-              <w:cnfStyle w:val="000000100000" w:firstRow="0" w:lastRow="0" w:firstColumn="0" w:lastColumn="0" w:oddVBand="0" w:evenVBand="0" w:oddHBand="1" w:evenHBand="0" w:firstRowFirstColumn="0" w:firstRowLastColumn="0" w:lastRowFirstColumn="0" w:lastRowLastColumn="0"/>
-              <w:rPr>
-                <w:rFonts w:ascii="Calibri" w:eastAsia="Calibri" w:hAnsi="Calibri" w:cs="Calibri"/>
-                <w:b/>
-                <w:color w:val="595959"/>
-              </w:rPr>
-            </w:pPr>
-            <w:r>
-              <w:rPr>
-                <w:rFonts w:ascii="Calibri" w:eastAsia="Calibri" w:hAnsi="Calibri" w:cs="Calibri"/>
-                <w:b/>
-                <w:color w:val="595959"/>
-              </w:rPr>
-              <w:t>6</w:t>
-            </w:r>
-          </w:p>
-        </w:tc>
-        <w:tc>
-          <w:tcPr>
-            <w:tcW w:w="2175" w:type="dxa"/>
-            <w:shd w:val="clear" w:color="auto" w:fill="FFFFFF"/>
-          </w:tcPr>
-          <w:p>
-            <w:pPr>
-              <w:cnfStyle w:val="000000100000" w:firstRow="0" w:lastRow="0" w:firstColumn="0" w:lastColumn="0" w:oddVBand="0" w:evenVBand="0" w:oddHBand="1" w:evenHBand="0" w:firstRowFirstColumn="0" w:firstRowLastColumn="0" w:lastRowFirstColumn="0" w:lastRowLastColumn="0"/>
-              <w:rPr>
-                <w:rFonts w:ascii="Calibri" w:eastAsia="Calibri" w:hAnsi="Calibri" w:cs="Calibri"/>
-                <w:iCs/>
-                <w:color w:val="595959"/>
-                <w:sz w:val="20"/>
-                <w:szCs w:val="20"/>
-              </w:rPr>
-            </w:pPr>
-            <w:r>
-              <w:rPr>
-                <w:rFonts w:ascii="Calibri" w:eastAsia="Calibri" w:hAnsi="Calibri" w:cs="Calibri"/>
-                <w:iCs/>
-                <w:color w:val="AEAAAA"/>
-                <w:sz w:val="20"/>
-                <w:szCs w:val="20"/>
-              </w:rPr>
-              <w:t>Reembolso de caja</w:t>
+                <w:i/>
+                <w:color w:val="auto"/>
+              </w:rPr>
+              <w:t>El registro de caja es un procedimiento sencillo, por lo que no es necesario que los empleados sigan ningún tipo de protocolo específico.</w:t>
             </w:r>
           </w:p>
         </w:tc>
@@ -1493,178 +787,3447 @@
         <w:tc>
           <w:tcPr>
             <w:cnfStyle w:val="001000000000" w:firstRow="0" w:lastRow="0" w:firstColumn="1" w:lastColumn="0" w:oddVBand="0" w:evenVBand="0" w:oddHBand="0" w:evenHBand="0" w:firstRowFirstColumn="0" w:firstRowLastColumn="0" w:lastRowFirstColumn="0" w:lastRowLastColumn="0"/>
-            <w:tcW w:w="10005" w:type="dxa"/>
-            <w:gridSpan w:val="6"/>
-            <w:shd w:val="clear" w:color="auto" w:fill="FFE599"/>
+            <w:tcW w:w="1267" w:type="dxa"/>
+          </w:tcPr>
+          <w:p>
+            <w:pPr>
+              <w:rPr>
+                <w:rFonts w:ascii="Calibri" w:eastAsia="Calibri" w:hAnsi="Calibri" w:cs="Calibri"/>
+                <w:color w:val="595959"/>
+              </w:rPr>
+            </w:pPr>
+            <w:r>
+              <w:rPr>
+                <w:rFonts w:ascii="Calibri" w:eastAsia="Calibri" w:hAnsi="Calibri" w:cs="Calibri"/>
+                <w:color w:val="595959"/>
+              </w:rPr>
+              <w:t>Opción a)</w:t>
+            </w:r>
+          </w:p>
+        </w:tc>
+        <w:tc>
+          <w:tcPr>
+            <w:tcW w:w="6727" w:type="dxa"/>
+            <w:gridSpan w:val="2"/>
+            <w:shd w:val="clear" w:color="auto" w:fill="FFFFFF"/>
+          </w:tcPr>
+          <w:p>
+            <w:pPr>
+              <w:cnfStyle w:val="000000000000" w:firstRow="0" w:lastRow="0" w:firstColumn="0" w:lastColumn="0" w:oddVBand="0" w:evenVBand="0" w:oddHBand="0" w:evenHBand="0" w:firstRowFirstColumn="0" w:firstRowLastColumn="0" w:lastRowFirstColumn="0" w:lastRowLastColumn="0"/>
+              <w:rPr>
+                <w:rFonts w:ascii="Calibri" w:eastAsia="Calibri" w:hAnsi="Calibri" w:cs="Calibri"/>
+                <w:color w:val="auto"/>
+              </w:rPr>
+            </w:pPr>
+            <w:r>
+              <w:rPr>
+                <w:rFonts w:ascii="Calibri" w:eastAsia="Calibri" w:hAnsi="Calibri" w:cs="Calibri"/>
+                <w:i/>
+                <w:color w:val="auto"/>
+              </w:rPr>
+              <w:t>Verdadero</w:t>
+            </w:r>
+          </w:p>
+        </w:tc>
+        <w:tc>
+          <w:tcPr>
+            <w:tcW w:w="2160" w:type="dxa"/>
+            <w:shd w:val="clear" w:color="auto" w:fill="FFFFFF"/>
           </w:tcPr>
           <w:p>
             <w:pPr>
               <w:widowControl w:val="0"/>
-              <w:jc w:val="center"/>
-              <w:rPr>
-                <w:rFonts w:ascii="Calibri" w:eastAsia="Calibri" w:hAnsi="Calibri" w:cs="Calibri"/>
-                <w:color w:val="595959"/>
-              </w:rPr>
-            </w:pPr>
-            <w:r>
-              <w:rPr>
-                <w:rFonts w:ascii="Calibri" w:eastAsia="Calibri" w:hAnsi="Calibri" w:cs="Calibri"/>
-                <w:color w:val="595959"/>
-              </w:rPr>
-              <w:t>MENSAJE FINAL ACTIVIDAD</w:t>
-            </w:r>
+              <w:cnfStyle w:val="000000000000" w:firstRow="0" w:lastRow="0" w:firstColumn="0" w:lastColumn="0" w:oddVBand="0" w:evenVBand="0" w:oddHBand="0" w:evenHBand="0" w:firstRowFirstColumn="0" w:firstRowLastColumn="0" w:lastRowFirstColumn="0" w:lastRowLastColumn="0"/>
+              <w:rPr>
+                <w:rFonts w:ascii="Calibri" w:eastAsia="Calibri" w:hAnsi="Calibri" w:cs="Calibri"/>
+                <w:i/>
+                <w:color w:val="auto"/>
+              </w:rPr>
+            </w:pPr>
           </w:p>
         </w:tc>
       </w:tr>
       <w:tr>
         <w:trPr>
           <w:cnfStyle w:val="000000100000" w:firstRow="0" w:lastRow="0" w:firstColumn="0" w:lastColumn="0" w:oddVBand="0" w:evenVBand="0" w:oddHBand="1" w:evenHBand="0" w:firstRowFirstColumn="0" w:firstRowLastColumn="0" w:lastRowFirstColumn="0" w:lastRowLastColumn="0"/>
-          <w:trHeight w:val="120"/>
+          <w:trHeight w:val="220"/>
         </w:trPr>
         <w:tc>
           <w:tcPr>
             <w:cnfStyle w:val="001000000000" w:firstRow="0" w:lastRow="0" w:firstColumn="1" w:lastColumn="0" w:oddVBand="0" w:evenVBand="0" w:oddHBand="0" w:evenHBand="0" w:firstRowFirstColumn="0" w:firstRowLastColumn="0" w:lastRowFirstColumn="0" w:lastRowLastColumn="0"/>
-            <w:tcW w:w="2535" w:type="dxa"/>
-            <w:gridSpan w:val="2"/>
+            <w:tcW w:w="1267" w:type="dxa"/>
+            <w:shd w:val="clear" w:color="auto" w:fill="auto"/>
+          </w:tcPr>
+          <w:p>
+            <w:pPr>
+              <w:rPr>
+                <w:rFonts w:ascii="Calibri" w:eastAsia="Calibri" w:hAnsi="Calibri" w:cs="Calibri"/>
+                <w:color w:val="595959"/>
+              </w:rPr>
+            </w:pPr>
+            <w:r>
+              <w:rPr>
+                <w:rFonts w:ascii="Calibri" w:eastAsia="Calibri" w:hAnsi="Calibri" w:cs="Calibri"/>
+                <w:color w:val="595959"/>
+              </w:rPr>
+              <w:t>Opción b)</w:t>
+            </w:r>
+          </w:p>
+        </w:tc>
+        <w:tc>
+          <w:tcPr>
+            <w:tcW w:w="6727" w:type="dxa"/>
+            <w:gridSpan w:val="2"/>
+            <w:shd w:val="clear" w:color="auto" w:fill="FFFFFF"/>
+          </w:tcPr>
+          <w:p>
+            <w:pPr>
+              <w:cnfStyle w:val="000000100000" w:firstRow="0" w:lastRow="0" w:firstColumn="0" w:lastColumn="0" w:oddVBand="0" w:evenVBand="0" w:oddHBand="1" w:evenHBand="0" w:firstRowFirstColumn="0" w:firstRowLastColumn="0" w:lastRowFirstColumn="0" w:lastRowLastColumn="0"/>
+              <w:rPr>
+                <w:rFonts w:ascii="Calibri" w:eastAsia="Calibri" w:hAnsi="Calibri" w:cs="Calibri"/>
+                <w:color w:val="auto"/>
+              </w:rPr>
+            </w:pPr>
+            <w:r>
+              <w:rPr>
+                <w:rFonts w:ascii="Calibri" w:eastAsia="Calibri" w:hAnsi="Calibri" w:cs="Calibri"/>
+                <w:i/>
+                <w:color w:val="auto"/>
+              </w:rPr>
+              <w:t>Falso</w:t>
+            </w:r>
+          </w:p>
+        </w:tc>
+        <w:tc>
+          <w:tcPr>
+            <w:tcW w:w="2160" w:type="dxa"/>
+            <w:shd w:val="clear" w:color="auto" w:fill="FFFFFF"/>
           </w:tcPr>
           <w:p>
             <w:pPr>
               <w:widowControl w:val="0"/>
-              <w:rPr>
-                <w:rFonts w:ascii="Calibri" w:eastAsia="Calibri" w:hAnsi="Calibri" w:cs="Calibri"/>
-                <w:color w:val="595959"/>
-              </w:rPr>
-            </w:pPr>
-            <w:r>
-              <w:rPr>
-                <w:rFonts w:ascii="Calibri" w:eastAsia="Calibri" w:hAnsi="Calibri" w:cs="Calibri"/>
-                <w:color w:val="595959"/>
-              </w:rPr>
-              <w:t>Mensaje cuando supera el 70% de respuestas correctas</w:t>
-            </w:r>
-          </w:p>
-        </w:tc>
-        <w:tc>
-          <w:tcPr>
-            <w:tcW w:w="7470" w:type="dxa"/>
-            <w:gridSpan w:val="4"/>
-            <w:shd w:val="clear" w:color="auto" w:fill="FFFFFF"/>
-          </w:tcPr>
-          <w:p>
-            <w:pPr>
               <w:cnfStyle w:val="000000100000" w:firstRow="0" w:lastRow="0" w:firstColumn="0" w:lastColumn="0" w:oddVBand="0" w:evenVBand="0" w:oddHBand="1" w:evenHBand="0" w:firstRowFirstColumn="0" w:firstRowLastColumn="0" w:lastRowFirstColumn="0" w:lastRowLastColumn="0"/>
               <w:rPr>
                 <w:rFonts w:ascii="Calibri" w:eastAsia="Calibri" w:hAnsi="Calibri" w:cs="Calibri"/>
                 <w:i/>
-                <w:color w:val="AEAAAA"/>
-              </w:rPr>
-            </w:pPr>
-            <w:r>
-              <w:rPr>
-                <w:rFonts w:ascii="Calibri" w:eastAsia="Calibri" w:hAnsi="Calibri" w:cs="Calibri"/>
-                <w:i/>
-                <w:color w:val="AEAAAA"/>
-              </w:rPr>
-              <w:t xml:space="preserve">Campo para editar máximo 20 palabras. </w:t>
-            </w:r>
-            <w:proofErr w:type="spellStart"/>
-            <w:r>
-              <w:rPr>
-                <w:rFonts w:ascii="Calibri" w:eastAsia="Calibri" w:hAnsi="Calibri" w:cs="Calibri"/>
-                <w:i/>
-                <w:color w:val="AEAAAA"/>
-              </w:rPr>
-              <w:t>Ej</w:t>
-            </w:r>
-            <w:proofErr w:type="spellEnd"/>
-            <w:r>
-              <w:rPr>
-                <w:rFonts w:ascii="Calibri" w:eastAsia="Calibri" w:hAnsi="Calibri" w:cs="Calibri"/>
-                <w:i/>
-                <w:color w:val="AEAAAA"/>
-              </w:rPr>
-              <w:t xml:space="preserve">: </w:t>
-            </w:r>
-          </w:p>
-          <w:p>
-            <w:pPr>
-              <w:cnfStyle w:val="000000100000" w:firstRow="0" w:lastRow="0" w:firstColumn="0" w:lastColumn="0" w:oddVBand="0" w:evenVBand="0" w:oddHBand="1" w:evenHBand="0" w:firstRowFirstColumn="0" w:firstRowLastColumn="0" w:lastRowFirstColumn="0" w:lastRowLastColumn="0"/>
-              <w:rPr>
-                <w:rFonts w:ascii="Calibri" w:eastAsia="Calibri" w:hAnsi="Calibri" w:cs="Calibri"/>
-                <w:i/>
-                <w:color w:val="000000"/>
-              </w:rPr>
-            </w:pPr>
-            <w:r>
-              <w:rPr>
-                <w:rFonts w:ascii="Calibri" w:eastAsia="Calibri" w:hAnsi="Calibri" w:cs="Calibri"/>
-                <w:i/>
-                <w:color w:val="000000"/>
-              </w:rPr>
-              <w:t>¡Excelente! Te felicito, has superado la actividad</w:t>
-            </w:r>
-            <w:r>
-              <w:rPr>
-                <w:rFonts w:ascii="Calibri" w:eastAsia="Calibri" w:hAnsi="Calibri" w:cs="Calibri"/>
-                <w:i/>
-                <w:color w:val="000000"/>
-              </w:rPr>
-              <w:t>.</w:t>
-            </w:r>
-          </w:p>
-          <w:p>
-            <w:pPr>
-              <w:spacing w:line="276" w:lineRule="auto"/>
-              <w:cnfStyle w:val="000000100000" w:firstRow="0" w:lastRow="0" w:firstColumn="0" w:lastColumn="0" w:oddVBand="0" w:evenVBand="0" w:oddHBand="1" w:evenHBand="0" w:firstRowFirstColumn="0" w:firstRowLastColumn="0" w:lastRowFirstColumn="0" w:lastRowLastColumn="0"/>
-              <w:rPr>
-                <w:rFonts w:ascii="Calibri" w:eastAsia="Calibri" w:hAnsi="Calibri" w:cs="Calibri"/>
-                <w:i/>
-                <w:color w:val="AEAAAA"/>
-              </w:rPr>
-            </w:pPr>
+                <w:color w:val="auto"/>
+              </w:rPr>
+            </w:pPr>
+            <w:r>
+              <w:rPr>
+                <w:rFonts w:ascii="Calibri" w:eastAsia="Calibri" w:hAnsi="Calibri" w:cs="Calibri"/>
+                <w:i/>
+                <w:color w:val="auto"/>
+              </w:rPr>
+              <w:t>X</w:t>
+            </w:r>
           </w:p>
         </w:tc>
       </w:tr>
       <w:tr>
         <w:trPr>
-          <w:trHeight w:val="120"/>
+          <w:trHeight w:val="220"/>
         </w:trPr>
         <w:tc>
           <w:tcPr>
             <w:cnfStyle w:val="001000000000" w:firstRow="0" w:lastRow="0" w:firstColumn="1" w:lastColumn="0" w:oddVBand="0" w:evenVBand="0" w:oddHBand="0" w:evenHBand="0" w:firstRowFirstColumn="0" w:firstRowLastColumn="0" w:lastRowFirstColumn="0" w:lastRowLastColumn="0"/>
-            <w:tcW w:w="2535" w:type="dxa"/>
-            <w:gridSpan w:val="2"/>
+            <w:tcW w:w="2534" w:type="dxa"/>
+            <w:gridSpan w:val="2"/>
+            <w:shd w:val="clear" w:color="auto" w:fill="FBE5D5"/>
+          </w:tcPr>
+          <w:p>
+            <w:pPr>
+              <w:rPr>
+                <w:rFonts w:ascii="Calibri" w:eastAsia="Calibri" w:hAnsi="Calibri" w:cs="Calibri"/>
+                <w:color w:val="595959"/>
+              </w:rPr>
+            </w:pPr>
+            <w:r>
+              <w:rPr>
+                <w:rFonts w:ascii="Calibri" w:eastAsia="Calibri" w:hAnsi="Calibri" w:cs="Calibri"/>
+                <w:color w:val="595959"/>
+              </w:rPr>
+              <w:t>Comentario respuesta correcta</w:t>
+            </w:r>
+          </w:p>
+        </w:tc>
+        <w:tc>
+          <w:tcPr>
+            <w:tcW w:w="7620" w:type="dxa"/>
+            <w:gridSpan w:val="2"/>
+            <w:shd w:val="clear" w:color="auto" w:fill="FFFFFF"/>
+          </w:tcPr>
+          <w:p>
+            <w:pPr>
+              <w:cnfStyle w:val="000000000000" w:firstRow="0" w:lastRow="0" w:firstColumn="0" w:lastColumn="0" w:oddVBand="0" w:evenVBand="0" w:oddHBand="0" w:evenHBand="0" w:firstRowFirstColumn="0" w:firstRowLastColumn="0" w:lastRowFirstColumn="0" w:lastRowLastColumn="0"/>
+              <w:rPr>
+                <w:rFonts w:ascii="Calibri" w:eastAsia="Calibri" w:hAnsi="Calibri" w:cs="Calibri"/>
+                <w:b/>
+                <w:i/>
+                <w:color w:val="auto"/>
+              </w:rPr>
+            </w:pPr>
+            <w:r>
+              <w:rPr>
+                <w:rFonts w:ascii="Calibri" w:eastAsia="Calibri" w:hAnsi="Calibri" w:cs="Calibri"/>
+                <w:i/>
+                <w:color w:val="auto"/>
+              </w:rPr>
+              <w:t>¡</w:t>
+            </w:r>
+            <w:r>
+              <w:rPr>
+                <w:rFonts w:ascii="Calibri" w:eastAsia="Calibri" w:hAnsi="Calibri" w:cs="Calibri"/>
+                <w:i/>
+                <w:color w:val="auto"/>
+              </w:rPr>
+              <w:t>Felicitaciones</w:t>
+            </w:r>
+            <w:r>
+              <w:rPr>
+                <w:rFonts w:ascii="Calibri" w:eastAsia="Calibri" w:hAnsi="Calibri" w:cs="Calibri"/>
+                <w:i/>
+                <w:color w:val="auto"/>
+              </w:rPr>
+              <w:t xml:space="preserve">! Ha captado con claridad los </w:t>
+            </w:r>
+            <w:r>
+              <w:rPr>
+                <w:rFonts w:ascii="Calibri" w:eastAsia="Calibri" w:hAnsi="Calibri" w:cs="Calibri"/>
+                <w:i/>
+                <w:color w:val="auto"/>
+              </w:rPr>
+              <w:t xml:space="preserve">conceptos de </w:t>
+            </w:r>
+            <w:r>
+              <w:rPr>
+                <w:rFonts w:ascii="Calibri" w:eastAsia="Calibri" w:hAnsi="Calibri" w:cs="Calibri"/>
+                <w:i/>
+                <w:color w:val="auto"/>
+              </w:rPr>
+              <w:t>p</w:t>
+            </w:r>
+            <w:r>
+              <w:rPr>
+                <w:rFonts w:ascii="Calibri" w:eastAsia="Calibri" w:hAnsi="Calibri" w:cs="Calibri"/>
+                <w:i/>
+                <w:color w:val="auto"/>
+              </w:rPr>
+              <w:t>rotocolos de cierre de caja</w:t>
+            </w:r>
+            <w:r>
+              <w:rPr>
+                <w:rFonts w:ascii="Calibri" w:eastAsia="Calibri" w:hAnsi="Calibri" w:cs="Calibri"/>
+                <w:i/>
+                <w:color w:val="auto"/>
+              </w:rPr>
+              <w:t>.</w:t>
+            </w:r>
+          </w:p>
+        </w:tc>
+      </w:tr>
+      <w:tr>
+        <w:trPr>
+          <w:cnfStyle w:val="000000100000" w:firstRow="0" w:lastRow="0" w:firstColumn="0" w:lastColumn="0" w:oddVBand="0" w:evenVBand="0" w:oddHBand="1" w:evenHBand="0" w:firstRowFirstColumn="0" w:firstRowLastColumn="0" w:lastRowFirstColumn="0" w:lastRowLastColumn="0"/>
+          <w:trHeight w:val="220"/>
+        </w:trPr>
+        <w:tc>
+          <w:tcPr>
+            <w:cnfStyle w:val="001000000000" w:firstRow="0" w:lastRow="0" w:firstColumn="1" w:lastColumn="0" w:oddVBand="0" w:evenVBand="0" w:oddHBand="0" w:evenHBand="0" w:firstRowFirstColumn="0" w:firstRowLastColumn="0" w:lastRowFirstColumn="0" w:lastRowLastColumn="0"/>
+            <w:tcW w:w="2534" w:type="dxa"/>
+            <w:gridSpan w:val="2"/>
+          </w:tcPr>
+          <w:p>
+            <w:pPr>
+              <w:rPr>
+                <w:rFonts w:ascii="Calibri" w:eastAsia="Calibri" w:hAnsi="Calibri" w:cs="Calibri"/>
+                <w:color w:val="595959"/>
+              </w:rPr>
+            </w:pPr>
+            <w:r>
+              <w:rPr>
+                <w:rFonts w:ascii="Calibri" w:eastAsia="Calibri" w:hAnsi="Calibri" w:cs="Calibri"/>
+                <w:color w:val="595959"/>
+              </w:rPr>
+              <w:t>Comentario respuesta incorrecta</w:t>
+            </w:r>
+          </w:p>
+        </w:tc>
+        <w:tc>
+          <w:tcPr>
+            <w:tcW w:w="7620" w:type="dxa"/>
+            <w:gridSpan w:val="2"/>
+            <w:shd w:val="clear" w:color="auto" w:fill="FFFFFF"/>
+          </w:tcPr>
+          <w:p>
+            <w:pPr>
+              <w:cnfStyle w:val="000000100000" w:firstRow="0" w:lastRow="0" w:firstColumn="0" w:lastColumn="0" w:oddVBand="0" w:evenVBand="0" w:oddHBand="1" w:evenHBand="0" w:firstRowFirstColumn="0" w:firstRowLastColumn="0" w:lastRowFirstColumn="0" w:lastRowLastColumn="0"/>
+              <w:rPr>
+                <w:rFonts w:ascii="Calibri" w:eastAsia="Calibri" w:hAnsi="Calibri" w:cs="Calibri"/>
+                <w:b/>
+                <w:i/>
+                <w:color w:val="auto"/>
+              </w:rPr>
+            </w:pPr>
+            <w:r>
+              <w:rPr>
+                <w:rFonts w:ascii="Calibri" w:eastAsia="Calibri" w:hAnsi="Calibri" w:cs="Calibri"/>
+                <w:i/>
+                <w:color w:val="auto"/>
+              </w:rPr>
+              <w:t>Respuesta incorrecta, revise nuevamente el contenido del componente formativo.</w:t>
+            </w:r>
+          </w:p>
+        </w:tc>
+      </w:tr>
+      <w:tr>
+        <w:trPr>
+          <w:trHeight w:val="220"/>
+        </w:trPr>
+        <w:tc>
+          <w:tcPr>
+            <w:cnfStyle w:val="001000000000" w:firstRow="0" w:lastRow="0" w:firstColumn="1" w:lastColumn="0" w:oddVBand="0" w:evenVBand="0" w:oddHBand="0" w:evenHBand="0" w:firstRowFirstColumn="0" w:firstRowLastColumn="0" w:lastRowFirstColumn="0" w:lastRowLastColumn="0"/>
+            <w:tcW w:w="2534" w:type="dxa"/>
+            <w:gridSpan w:val="2"/>
+          </w:tcPr>
+          <w:p>
+            <w:pPr>
+              <w:rPr>
+                <w:rFonts w:ascii="Calibri" w:eastAsia="Calibri" w:hAnsi="Calibri" w:cs="Calibri"/>
+                <w:color w:val="595959"/>
+              </w:rPr>
+            </w:pPr>
+            <w:r>
+              <w:rPr>
+                <w:rFonts w:ascii="Calibri" w:eastAsia="Calibri" w:hAnsi="Calibri" w:cs="Calibri"/>
+                <w:color w:val="595959"/>
+              </w:rPr>
+              <w:t xml:space="preserve">Pregunta </w:t>
+            </w:r>
+            <w:r>
+              <w:rPr>
+                <w:rFonts w:ascii="Calibri" w:eastAsia="Calibri" w:hAnsi="Calibri" w:cs="Calibri"/>
+                <w:color w:val="595959"/>
+              </w:rPr>
+              <w:t>2</w:t>
+            </w:r>
+          </w:p>
+        </w:tc>
+        <w:tc>
+          <w:tcPr>
+            <w:tcW w:w="7620" w:type="dxa"/>
+            <w:gridSpan w:val="2"/>
+          </w:tcPr>
+          <w:p>
+            <w:pPr>
+              <w:cnfStyle w:val="000000000000" w:firstRow="0" w:lastRow="0" w:firstColumn="0" w:lastColumn="0" w:oddVBand="0" w:evenVBand="0" w:oddHBand="0" w:evenHBand="0" w:firstRowFirstColumn="0" w:firstRowLastColumn="0" w:lastRowFirstColumn="0" w:lastRowLastColumn="0"/>
+              <w:rPr>
+                <w:rFonts w:ascii="Calibri" w:eastAsia="Calibri" w:hAnsi="Calibri" w:cs="Calibri"/>
+                <w:b/>
+                <w:bCs/>
+                <w:i/>
+                <w:color w:val="AEAAAA"/>
+              </w:rPr>
+            </w:pPr>
+            <w:r>
+              <w:rPr>
+                <w:rFonts w:ascii="Calibri" w:eastAsia="Calibri" w:hAnsi="Calibri" w:cs="Calibri"/>
+                <w:b/>
+                <w:bCs/>
+                <w:i/>
+                <w:color w:val="000000" w:themeColor="text1"/>
+              </w:rPr>
+              <w:t>Los bonos regalo se obtienen mediante el programa de puntos de un establecimiento o como obsequios de terceros.</w:t>
+            </w:r>
+          </w:p>
+        </w:tc>
+      </w:tr>
+      <w:tr>
+        <w:trPr>
+          <w:cnfStyle w:val="000000100000" w:firstRow="0" w:lastRow="0" w:firstColumn="0" w:lastColumn="0" w:oddVBand="0" w:evenVBand="0" w:oddHBand="1" w:evenHBand="0" w:firstRowFirstColumn="0" w:firstRowLastColumn="0" w:lastRowFirstColumn="0" w:lastRowLastColumn="0"/>
+          <w:trHeight w:val="220"/>
+        </w:trPr>
+        <w:tc>
+          <w:tcPr>
+            <w:cnfStyle w:val="001000000000" w:firstRow="0" w:lastRow="0" w:firstColumn="1" w:lastColumn="0" w:oddVBand="0" w:evenVBand="0" w:oddHBand="0" w:evenHBand="0" w:firstRowFirstColumn="0" w:firstRowLastColumn="0" w:lastRowFirstColumn="0" w:lastRowLastColumn="0"/>
+            <w:tcW w:w="1267" w:type="dxa"/>
+          </w:tcPr>
+          <w:p>
+            <w:pPr>
+              <w:rPr>
+                <w:rFonts w:ascii="Calibri" w:eastAsia="Calibri" w:hAnsi="Calibri" w:cs="Calibri"/>
+                <w:color w:val="595959"/>
+              </w:rPr>
+            </w:pPr>
+            <w:r>
+              <w:rPr>
+                <w:rFonts w:ascii="Calibri" w:eastAsia="Calibri" w:hAnsi="Calibri" w:cs="Calibri"/>
+                <w:color w:val="595959"/>
+              </w:rPr>
+              <w:t>Opción a)</w:t>
+            </w:r>
+          </w:p>
+        </w:tc>
+        <w:tc>
+          <w:tcPr>
+            <w:tcW w:w="6727" w:type="dxa"/>
+            <w:gridSpan w:val="2"/>
+            <w:shd w:val="clear" w:color="auto" w:fill="FFFFFF"/>
+          </w:tcPr>
+          <w:p>
+            <w:pPr>
+              <w:cnfStyle w:val="000000100000" w:firstRow="0" w:lastRow="0" w:firstColumn="0" w:lastColumn="0" w:oddVBand="0" w:evenVBand="0" w:oddHBand="1" w:evenHBand="0" w:firstRowFirstColumn="0" w:firstRowLastColumn="0" w:lastRowFirstColumn="0" w:lastRowLastColumn="0"/>
+              <w:rPr>
+                <w:rFonts w:ascii="Calibri" w:eastAsia="Calibri" w:hAnsi="Calibri" w:cs="Calibri"/>
+                <w:color w:val="auto"/>
+              </w:rPr>
+            </w:pPr>
+            <w:r>
+              <w:rPr>
+                <w:rFonts w:ascii="Calibri" w:eastAsia="Calibri" w:hAnsi="Calibri" w:cs="Calibri"/>
+                <w:i/>
+                <w:color w:val="auto"/>
+              </w:rPr>
+              <w:t>Verdadero</w:t>
+            </w:r>
+          </w:p>
+        </w:tc>
+        <w:tc>
+          <w:tcPr>
+            <w:tcW w:w="2160" w:type="dxa"/>
+            <w:shd w:val="clear" w:color="auto" w:fill="FFFFFF"/>
           </w:tcPr>
           <w:p>
             <w:pPr>
               <w:widowControl w:val="0"/>
-              <w:rPr>
-                <w:rFonts w:ascii="Calibri" w:eastAsia="Calibri" w:hAnsi="Calibri" w:cs="Calibri"/>
-                <w:color w:val="595959"/>
-              </w:rPr>
-            </w:pPr>
-            <w:r>
-              <w:rPr>
-                <w:rFonts w:ascii="Calibri" w:eastAsia="Calibri" w:hAnsi="Calibri" w:cs="Calibri"/>
-                <w:color w:val="595959"/>
-              </w:rPr>
-              <w:t>Mensaje cuando el porcentaje de respuestas correctas es inferior al 70%</w:t>
-            </w:r>
-          </w:p>
-          <w:p>
-            <w:pPr>
-              <w:rPr>
-                <w:rFonts w:ascii="Calibri" w:eastAsia="Calibri" w:hAnsi="Calibri" w:cs="Calibri"/>
-                <w:color w:val="595959"/>
-              </w:rPr>
-            </w:pPr>
-          </w:p>
-        </w:tc>
-        <w:tc>
-          <w:tcPr>
-            <w:tcW w:w="7470" w:type="dxa"/>
+              <w:cnfStyle w:val="000000100000" w:firstRow="0" w:lastRow="0" w:firstColumn="0" w:lastColumn="0" w:oddVBand="0" w:evenVBand="0" w:oddHBand="1" w:evenHBand="0" w:firstRowFirstColumn="0" w:firstRowLastColumn="0" w:lastRowFirstColumn="0" w:lastRowLastColumn="0"/>
+              <w:rPr>
+                <w:rFonts w:ascii="Calibri" w:eastAsia="Calibri" w:hAnsi="Calibri" w:cs="Calibri"/>
+                <w:i/>
+                <w:color w:val="auto"/>
+              </w:rPr>
+            </w:pPr>
+            <w:r>
+              <w:rPr>
+                <w:rFonts w:ascii="Calibri" w:eastAsia="Calibri" w:hAnsi="Calibri" w:cs="Calibri"/>
+                <w:i/>
+                <w:color w:val="auto"/>
+              </w:rPr>
+              <w:t>X</w:t>
+            </w:r>
+          </w:p>
+        </w:tc>
+      </w:tr>
+      <w:tr>
+        <w:trPr>
+          <w:trHeight w:val="220"/>
+        </w:trPr>
+        <w:tc>
+          <w:tcPr>
+            <w:cnfStyle w:val="001000000000" w:firstRow="0" w:lastRow="0" w:firstColumn="1" w:lastColumn="0" w:oddVBand="0" w:evenVBand="0" w:oddHBand="0" w:evenHBand="0" w:firstRowFirstColumn="0" w:firstRowLastColumn="0" w:lastRowFirstColumn="0" w:lastRowLastColumn="0"/>
+            <w:tcW w:w="1267" w:type="dxa"/>
+            <w:shd w:val="clear" w:color="auto" w:fill="auto"/>
+          </w:tcPr>
+          <w:p>
+            <w:pPr>
+              <w:rPr>
+                <w:rFonts w:ascii="Calibri" w:eastAsia="Calibri" w:hAnsi="Calibri" w:cs="Calibri"/>
+                <w:color w:val="595959"/>
+              </w:rPr>
+            </w:pPr>
+            <w:r>
+              <w:rPr>
+                <w:rFonts w:ascii="Calibri" w:eastAsia="Calibri" w:hAnsi="Calibri" w:cs="Calibri"/>
+                <w:color w:val="595959"/>
+              </w:rPr>
+              <w:t>Opción b)</w:t>
+            </w:r>
+          </w:p>
+        </w:tc>
+        <w:tc>
+          <w:tcPr>
+            <w:tcW w:w="6727" w:type="dxa"/>
+            <w:gridSpan w:val="2"/>
+            <w:shd w:val="clear" w:color="auto" w:fill="FFFFFF"/>
+          </w:tcPr>
+          <w:p>
+            <w:pPr>
+              <w:cnfStyle w:val="000000000000" w:firstRow="0" w:lastRow="0" w:firstColumn="0" w:lastColumn="0" w:oddVBand="0" w:evenVBand="0" w:oddHBand="0" w:evenHBand="0" w:firstRowFirstColumn="0" w:firstRowLastColumn="0" w:lastRowFirstColumn="0" w:lastRowLastColumn="0"/>
+              <w:rPr>
+                <w:rFonts w:ascii="Calibri" w:eastAsia="Calibri" w:hAnsi="Calibri" w:cs="Calibri"/>
+                <w:color w:val="auto"/>
+              </w:rPr>
+            </w:pPr>
+            <w:r>
+              <w:rPr>
+                <w:rFonts w:ascii="Calibri" w:eastAsia="Calibri" w:hAnsi="Calibri" w:cs="Calibri"/>
+                <w:i/>
+                <w:color w:val="auto"/>
+              </w:rPr>
+              <w:t>Falso</w:t>
+            </w:r>
+          </w:p>
+        </w:tc>
+        <w:tc>
+          <w:tcPr>
+            <w:tcW w:w="2160" w:type="dxa"/>
+            <w:shd w:val="clear" w:color="auto" w:fill="FFFFFF"/>
+          </w:tcPr>
+          <w:p>
+            <w:pPr>
+              <w:widowControl w:val="0"/>
+              <w:cnfStyle w:val="000000000000" w:firstRow="0" w:lastRow="0" w:firstColumn="0" w:lastColumn="0" w:oddVBand="0" w:evenVBand="0" w:oddHBand="0" w:evenHBand="0" w:firstRowFirstColumn="0" w:firstRowLastColumn="0" w:lastRowFirstColumn="0" w:lastRowLastColumn="0"/>
+              <w:rPr>
+                <w:rFonts w:ascii="Calibri" w:eastAsia="Calibri" w:hAnsi="Calibri" w:cs="Calibri"/>
+                <w:i/>
+                <w:color w:val="auto"/>
+              </w:rPr>
+            </w:pPr>
+          </w:p>
+        </w:tc>
+      </w:tr>
+      <w:tr>
+        <w:trPr>
+          <w:cnfStyle w:val="000000100000" w:firstRow="0" w:lastRow="0" w:firstColumn="0" w:lastColumn="0" w:oddVBand="0" w:evenVBand="0" w:oddHBand="1" w:evenHBand="0" w:firstRowFirstColumn="0" w:firstRowLastColumn="0" w:lastRowFirstColumn="0" w:lastRowLastColumn="0"/>
+          <w:trHeight w:val="220"/>
+        </w:trPr>
+        <w:tc>
+          <w:tcPr>
+            <w:cnfStyle w:val="001000000000" w:firstRow="0" w:lastRow="0" w:firstColumn="1" w:lastColumn="0" w:oddVBand="0" w:evenVBand="0" w:oddHBand="0" w:evenHBand="0" w:firstRowFirstColumn="0" w:firstRowLastColumn="0" w:lastRowFirstColumn="0" w:lastRowLastColumn="0"/>
+            <w:tcW w:w="2534" w:type="dxa"/>
+            <w:gridSpan w:val="2"/>
+          </w:tcPr>
+          <w:p>
+            <w:pPr>
+              <w:rPr>
+                <w:rFonts w:ascii="Calibri" w:eastAsia="Calibri" w:hAnsi="Calibri" w:cs="Calibri"/>
+                <w:color w:val="595959"/>
+              </w:rPr>
+            </w:pPr>
+            <w:r>
+              <w:rPr>
+                <w:rFonts w:ascii="Calibri" w:eastAsia="Calibri" w:hAnsi="Calibri" w:cs="Calibri"/>
+                <w:color w:val="595959"/>
+              </w:rPr>
+              <w:t>Comentario respuesta correcta</w:t>
+            </w:r>
+          </w:p>
+        </w:tc>
+        <w:tc>
+          <w:tcPr>
+            <w:tcW w:w="7620" w:type="dxa"/>
+            <w:gridSpan w:val="2"/>
+            <w:shd w:val="clear" w:color="auto" w:fill="FFFFFF"/>
+          </w:tcPr>
+          <w:p>
+            <w:pPr>
+              <w:cnfStyle w:val="000000100000" w:firstRow="0" w:lastRow="0" w:firstColumn="0" w:lastColumn="0" w:oddVBand="0" w:evenVBand="0" w:oddHBand="1" w:evenHBand="0" w:firstRowFirstColumn="0" w:firstRowLastColumn="0" w:lastRowFirstColumn="0" w:lastRowLastColumn="0"/>
+              <w:rPr>
+                <w:rFonts w:ascii="Calibri" w:eastAsia="Calibri" w:hAnsi="Calibri" w:cs="Calibri"/>
+                <w:b/>
+                <w:i/>
+                <w:color w:val="auto"/>
+              </w:rPr>
+            </w:pPr>
+            <w:r>
+              <w:rPr>
+                <w:rFonts w:ascii="Calibri" w:eastAsia="Calibri" w:hAnsi="Calibri" w:cs="Calibri"/>
+                <w:i/>
+                <w:color w:val="auto"/>
+              </w:rPr>
+              <w:t>¡Felicitaciones! Ha captado con claridad los conceptos de protocolos de cierre de caja.</w:t>
+            </w:r>
+          </w:p>
+        </w:tc>
+      </w:tr>
+      <w:tr>
+        <w:trPr>
+          <w:trHeight w:val="220"/>
+        </w:trPr>
+        <w:tc>
+          <w:tcPr>
+            <w:cnfStyle w:val="001000000000" w:firstRow="0" w:lastRow="0" w:firstColumn="1" w:lastColumn="0" w:oddVBand="0" w:evenVBand="0" w:oddHBand="0" w:evenHBand="0" w:firstRowFirstColumn="0" w:firstRowLastColumn="0" w:lastRowFirstColumn="0" w:lastRowLastColumn="0"/>
+            <w:tcW w:w="2534" w:type="dxa"/>
+            <w:gridSpan w:val="2"/>
+          </w:tcPr>
+          <w:p>
+            <w:pPr>
+              <w:rPr>
+                <w:rFonts w:ascii="Calibri" w:eastAsia="Calibri" w:hAnsi="Calibri" w:cs="Calibri"/>
+                <w:color w:val="595959"/>
+              </w:rPr>
+            </w:pPr>
+            <w:r>
+              <w:rPr>
+                <w:rFonts w:ascii="Calibri" w:eastAsia="Calibri" w:hAnsi="Calibri" w:cs="Calibri"/>
+                <w:color w:val="595959"/>
+              </w:rPr>
+              <w:t>Comentario respuesta incorrecta</w:t>
+            </w:r>
+          </w:p>
+        </w:tc>
+        <w:tc>
+          <w:tcPr>
+            <w:tcW w:w="7620" w:type="dxa"/>
+            <w:gridSpan w:val="2"/>
+            <w:shd w:val="clear" w:color="auto" w:fill="FFFFFF"/>
+          </w:tcPr>
+          <w:p>
+            <w:pPr>
+              <w:cnfStyle w:val="000000000000" w:firstRow="0" w:lastRow="0" w:firstColumn="0" w:lastColumn="0" w:oddVBand="0" w:evenVBand="0" w:oddHBand="0" w:evenHBand="0" w:firstRowFirstColumn="0" w:firstRowLastColumn="0" w:lastRowFirstColumn="0" w:lastRowLastColumn="0"/>
+              <w:rPr>
+                <w:rFonts w:ascii="Calibri" w:eastAsia="Calibri" w:hAnsi="Calibri" w:cs="Calibri"/>
+                <w:b/>
+                <w:i/>
+                <w:color w:val="auto"/>
+              </w:rPr>
+            </w:pPr>
+            <w:r>
+              <w:rPr>
+                <w:rFonts w:ascii="Calibri" w:eastAsia="Calibri" w:hAnsi="Calibri" w:cs="Calibri"/>
+                <w:i/>
+                <w:color w:val="auto"/>
+              </w:rPr>
+              <w:t>Respuesta incorrecta, revise nuevamente el contenido del componente formativo.</w:t>
+            </w:r>
+          </w:p>
+        </w:tc>
+      </w:tr>
+      <w:tr>
+        <w:trPr>
+          <w:cnfStyle w:val="000000100000" w:firstRow="0" w:lastRow="0" w:firstColumn="0" w:lastColumn="0" w:oddVBand="0" w:evenVBand="0" w:oddHBand="1" w:evenHBand="0" w:firstRowFirstColumn="0" w:firstRowLastColumn="0" w:lastRowFirstColumn="0" w:lastRowLastColumn="0"/>
+          <w:trHeight w:val="220"/>
+        </w:trPr>
+        <w:tc>
+          <w:tcPr>
+            <w:cnfStyle w:val="001000000000" w:firstRow="0" w:lastRow="0" w:firstColumn="1" w:lastColumn="0" w:oddVBand="0" w:evenVBand="0" w:oddHBand="0" w:evenHBand="0" w:firstRowFirstColumn="0" w:firstRowLastColumn="0" w:lastRowFirstColumn="0" w:lastRowLastColumn="0"/>
+            <w:tcW w:w="2534" w:type="dxa"/>
+            <w:gridSpan w:val="2"/>
+          </w:tcPr>
+          <w:p>
+            <w:pPr>
+              <w:rPr>
+                <w:rFonts w:ascii="Calibri" w:eastAsia="Calibri" w:hAnsi="Calibri" w:cs="Calibri"/>
+                <w:color w:val="595959"/>
+              </w:rPr>
+            </w:pPr>
+            <w:r>
+              <w:rPr>
+                <w:rFonts w:ascii="Calibri" w:eastAsia="Calibri" w:hAnsi="Calibri" w:cs="Calibri"/>
+                <w:color w:val="595959"/>
+              </w:rPr>
+              <w:t xml:space="preserve">Pregunta </w:t>
+            </w:r>
+            <w:r>
+              <w:rPr>
+                <w:rFonts w:ascii="Calibri" w:eastAsia="Calibri" w:hAnsi="Calibri" w:cs="Calibri"/>
+                <w:color w:val="595959"/>
+              </w:rPr>
+              <w:t>3</w:t>
+            </w:r>
+          </w:p>
+        </w:tc>
+        <w:tc>
+          <w:tcPr>
+            <w:tcW w:w="7620" w:type="dxa"/>
+            <w:gridSpan w:val="2"/>
+          </w:tcPr>
+          <w:p>
+            <w:pPr>
+              <w:cnfStyle w:val="000000100000" w:firstRow="0" w:lastRow="0" w:firstColumn="0" w:lastColumn="0" w:oddVBand="0" w:evenVBand="0" w:oddHBand="1" w:evenHBand="0" w:firstRowFirstColumn="0" w:firstRowLastColumn="0" w:lastRowFirstColumn="0" w:lastRowLastColumn="0"/>
+              <w:rPr>
+                <w:rFonts w:ascii="Calibri" w:eastAsia="Calibri" w:hAnsi="Calibri" w:cs="Calibri"/>
+                <w:b/>
+                <w:bCs/>
+                <w:i/>
+                <w:color w:val="AEAAAA"/>
+              </w:rPr>
+            </w:pPr>
+            <w:r>
+              <w:rPr>
+                <w:rFonts w:ascii="Calibri" w:eastAsia="Calibri" w:hAnsi="Calibri" w:cs="Calibri"/>
+                <w:b/>
+                <w:bCs/>
+                <w:i/>
+                <w:color w:val="000000" w:themeColor="text1"/>
+              </w:rPr>
+              <w:t>Las tarjetas débito y crédito son métodos de pago que permiten realizar transacciones directamente desde la cuenta bancaria del cliente.</w:t>
+            </w:r>
+          </w:p>
+        </w:tc>
+      </w:tr>
+      <w:tr>
+        <w:trPr>
+          <w:trHeight w:val="220"/>
+        </w:trPr>
+        <w:tc>
+          <w:tcPr>
+            <w:cnfStyle w:val="001000000000" w:firstRow="0" w:lastRow="0" w:firstColumn="1" w:lastColumn="0" w:oddVBand="0" w:evenVBand="0" w:oddHBand="0" w:evenHBand="0" w:firstRowFirstColumn="0" w:firstRowLastColumn="0" w:lastRowFirstColumn="0" w:lastRowLastColumn="0"/>
+            <w:tcW w:w="1267" w:type="dxa"/>
+          </w:tcPr>
+          <w:p>
+            <w:pPr>
+              <w:rPr>
+                <w:rFonts w:ascii="Calibri" w:eastAsia="Calibri" w:hAnsi="Calibri" w:cs="Calibri"/>
+                <w:color w:val="595959"/>
+              </w:rPr>
+            </w:pPr>
+            <w:r>
+              <w:rPr>
+                <w:rFonts w:ascii="Calibri" w:eastAsia="Calibri" w:hAnsi="Calibri" w:cs="Calibri"/>
+                <w:color w:val="595959"/>
+              </w:rPr>
+              <w:t>Opción a)</w:t>
+            </w:r>
+          </w:p>
+        </w:tc>
+        <w:tc>
+          <w:tcPr>
+            <w:tcW w:w="6727" w:type="dxa"/>
+            <w:gridSpan w:val="2"/>
+            <w:shd w:val="clear" w:color="auto" w:fill="FFFFFF"/>
+          </w:tcPr>
+          <w:p>
+            <w:pPr>
+              <w:cnfStyle w:val="000000000000" w:firstRow="0" w:lastRow="0" w:firstColumn="0" w:lastColumn="0" w:oddVBand="0" w:evenVBand="0" w:oddHBand="0" w:evenHBand="0" w:firstRowFirstColumn="0" w:firstRowLastColumn="0" w:lastRowFirstColumn="0" w:lastRowLastColumn="0"/>
+              <w:rPr>
+                <w:rFonts w:ascii="Calibri" w:eastAsia="Calibri" w:hAnsi="Calibri" w:cs="Calibri"/>
+                <w:color w:val="auto"/>
+              </w:rPr>
+            </w:pPr>
+            <w:r>
+              <w:rPr>
+                <w:rFonts w:ascii="Calibri" w:eastAsia="Calibri" w:hAnsi="Calibri" w:cs="Calibri"/>
+                <w:i/>
+                <w:color w:val="auto"/>
+              </w:rPr>
+              <w:t>Verdadero</w:t>
+            </w:r>
+          </w:p>
+        </w:tc>
+        <w:tc>
+          <w:tcPr>
+            <w:tcW w:w="2160" w:type="dxa"/>
+            <w:shd w:val="clear" w:color="auto" w:fill="FFFFFF"/>
+          </w:tcPr>
+          <w:p>
+            <w:pPr>
+              <w:widowControl w:val="0"/>
+              <w:cnfStyle w:val="000000000000" w:firstRow="0" w:lastRow="0" w:firstColumn="0" w:lastColumn="0" w:oddVBand="0" w:evenVBand="0" w:oddHBand="0" w:evenHBand="0" w:firstRowFirstColumn="0" w:firstRowLastColumn="0" w:lastRowFirstColumn="0" w:lastRowLastColumn="0"/>
+              <w:rPr>
+                <w:rFonts w:ascii="Calibri" w:eastAsia="Calibri" w:hAnsi="Calibri" w:cs="Calibri"/>
+                <w:i/>
+                <w:color w:val="auto"/>
+              </w:rPr>
+            </w:pPr>
+            <w:r>
+              <w:rPr>
+                <w:rFonts w:ascii="Calibri" w:eastAsia="Calibri" w:hAnsi="Calibri" w:cs="Calibri"/>
+                <w:i/>
+                <w:color w:val="auto"/>
+              </w:rPr>
+              <w:t>X</w:t>
+            </w:r>
+          </w:p>
+        </w:tc>
+      </w:tr>
+      <w:tr>
+        <w:trPr>
+          <w:cnfStyle w:val="000000100000" w:firstRow="0" w:lastRow="0" w:firstColumn="0" w:lastColumn="0" w:oddVBand="0" w:evenVBand="0" w:oddHBand="1" w:evenHBand="0" w:firstRowFirstColumn="0" w:firstRowLastColumn="0" w:lastRowFirstColumn="0" w:lastRowLastColumn="0"/>
+          <w:trHeight w:val="220"/>
+        </w:trPr>
+        <w:tc>
+          <w:tcPr>
+            <w:cnfStyle w:val="001000000000" w:firstRow="0" w:lastRow="0" w:firstColumn="1" w:lastColumn="0" w:oddVBand="0" w:evenVBand="0" w:oddHBand="0" w:evenHBand="0" w:firstRowFirstColumn="0" w:firstRowLastColumn="0" w:lastRowFirstColumn="0" w:lastRowLastColumn="0"/>
+            <w:tcW w:w="1267" w:type="dxa"/>
+            <w:shd w:val="clear" w:color="auto" w:fill="auto"/>
+          </w:tcPr>
+          <w:p>
+            <w:pPr>
+              <w:rPr>
+                <w:rFonts w:ascii="Calibri" w:eastAsia="Calibri" w:hAnsi="Calibri" w:cs="Calibri"/>
+                <w:color w:val="595959"/>
+              </w:rPr>
+            </w:pPr>
+            <w:r>
+              <w:rPr>
+                <w:rFonts w:ascii="Calibri" w:eastAsia="Calibri" w:hAnsi="Calibri" w:cs="Calibri"/>
+                <w:color w:val="595959"/>
+              </w:rPr>
+              <w:t>Opción b)</w:t>
+            </w:r>
+          </w:p>
+        </w:tc>
+        <w:tc>
+          <w:tcPr>
+            <w:tcW w:w="6727" w:type="dxa"/>
+            <w:gridSpan w:val="2"/>
+            <w:shd w:val="clear" w:color="auto" w:fill="FFFFFF"/>
+          </w:tcPr>
+          <w:p>
+            <w:pPr>
+              <w:cnfStyle w:val="000000100000" w:firstRow="0" w:lastRow="0" w:firstColumn="0" w:lastColumn="0" w:oddVBand="0" w:evenVBand="0" w:oddHBand="1" w:evenHBand="0" w:firstRowFirstColumn="0" w:firstRowLastColumn="0" w:lastRowFirstColumn="0" w:lastRowLastColumn="0"/>
+              <w:rPr>
+                <w:rFonts w:ascii="Calibri" w:eastAsia="Calibri" w:hAnsi="Calibri" w:cs="Calibri"/>
+                <w:color w:val="auto"/>
+              </w:rPr>
+            </w:pPr>
+            <w:r>
+              <w:rPr>
+                <w:rFonts w:ascii="Calibri" w:eastAsia="Calibri" w:hAnsi="Calibri" w:cs="Calibri"/>
+                <w:i/>
+                <w:color w:val="auto"/>
+              </w:rPr>
+              <w:t>Falso</w:t>
+            </w:r>
+          </w:p>
+        </w:tc>
+        <w:tc>
+          <w:tcPr>
+            <w:tcW w:w="2160" w:type="dxa"/>
+            <w:shd w:val="clear" w:color="auto" w:fill="FFFFFF"/>
+          </w:tcPr>
+          <w:p>
+            <w:pPr>
+              <w:widowControl w:val="0"/>
+              <w:cnfStyle w:val="000000100000" w:firstRow="0" w:lastRow="0" w:firstColumn="0" w:lastColumn="0" w:oddVBand="0" w:evenVBand="0" w:oddHBand="1" w:evenHBand="0" w:firstRowFirstColumn="0" w:firstRowLastColumn="0" w:lastRowFirstColumn="0" w:lastRowLastColumn="0"/>
+              <w:rPr>
+                <w:rFonts w:ascii="Calibri" w:eastAsia="Calibri" w:hAnsi="Calibri" w:cs="Calibri"/>
+                <w:i/>
+                <w:color w:val="auto"/>
+              </w:rPr>
+            </w:pPr>
+          </w:p>
+        </w:tc>
+      </w:tr>
+      <w:tr>
+        <w:trPr>
+          <w:trHeight w:val="220"/>
+        </w:trPr>
+        <w:tc>
+          <w:tcPr>
+            <w:cnfStyle w:val="001000000000" w:firstRow="0" w:lastRow="0" w:firstColumn="1" w:lastColumn="0" w:oddVBand="0" w:evenVBand="0" w:oddHBand="0" w:evenHBand="0" w:firstRowFirstColumn="0" w:firstRowLastColumn="0" w:lastRowFirstColumn="0" w:lastRowLastColumn="0"/>
+            <w:tcW w:w="2534" w:type="dxa"/>
+            <w:gridSpan w:val="2"/>
+            <w:shd w:val="clear" w:color="auto" w:fill="FBE5D5"/>
+          </w:tcPr>
+          <w:p>
+            <w:pPr>
+              <w:rPr>
+                <w:rFonts w:ascii="Calibri" w:eastAsia="Calibri" w:hAnsi="Calibri" w:cs="Calibri"/>
+                <w:color w:val="595959"/>
+              </w:rPr>
+            </w:pPr>
+            <w:r>
+              <w:rPr>
+                <w:rFonts w:ascii="Calibri" w:eastAsia="Calibri" w:hAnsi="Calibri" w:cs="Calibri"/>
+                <w:color w:val="595959"/>
+              </w:rPr>
+              <w:t>Comentario respuesta correcta</w:t>
+            </w:r>
+          </w:p>
+        </w:tc>
+        <w:tc>
+          <w:tcPr>
+            <w:tcW w:w="7620" w:type="dxa"/>
+            <w:gridSpan w:val="2"/>
+            <w:shd w:val="clear" w:color="auto" w:fill="FFFFFF"/>
+          </w:tcPr>
+          <w:p>
+            <w:pPr>
+              <w:cnfStyle w:val="000000000000" w:firstRow="0" w:lastRow="0" w:firstColumn="0" w:lastColumn="0" w:oddVBand="0" w:evenVBand="0" w:oddHBand="0" w:evenHBand="0" w:firstRowFirstColumn="0" w:firstRowLastColumn="0" w:lastRowFirstColumn="0" w:lastRowLastColumn="0"/>
+              <w:rPr>
+                <w:rFonts w:ascii="Calibri" w:eastAsia="Calibri" w:hAnsi="Calibri" w:cs="Calibri"/>
+                <w:b/>
+                <w:i/>
+                <w:color w:val="auto"/>
+              </w:rPr>
+            </w:pPr>
+            <w:r>
+              <w:rPr>
+                <w:rFonts w:ascii="Calibri" w:eastAsia="Calibri" w:hAnsi="Calibri" w:cs="Calibri"/>
+                <w:i/>
+                <w:color w:val="auto"/>
+              </w:rPr>
+              <w:t>¡Felicitaciones! Ha captado con claridad los conceptos de protocolos de cierre de caja.</w:t>
+            </w:r>
+          </w:p>
+        </w:tc>
+      </w:tr>
+      <w:tr>
+        <w:trPr>
+          <w:cnfStyle w:val="000000100000" w:firstRow="0" w:lastRow="0" w:firstColumn="0" w:lastColumn="0" w:oddVBand="0" w:evenVBand="0" w:oddHBand="1" w:evenHBand="0" w:firstRowFirstColumn="0" w:firstRowLastColumn="0" w:lastRowFirstColumn="0" w:lastRowLastColumn="0"/>
+          <w:trHeight w:val="220"/>
+        </w:trPr>
+        <w:tc>
+          <w:tcPr>
+            <w:cnfStyle w:val="001000000000" w:firstRow="0" w:lastRow="0" w:firstColumn="1" w:lastColumn="0" w:oddVBand="0" w:evenVBand="0" w:oddHBand="0" w:evenHBand="0" w:firstRowFirstColumn="0" w:firstRowLastColumn="0" w:lastRowFirstColumn="0" w:lastRowLastColumn="0"/>
+            <w:tcW w:w="2534" w:type="dxa"/>
+            <w:gridSpan w:val="2"/>
+          </w:tcPr>
+          <w:p>
+            <w:pPr>
+              <w:rPr>
+                <w:rFonts w:ascii="Calibri" w:eastAsia="Calibri" w:hAnsi="Calibri" w:cs="Calibri"/>
+                <w:color w:val="595959"/>
+              </w:rPr>
+            </w:pPr>
+            <w:r>
+              <w:rPr>
+                <w:rFonts w:ascii="Calibri" w:eastAsia="Calibri" w:hAnsi="Calibri" w:cs="Calibri"/>
+                <w:color w:val="595959"/>
+              </w:rPr>
+              <w:t>Comentario respuesta incorrecta</w:t>
+            </w:r>
+          </w:p>
+        </w:tc>
+        <w:tc>
+          <w:tcPr>
+            <w:tcW w:w="7620" w:type="dxa"/>
+            <w:gridSpan w:val="2"/>
+            <w:shd w:val="clear" w:color="auto" w:fill="FFFFFF"/>
+          </w:tcPr>
+          <w:p>
+            <w:pPr>
+              <w:cnfStyle w:val="000000100000" w:firstRow="0" w:lastRow="0" w:firstColumn="0" w:lastColumn="0" w:oddVBand="0" w:evenVBand="0" w:oddHBand="1" w:evenHBand="0" w:firstRowFirstColumn="0" w:firstRowLastColumn="0" w:lastRowFirstColumn="0" w:lastRowLastColumn="0"/>
+              <w:rPr>
+                <w:rFonts w:ascii="Calibri" w:eastAsia="Calibri" w:hAnsi="Calibri" w:cs="Calibri"/>
+                <w:b/>
+                <w:i/>
+                <w:color w:val="auto"/>
+              </w:rPr>
+            </w:pPr>
+            <w:r>
+              <w:rPr>
+                <w:rFonts w:ascii="Calibri" w:eastAsia="Calibri" w:hAnsi="Calibri" w:cs="Calibri"/>
+                <w:i/>
+                <w:color w:val="auto"/>
+              </w:rPr>
+              <w:t>Respuesta incorrecta, revise nuevamente el contenido del componente formativo.</w:t>
+            </w:r>
+          </w:p>
+        </w:tc>
+      </w:tr>
+      <w:tr>
+        <w:trPr>
+          <w:trHeight w:val="220"/>
+        </w:trPr>
+        <w:tc>
+          <w:tcPr>
+            <w:cnfStyle w:val="001000000000" w:firstRow="0" w:lastRow="0" w:firstColumn="1" w:lastColumn="0" w:oddVBand="0" w:evenVBand="0" w:oddHBand="0" w:evenHBand="0" w:firstRowFirstColumn="0" w:firstRowLastColumn="0" w:lastRowFirstColumn="0" w:lastRowLastColumn="0"/>
+            <w:tcW w:w="2534" w:type="dxa"/>
+            <w:gridSpan w:val="2"/>
+          </w:tcPr>
+          <w:p>
+            <w:pPr>
+              <w:rPr>
+                <w:rFonts w:ascii="Calibri" w:eastAsia="Calibri" w:hAnsi="Calibri" w:cs="Calibri"/>
+                <w:color w:val="595959"/>
+              </w:rPr>
+            </w:pPr>
+            <w:r>
+              <w:rPr>
+                <w:rFonts w:ascii="Calibri" w:eastAsia="Calibri" w:hAnsi="Calibri" w:cs="Calibri"/>
+                <w:color w:val="595959"/>
+              </w:rPr>
+              <w:t xml:space="preserve">Pregunta </w:t>
+            </w:r>
+            <w:r>
+              <w:rPr>
+                <w:rFonts w:ascii="Calibri" w:eastAsia="Calibri" w:hAnsi="Calibri" w:cs="Calibri"/>
+                <w:color w:val="595959"/>
+              </w:rPr>
+              <w:t>4</w:t>
+            </w:r>
+          </w:p>
+        </w:tc>
+        <w:tc>
+          <w:tcPr>
+            <w:tcW w:w="7620" w:type="dxa"/>
+            <w:gridSpan w:val="2"/>
+          </w:tcPr>
+          <w:p>
+            <w:pPr>
+              <w:cnfStyle w:val="000000000000" w:firstRow="0" w:lastRow="0" w:firstColumn="0" w:lastColumn="0" w:oddVBand="0" w:evenVBand="0" w:oddHBand="0" w:evenHBand="0" w:firstRowFirstColumn="0" w:firstRowLastColumn="0" w:lastRowFirstColumn="0" w:lastRowLastColumn="0"/>
+              <w:rPr>
+                <w:rFonts w:ascii="Calibri" w:eastAsia="Calibri" w:hAnsi="Calibri" w:cs="Calibri"/>
+                <w:b/>
+                <w:bCs/>
+                <w:i/>
+                <w:color w:val="AEAAAA"/>
+              </w:rPr>
+            </w:pPr>
+            <w:r>
+              <w:rPr>
+                <w:rFonts w:ascii="Calibri" w:eastAsia="Calibri" w:hAnsi="Calibri" w:cs="Calibri"/>
+                <w:b/>
+                <w:bCs/>
+                <w:i/>
+                <w:color w:val="000000" w:themeColor="text1"/>
+              </w:rPr>
+              <w:t xml:space="preserve">Al dudar de la autenticidad del dinero en efectivo, no se </w:t>
+            </w:r>
+            <w:r>
+              <w:rPr>
+                <w:rFonts w:ascii="Calibri" w:eastAsia="Calibri" w:hAnsi="Calibri" w:cs="Calibri"/>
+                <w:b/>
+                <w:bCs/>
+                <w:i/>
+                <w:color w:val="000000" w:themeColor="text1"/>
+              </w:rPr>
+              <w:t xml:space="preserve">debe </w:t>
+            </w:r>
+            <w:r>
+              <w:rPr>
+                <w:rFonts w:ascii="Calibri" w:eastAsia="Calibri" w:hAnsi="Calibri" w:cs="Calibri"/>
+                <w:b/>
+                <w:bCs/>
+                <w:i/>
+                <w:color w:val="000000" w:themeColor="text1"/>
+              </w:rPr>
+              <w:t>compara</w:t>
+            </w:r>
+            <w:r>
+              <w:rPr>
+                <w:rFonts w:ascii="Calibri" w:eastAsia="Calibri" w:hAnsi="Calibri" w:cs="Calibri"/>
+                <w:b/>
+                <w:bCs/>
+                <w:i/>
+                <w:color w:val="000000" w:themeColor="text1"/>
+              </w:rPr>
+              <w:t>r</w:t>
+            </w:r>
+            <w:r>
+              <w:rPr>
+                <w:rFonts w:ascii="Calibri" w:eastAsia="Calibri" w:hAnsi="Calibri" w:cs="Calibri"/>
+                <w:b/>
+                <w:bCs/>
+                <w:i/>
+                <w:color w:val="000000" w:themeColor="text1"/>
+              </w:rPr>
+              <w:t xml:space="preserve"> con otros billetes o monedas, ya que eso no ayuda a verificar su validez.</w:t>
+            </w:r>
+          </w:p>
+        </w:tc>
+      </w:tr>
+      <w:tr>
+        <w:trPr>
+          <w:cnfStyle w:val="000000100000" w:firstRow="0" w:lastRow="0" w:firstColumn="0" w:lastColumn="0" w:oddVBand="0" w:evenVBand="0" w:oddHBand="1" w:evenHBand="0" w:firstRowFirstColumn="0" w:firstRowLastColumn="0" w:lastRowFirstColumn="0" w:lastRowLastColumn="0"/>
+          <w:trHeight w:val="220"/>
+        </w:trPr>
+        <w:tc>
+          <w:tcPr>
+            <w:cnfStyle w:val="001000000000" w:firstRow="0" w:lastRow="0" w:firstColumn="1" w:lastColumn="0" w:oddVBand="0" w:evenVBand="0" w:oddHBand="0" w:evenHBand="0" w:firstRowFirstColumn="0" w:firstRowLastColumn="0" w:lastRowFirstColumn="0" w:lastRowLastColumn="0"/>
+            <w:tcW w:w="1267" w:type="dxa"/>
+          </w:tcPr>
+          <w:p>
+            <w:pPr>
+              <w:rPr>
+                <w:rFonts w:ascii="Calibri" w:eastAsia="Calibri" w:hAnsi="Calibri" w:cs="Calibri"/>
+                <w:color w:val="595959"/>
+              </w:rPr>
+            </w:pPr>
+            <w:r>
+              <w:rPr>
+                <w:rFonts w:ascii="Calibri" w:eastAsia="Calibri" w:hAnsi="Calibri" w:cs="Calibri"/>
+                <w:color w:val="595959"/>
+              </w:rPr>
+              <w:t>Opción a)</w:t>
+            </w:r>
+          </w:p>
+        </w:tc>
+        <w:tc>
+          <w:tcPr>
+            <w:tcW w:w="6727" w:type="dxa"/>
+            <w:gridSpan w:val="2"/>
+            <w:shd w:val="clear" w:color="auto" w:fill="FFFFFF"/>
+          </w:tcPr>
+          <w:p>
+            <w:pPr>
+              <w:cnfStyle w:val="000000100000" w:firstRow="0" w:lastRow="0" w:firstColumn="0" w:lastColumn="0" w:oddVBand="0" w:evenVBand="0" w:oddHBand="1" w:evenHBand="0" w:firstRowFirstColumn="0" w:firstRowLastColumn="0" w:lastRowFirstColumn="0" w:lastRowLastColumn="0"/>
+              <w:rPr>
+                <w:rFonts w:ascii="Calibri" w:eastAsia="Calibri" w:hAnsi="Calibri" w:cs="Calibri"/>
+                <w:color w:val="auto"/>
+              </w:rPr>
+            </w:pPr>
+            <w:r>
+              <w:rPr>
+                <w:rFonts w:ascii="Calibri" w:eastAsia="Calibri" w:hAnsi="Calibri" w:cs="Calibri"/>
+                <w:i/>
+                <w:color w:val="auto"/>
+              </w:rPr>
+              <w:t>Verdadero</w:t>
+            </w:r>
+          </w:p>
+        </w:tc>
+        <w:tc>
+          <w:tcPr>
+            <w:tcW w:w="2160" w:type="dxa"/>
+            <w:shd w:val="clear" w:color="auto" w:fill="FFFFFF"/>
+          </w:tcPr>
+          <w:p>
+            <w:pPr>
+              <w:widowControl w:val="0"/>
+              <w:cnfStyle w:val="000000100000" w:firstRow="0" w:lastRow="0" w:firstColumn="0" w:lastColumn="0" w:oddVBand="0" w:evenVBand="0" w:oddHBand="1" w:evenHBand="0" w:firstRowFirstColumn="0" w:firstRowLastColumn="0" w:lastRowFirstColumn="0" w:lastRowLastColumn="0"/>
+              <w:rPr>
+                <w:rFonts w:ascii="Calibri" w:eastAsia="Calibri" w:hAnsi="Calibri" w:cs="Calibri"/>
+                <w:i/>
+                <w:color w:val="auto"/>
+              </w:rPr>
+            </w:pPr>
+          </w:p>
+        </w:tc>
+      </w:tr>
+      <w:tr>
+        <w:trPr>
+          <w:trHeight w:val="220"/>
+        </w:trPr>
+        <w:tc>
+          <w:tcPr>
+            <w:cnfStyle w:val="001000000000" w:firstRow="0" w:lastRow="0" w:firstColumn="1" w:lastColumn="0" w:oddVBand="0" w:evenVBand="0" w:oddHBand="0" w:evenHBand="0" w:firstRowFirstColumn="0" w:firstRowLastColumn="0" w:lastRowFirstColumn="0" w:lastRowLastColumn="0"/>
+            <w:tcW w:w="1267" w:type="dxa"/>
+            <w:shd w:val="clear" w:color="auto" w:fill="auto"/>
+          </w:tcPr>
+          <w:p>
+            <w:pPr>
+              <w:rPr>
+                <w:rFonts w:ascii="Calibri" w:eastAsia="Calibri" w:hAnsi="Calibri" w:cs="Calibri"/>
+                <w:color w:val="595959"/>
+              </w:rPr>
+            </w:pPr>
+            <w:r>
+              <w:rPr>
+                <w:rFonts w:ascii="Calibri" w:eastAsia="Calibri" w:hAnsi="Calibri" w:cs="Calibri"/>
+                <w:color w:val="595959"/>
+              </w:rPr>
+              <w:t>Opción b)</w:t>
+            </w:r>
+          </w:p>
+        </w:tc>
+        <w:tc>
+          <w:tcPr>
+            <w:tcW w:w="6727" w:type="dxa"/>
+            <w:gridSpan w:val="2"/>
+            <w:shd w:val="clear" w:color="auto" w:fill="FFFFFF"/>
+          </w:tcPr>
+          <w:p>
+            <w:pPr>
+              <w:cnfStyle w:val="000000000000" w:firstRow="0" w:lastRow="0" w:firstColumn="0" w:lastColumn="0" w:oddVBand="0" w:evenVBand="0" w:oddHBand="0" w:evenHBand="0" w:firstRowFirstColumn="0" w:firstRowLastColumn="0" w:lastRowFirstColumn="0" w:lastRowLastColumn="0"/>
+              <w:rPr>
+                <w:rFonts w:ascii="Calibri" w:eastAsia="Calibri" w:hAnsi="Calibri" w:cs="Calibri"/>
+                <w:color w:val="auto"/>
+              </w:rPr>
+            </w:pPr>
+            <w:r>
+              <w:rPr>
+                <w:rFonts w:ascii="Calibri" w:eastAsia="Calibri" w:hAnsi="Calibri" w:cs="Calibri"/>
+                <w:i/>
+                <w:color w:val="auto"/>
+              </w:rPr>
+              <w:t>Falso</w:t>
+            </w:r>
+          </w:p>
+        </w:tc>
+        <w:tc>
+          <w:tcPr>
+            <w:tcW w:w="2160" w:type="dxa"/>
+            <w:shd w:val="clear" w:color="auto" w:fill="FFFFFF"/>
+          </w:tcPr>
+          <w:p>
+            <w:pPr>
+              <w:widowControl w:val="0"/>
+              <w:cnfStyle w:val="000000000000" w:firstRow="0" w:lastRow="0" w:firstColumn="0" w:lastColumn="0" w:oddVBand="0" w:evenVBand="0" w:oddHBand="0" w:evenHBand="0" w:firstRowFirstColumn="0" w:firstRowLastColumn="0" w:lastRowFirstColumn="0" w:lastRowLastColumn="0"/>
+              <w:rPr>
+                <w:rFonts w:ascii="Calibri" w:eastAsia="Calibri" w:hAnsi="Calibri" w:cs="Calibri"/>
+                <w:i/>
+                <w:color w:val="auto"/>
+              </w:rPr>
+            </w:pPr>
+            <w:r>
+              <w:rPr>
+                <w:rFonts w:ascii="Calibri" w:eastAsia="Calibri" w:hAnsi="Calibri" w:cs="Calibri"/>
+                <w:i/>
+                <w:color w:val="auto"/>
+              </w:rPr>
+              <w:t>X</w:t>
+            </w:r>
+          </w:p>
+        </w:tc>
+      </w:tr>
+      <w:tr>
+        <w:trPr>
+          <w:cnfStyle w:val="000000100000" w:firstRow="0" w:lastRow="0" w:firstColumn="0" w:lastColumn="0" w:oddVBand="0" w:evenVBand="0" w:oddHBand="1" w:evenHBand="0" w:firstRowFirstColumn="0" w:firstRowLastColumn="0" w:lastRowFirstColumn="0" w:lastRowLastColumn="0"/>
+          <w:trHeight w:val="220"/>
+        </w:trPr>
+        <w:tc>
+          <w:tcPr>
+            <w:cnfStyle w:val="001000000000" w:firstRow="0" w:lastRow="0" w:firstColumn="1" w:lastColumn="0" w:oddVBand="0" w:evenVBand="0" w:oddHBand="0" w:evenHBand="0" w:firstRowFirstColumn="0" w:firstRowLastColumn="0" w:lastRowFirstColumn="0" w:lastRowLastColumn="0"/>
+            <w:tcW w:w="2534" w:type="dxa"/>
+            <w:gridSpan w:val="2"/>
+          </w:tcPr>
+          <w:p>
+            <w:pPr>
+              <w:rPr>
+                <w:rFonts w:ascii="Calibri" w:eastAsia="Calibri" w:hAnsi="Calibri" w:cs="Calibri"/>
+                <w:color w:val="595959"/>
+              </w:rPr>
+            </w:pPr>
+            <w:r>
+              <w:rPr>
+                <w:rFonts w:ascii="Calibri" w:eastAsia="Calibri" w:hAnsi="Calibri" w:cs="Calibri"/>
+                <w:color w:val="595959"/>
+              </w:rPr>
+              <w:t>Comentario respuesta correcta</w:t>
+            </w:r>
+          </w:p>
+        </w:tc>
+        <w:tc>
+          <w:tcPr>
+            <w:tcW w:w="7620" w:type="dxa"/>
+            <w:gridSpan w:val="2"/>
+            <w:shd w:val="clear" w:color="auto" w:fill="FFFFFF"/>
+          </w:tcPr>
+          <w:p>
+            <w:pPr>
+              <w:cnfStyle w:val="000000100000" w:firstRow="0" w:lastRow="0" w:firstColumn="0" w:lastColumn="0" w:oddVBand="0" w:evenVBand="0" w:oddHBand="1" w:evenHBand="0" w:firstRowFirstColumn="0" w:firstRowLastColumn="0" w:lastRowFirstColumn="0" w:lastRowLastColumn="0"/>
+              <w:rPr>
+                <w:rFonts w:ascii="Calibri" w:eastAsia="Calibri" w:hAnsi="Calibri" w:cs="Calibri"/>
+                <w:b/>
+                <w:i/>
+                <w:color w:val="auto"/>
+              </w:rPr>
+            </w:pPr>
+            <w:r>
+              <w:rPr>
+                <w:rFonts w:ascii="Calibri" w:eastAsia="Calibri" w:hAnsi="Calibri" w:cs="Calibri"/>
+                <w:i/>
+                <w:color w:val="auto"/>
+              </w:rPr>
+              <w:t>¡Felicitaciones! Ha captado con claridad los conceptos de protocolos de cierre de caja.</w:t>
+            </w:r>
+          </w:p>
+        </w:tc>
+      </w:tr>
+      <w:tr>
+        <w:trPr>
+          <w:trHeight w:val="220"/>
+        </w:trPr>
+        <w:tc>
+          <w:tcPr>
+            <w:cnfStyle w:val="001000000000" w:firstRow="0" w:lastRow="0" w:firstColumn="1" w:lastColumn="0" w:oddVBand="0" w:evenVBand="0" w:oddHBand="0" w:evenHBand="0" w:firstRowFirstColumn="0" w:firstRowLastColumn="0" w:lastRowFirstColumn="0" w:lastRowLastColumn="0"/>
+            <w:tcW w:w="2534" w:type="dxa"/>
+            <w:gridSpan w:val="2"/>
+          </w:tcPr>
+          <w:p>
+            <w:pPr>
+              <w:rPr>
+                <w:rFonts w:ascii="Calibri" w:eastAsia="Calibri" w:hAnsi="Calibri" w:cs="Calibri"/>
+                <w:color w:val="595959"/>
+              </w:rPr>
+            </w:pPr>
+            <w:r>
+              <w:rPr>
+                <w:rFonts w:ascii="Calibri" w:eastAsia="Calibri" w:hAnsi="Calibri" w:cs="Calibri"/>
+                <w:color w:val="595959"/>
+              </w:rPr>
+              <w:t>Comentario respuesta incorrecta</w:t>
+            </w:r>
+          </w:p>
+        </w:tc>
+        <w:tc>
+          <w:tcPr>
+            <w:tcW w:w="7620" w:type="dxa"/>
+            <w:gridSpan w:val="2"/>
+            <w:shd w:val="clear" w:color="auto" w:fill="FFFFFF"/>
+          </w:tcPr>
+          <w:p>
+            <w:pPr>
+              <w:cnfStyle w:val="000000000000" w:firstRow="0" w:lastRow="0" w:firstColumn="0" w:lastColumn="0" w:oddVBand="0" w:evenVBand="0" w:oddHBand="0" w:evenHBand="0" w:firstRowFirstColumn="0" w:firstRowLastColumn="0" w:lastRowFirstColumn="0" w:lastRowLastColumn="0"/>
+              <w:rPr>
+                <w:rFonts w:ascii="Calibri" w:eastAsia="Calibri" w:hAnsi="Calibri" w:cs="Calibri"/>
+                <w:b/>
+                <w:i/>
+                <w:color w:val="auto"/>
+              </w:rPr>
+            </w:pPr>
+            <w:r>
+              <w:rPr>
+                <w:rFonts w:ascii="Calibri" w:eastAsia="Calibri" w:hAnsi="Calibri" w:cs="Calibri"/>
+                <w:i/>
+                <w:color w:val="auto"/>
+              </w:rPr>
+              <w:t>Respuesta incorrecta, revise nuevamente el contenido del componente formativo.</w:t>
+            </w:r>
+          </w:p>
+        </w:tc>
+      </w:tr>
+      <w:tr>
+        <w:trPr>
+          <w:cnfStyle w:val="000000100000" w:firstRow="0" w:lastRow="0" w:firstColumn="0" w:lastColumn="0" w:oddVBand="0" w:evenVBand="0" w:oddHBand="1" w:evenHBand="0" w:firstRowFirstColumn="0" w:firstRowLastColumn="0" w:lastRowFirstColumn="0" w:lastRowLastColumn="0"/>
+          <w:trHeight w:val="220"/>
+        </w:trPr>
+        <w:tc>
+          <w:tcPr>
+            <w:cnfStyle w:val="001000000000" w:firstRow="0" w:lastRow="0" w:firstColumn="1" w:lastColumn="0" w:oddVBand="0" w:evenVBand="0" w:oddHBand="0" w:evenHBand="0" w:firstRowFirstColumn="0" w:firstRowLastColumn="0" w:lastRowFirstColumn="0" w:lastRowLastColumn="0"/>
+            <w:tcW w:w="2534" w:type="dxa"/>
+            <w:gridSpan w:val="2"/>
+          </w:tcPr>
+          <w:p>
+            <w:pPr>
+              <w:rPr>
+                <w:rFonts w:ascii="Calibri" w:eastAsia="Calibri" w:hAnsi="Calibri" w:cs="Calibri"/>
+                <w:color w:val="595959"/>
+              </w:rPr>
+            </w:pPr>
+            <w:r>
+              <w:rPr>
+                <w:rFonts w:ascii="Calibri" w:eastAsia="Calibri" w:hAnsi="Calibri" w:cs="Calibri"/>
+                <w:color w:val="595959"/>
+              </w:rPr>
+              <w:t xml:space="preserve">Pregunta </w:t>
+            </w:r>
+            <w:r>
+              <w:rPr>
+                <w:rFonts w:ascii="Calibri" w:eastAsia="Calibri" w:hAnsi="Calibri" w:cs="Calibri"/>
+                <w:color w:val="595959"/>
+              </w:rPr>
+              <w:t>5</w:t>
+            </w:r>
+          </w:p>
+        </w:tc>
+        <w:tc>
+          <w:tcPr>
+            <w:tcW w:w="7620" w:type="dxa"/>
+            <w:gridSpan w:val="2"/>
+          </w:tcPr>
+          <w:p>
+            <w:pPr>
+              <w:cnfStyle w:val="000000100000" w:firstRow="0" w:lastRow="0" w:firstColumn="0" w:lastColumn="0" w:oddVBand="0" w:evenVBand="0" w:oddHBand="1" w:evenHBand="0" w:firstRowFirstColumn="0" w:firstRowLastColumn="0" w:lastRowFirstColumn="0" w:lastRowLastColumn="0"/>
+              <w:rPr>
+                <w:rFonts w:ascii="Calibri" w:eastAsia="Calibri" w:hAnsi="Calibri" w:cs="Calibri"/>
+                <w:b/>
+                <w:bCs/>
+                <w:i/>
+                <w:color w:val="auto"/>
+              </w:rPr>
+            </w:pPr>
+            <w:r>
+              <w:rPr>
+                <w:rFonts w:ascii="Calibri" w:eastAsia="Calibri" w:hAnsi="Calibri" w:cs="Calibri"/>
+                <w:b/>
+                <w:bCs/>
+                <w:i/>
+                <w:color w:val="auto"/>
+              </w:rPr>
+              <w:t>Al exponer un billete a la luz ultravioleta, se puede observar el hilo de seguridad que confirma su autenticidad.</w:t>
+            </w:r>
+          </w:p>
+        </w:tc>
+      </w:tr>
+      <w:tr>
+        <w:trPr>
+          <w:trHeight w:val="220"/>
+        </w:trPr>
+        <w:tc>
+          <w:tcPr>
+            <w:cnfStyle w:val="001000000000" w:firstRow="0" w:lastRow="0" w:firstColumn="1" w:lastColumn="0" w:oddVBand="0" w:evenVBand="0" w:oddHBand="0" w:evenHBand="0" w:firstRowFirstColumn="0" w:firstRowLastColumn="0" w:lastRowFirstColumn="0" w:lastRowLastColumn="0"/>
+            <w:tcW w:w="1267" w:type="dxa"/>
+            <w:shd w:val="clear" w:color="auto" w:fill="auto"/>
+          </w:tcPr>
+          <w:p>
+            <w:pPr>
+              <w:rPr>
+                <w:rFonts w:ascii="Calibri" w:eastAsia="Calibri" w:hAnsi="Calibri" w:cs="Calibri"/>
+                <w:color w:val="595959"/>
+              </w:rPr>
+            </w:pPr>
+            <w:r>
+              <w:rPr>
+                <w:rFonts w:ascii="Calibri" w:eastAsia="Calibri" w:hAnsi="Calibri" w:cs="Calibri"/>
+                <w:color w:val="595959"/>
+              </w:rPr>
+              <w:t>Opción a)</w:t>
+            </w:r>
+          </w:p>
+        </w:tc>
+        <w:tc>
+          <w:tcPr>
+            <w:tcW w:w="6727" w:type="dxa"/>
+            <w:gridSpan w:val="2"/>
+            <w:shd w:val="clear" w:color="auto" w:fill="auto"/>
+          </w:tcPr>
+          <w:p>
+            <w:pPr>
+              <w:cnfStyle w:val="000000000000" w:firstRow="0" w:lastRow="0" w:firstColumn="0" w:lastColumn="0" w:oddVBand="0" w:evenVBand="0" w:oddHBand="0" w:evenHBand="0" w:firstRowFirstColumn="0" w:firstRowLastColumn="0" w:lastRowFirstColumn="0" w:lastRowLastColumn="0"/>
+              <w:rPr>
+                <w:rFonts w:ascii="Calibri" w:eastAsia="Calibri" w:hAnsi="Calibri" w:cs="Calibri"/>
+                <w:color w:val="auto"/>
+              </w:rPr>
+            </w:pPr>
+            <w:r>
+              <w:rPr>
+                <w:rFonts w:ascii="Calibri" w:eastAsia="Calibri" w:hAnsi="Calibri" w:cs="Calibri"/>
+                <w:i/>
+                <w:color w:val="auto"/>
+              </w:rPr>
+              <w:t>Verdadero</w:t>
+            </w:r>
+          </w:p>
+        </w:tc>
+        <w:tc>
+          <w:tcPr>
+            <w:tcW w:w="2160" w:type="dxa"/>
+            <w:shd w:val="clear" w:color="auto" w:fill="auto"/>
+          </w:tcPr>
+          <w:p>
+            <w:pPr>
+              <w:widowControl w:val="0"/>
+              <w:cnfStyle w:val="000000000000" w:firstRow="0" w:lastRow="0" w:firstColumn="0" w:lastColumn="0" w:oddVBand="0" w:evenVBand="0" w:oddHBand="0" w:evenHBand="0" w:firstRowFirstColumn="0" w:firstRowLastColumn="0" w:lastRowFirstColumn="0" w:lastRowLastColumn="0"/>
+              <w:rPr>
+                <w:rFonts w:ascii="Calibri" w:eastAsia="Calibri" w:hAnsi="Calibri" w:cs="Calibri"/>
+                <w:i/>
+                <w:color w:val="auto"/>
+              </w:rPr>
+            </w:pPr>
+            <w:r>
+              <w:rPr>
+                <w:rFonts w:ascii="Calibri" w:eastAsia="Calibri" w:hAnsi="Calibri" w:cs="Calibri"/>
+                <w:i/>
+                <w:color w:val="auto"/>
+              </w:rPr>
+              <w:t>X</w:t>
+            </w:r>
+          </w:p>
+        </w:tc>
+      </w:tr>
+      <w:tr>
+        <w:trPr>
+          <w:cnfStyle w:val="000000100000" w:firstRow="0" w:lastRow="0" w:firstColumn="0" w:lastColumn="0" w:oddVBand="0" w:evenVBand="0" w:oddHBand="1" w:evenHBand="0" w:firstRowFirstColumn="0" w:firstRowLastColumn="0" w:lastRowFirstColumn="0" w:lastRowLastColumn="0"/>
+          <w:trHeight w:val="220"/>
+        </w:trPr>
+        <w:tc>
+          <w:tcPr>
+            <w:cnfStyle w:val="001000000000" w:firstRow="0" w:lastRow="0" w:firstColumn="1" w:lastColumn="0" w:oddVBand="0" w:evenVBand="0" w:oddHBand="0" w:evenHBand="0" w:firstRowFirstColumn="0" w:firstRowLastColumn="0" w:lastRowFirstColumn="0" w:lastRowLastColumn="0"/>
+            <w:tcW w:w="1267" w:type="dxa"/>
+          </w:tcPr>
+          <w:p>
+            <w:pPr>
+              <w:rPr>
+                <w:rFonts w:ascii="Calibri" w:eastAsia="Calibri" w:hAnsi="Calibri" w:cs="Calibri"/>
+                <w:color w:val="595959"/>
+              </w:rPr>
+            </w:pPr>
+            <w:r>
+              <w:rPr>
+                <w:rFonts w:ascii="Calibri" w:eastAsia="Calibri" w:hAnsi="Calibri" w:cs="Calibri"/>
+                <w:color w:val="595959"/>
+              </w:rPr>
+              <w:t>Opción b)</w:t>
+            </w:r>
+          </w:p>
+        </w:tc>
+        <w:tc>
+          <w:tcPr>
+            <w:tcW w:w="6727" w:type="dxa"/>
+            <w:gridSpan w:val="2"/>
+            <w:shd w:val="clear" w:color="auto" w:fill="auto"/>
+          </w:tcPr>
+          <w:p>
+            <w:pPr>
+              <w:cnfStyle w:val="000000100000" w:firstRow="0" w:lastRow="0" w:firstColumn="0" w:lastColumn="0" w:oddVBand="0" w:evenVBand="0" w:oddHBand="1" w:evenHBand="0" w:firstRowFirstColumn="0" w:firstRowLastColumn="0" w:lastRowFirstColumn="0" w:lastRowLastColumn="0"/>
+              <w:rPr>
+                <w:rFonts w:ascii="Calibri" w:eastAsia="Calibri" w:hAnsi="Calibri" w:cs="Calibri"/>
+                <w:color w:val="auto"/>
+              </w:rPr>
+            </w:pPr>
+            <w:r>
+              <w:rPr>
+                <w:rFonts w:ascii="Calibri" w:eastAsia="Calibri" w:hAnsi="Calibri" w:cs="Calibri"/>
+                <w:i/>
+                <w:color w:val="auto"/>
+              </w:rPr>
+              <w:t>Falso</w:t>
+            </w:r>
+          </w:p>
+        </w:tc>
+        <w:tc>
+          <w:tcPr>
+            <w:tcW w:w="2160" w:type="dxa"/>
+            <w:shd w:val="clear" w:color="auto" w:fill="auto"/>
+          </w:tcPr>
+          <w:p>
+            <w:pPr>
+              <w:widowControl w:val="0"/>
+              <w:cnfStyle w:val="000000100000" w:firstRow="0" w:lastRow="0" w:firstColumn="0" w:lastColumn="0" w:oddVBand="0" w:evenVBand="0" w:oddHBand="1" w:evenHBand="0" w:firstRowFirstColumn="0" w:firstRowLastColumn="0" w:lastRowFirstColumn="0" w:lastRowLastColumn="0"/>
+              <w:rPr>
+                <w:rFonts w:ascii="Calibri" w:eastAsia="Calibri" w:hAnsi="Calibri" w:cs="Calibri"/>
+                <w:i/>
+                <w:color w:val="auto"/>
+              </w:rPr>
+            </w:pPr>
+          </w:p>
+        </w:tc>
+      </w:tr>
+      <w:tr>
+        <w:trPr>
+          <w:trHeight w:val="220"/>
+        </w:trPr>
+        <w:tc>
+          <w:tcPr>
+            <w:cnfStyle w:val="001000000000" w:firstRow="0" w:lastRow="0" w:firstColumn="1" w:lastColumn="0" w:oddVBand="0" w:evenVBand="0" w:oddHBand="0" w:evenHBand="0" w:firstRowFirstColumn="0" w:firstRowLastColumn="0" w:lastRowFirstColumn="0" w:lastRowLastColumn="0"/>
+            <w:tcW w:w="2534" w:type="dxa"/>
+            <w:gridSpan w:val="2"/>
+          </w:tcPr>
+          <w:p>
+            <w:pPr>
+              <w:rPr>
+                <w:rFonts w:ascii="Calibri" w:eastAsia="Calibri" w:hAnsi="Calibri" w:cs="Calibri"/>
+                <w:color w:val="595959"/>
+              </w:rPr>
+            </w:pPr>
+            <w:r>
+              <w:rPr>
+                <w:rFonts w:ascii="Calibri" w:eastAsia="Calibri" w:hAnsi="Calibri" w:cs="Calibri"/>
+                <w:color w:val="595959"/>
+              </w:rPr>
+              <w:t>Comentario respuesta correcta</w:t>
+            </w:r>
+          </w:p>
+        </w:tc>
+        <w:tc>
+          <w:tcPr>
+            <w:tcW w:w="7620" w:type="dxa"/>
+            <w:gridSpan w:val="2"/>
+            <w:shd w:val="clear" w:color="auto" w:fill="FFFFFF"/>
+          </w:tcPr>
+          <w:p>
+            <w:pPr>
+              <w:cnfStyle w:val="000000000000" w:firstRow="0" w:lastRow="0" w:firstColumn="0" w:lastColumn="0" w:oddVBand="0" w:evenVBand="0" w:oddHBand="0" w:evenHBand="0" w:firstRowFirstColumn="0" w:firstRowLastColumn="0" w:lastRowFirstColumn="0" w:lastRowLastColumn="0"/>
+              <w:rPr>
+                <w:rFonts w:ascii="Calibri" w:eastAsia="Calibri" w:hAnsi="Calibri" w:cs="Calibri"/>
+                <w:b/>
+                <w:i/>
+                <w:color w:val="auto"/>
+              </w:rPr>
+            </w:pPr>
+            <w:r>
+              <w:rPr>
+                <w:rFonts w:ascii="Calibri" w:eastAsia="Calibri" w:hAnsi="Calibri" w:cs="Calibri"/>
+                <w:i/>
+                <w:color w:val="auto"/>
+              </w:rPr>
+              <w:t>¡Felicitaciones! Ha captado con claridad los conceptos de protocolos de cierre de caja.</w:t>
+            </w:r>
+          </w:p>
+        </w:tc>
+      </w:tr>
+      <w:tr>
+        <w:trPr>
+          <w:cnfStyle w:val="000000100000" w:firstRow="0" w:lastRow="0" w:firstColumn="0" w:lastColumn="0" w:oddVBand="0" w:evenVBand="0" w:oddHBand="1" w:evenHBand="0" w:firstRowFirstColumn="0" w:firstRowLastColumn="0" w:lastRowFirstColumn="0" w:lastRowLastColumn="0"/>
+          <w:trHeight w:val="220"/>
+        </w:trPr>
+        <w:tc>
+          <w:tcPr>
+            <w:cnfStyle w:val="001000000000" w:firstRow="0" w:lastRow="0" w:firstColumn="1" w:lastColumn="0" w:oddVBand="0" w:evenVBand="0" w:oddHBand="0" w:evenHBand="0" w:firstRowFirstColumn="0" w:firstRowLastColumn="0" w:lastRowFirstColumn="0" w:lastRowLastColumn="0"/>
+            <w:tcW w:w="2534" w:type="dxa"/>
+            <w:gridSpan w:val="2"/>
+          </w:tcPr>
+          <w:p>
+            <w:pPr>
+              <w:rPr>
+                <w:rFonts w:ascii="Calibri" w:eastAsia="Calibri" w:hAnsi="Calibri" w:cs="Calibri"/>
+                <w:color w:val="595959"/>
+              </w:rPr>
+            </w:pPr>
+            <w:r>
+              <w:rPr>
+                <w:rFonts w:ascii="Calibri" w:eastAsia="Calibri" w:hAnsi="Calibri" w:cs="Calibri"/>
+                <w:color w:val="595959"/>
+              </w:rPr>
+              <w:t>Comentario respuesta incorrecta</w:t>
+            </w:r>
+          </w:p>
+        </w:tc>
+        <w:tc>
+          <w:tcPr>
+            <w:tcW w:w="7620" w:type="dxa"/>
+            <w:gridSpan w:val="2"/>
+            <w:shd w:val="clear" w:color="auto" w:fill="FFFFFF"/>
+          </w:tcPr>
+          <w:p>
+            <w:pPr>
+              <w:cnfStyle w:val="000000100000" w:firstRow="0" w:lastRow="0" w:firstColumn="0" w:lastColumn="0" w:oddVBand="0" w:evenVBand="0" w:oddHBand="1" w:evenHBand="0" w:firstRowFirstColumn="0" w:firstRowLastColumn="0" w:lastRowFirstColumn="0" w:lastRowLastColumn="0"/>
+              <w:rPr>
+                <w:rFonts w:ascii="Calibri" w:eastAsia="Calibri" w:hAnsi="Calibri" w:cs="Calibri"/>
+                <w:b/>
+                <w:i/>
+                <w:color w:val="auto"/>
+              </w:rPr>
+            </w:pPr>
+            <w:r>
+              <w:rPr>
+                <w:rFonts w:ascii="Calibri" w:eastAsia="Calibri" w:hAnsi="Calibri" w:cs="Calibri"/>
+                <w:i/>
+                <w:color w:val="auto"/>
+              </w:rPr>
+              <w:t>Respuesta incorrecta, revise nuevamente el contenido del componente formativo.</w:t>
+            </w:r>
+          </w:p>
+        </w:tc>
+      </w:tr>
+      <w:tr>
+        <w:trPr>
+          <w:trHeight w:val="220"/>
+        </w:trPr>
+        <w:tc>
+          <w:tcPr>
+            <w:cnfStyle w:val="001000000000" w:firstRow="0" w:lastRow="0" w:firstColumn="1" w:lastColumn="0" w:oddVBand="0" w:evenVBand="0" w:oddHBand="0" w:evenHBand="0" w:firstRowFirstColumn="0" w:firstRowLastColumn="0" w:lastRowFirstColumn="0" w:lastRowLastColumn="0"/>
+            <w:tcW w:w="2534" w:type="dxa"/>
+            <w:gridSpan w:val="2"/>
+          </w:tcPr>
+          <w:p>
+            <w:pPr>
+              <w:rPr>
+                <w:rFonts w:ascii="Calibri" w:eastAsia="Calibri" w:hAnsi="Calibri" w:cs="Calibri"/>
+                <w:color w:val="595959"/>
+              </w:rPr>
+            </w:pPr>
+            <w:r>
+              <w:rPr>
+                <w:rFonts w:ascii="Calibri" w:eastAsia="Calibri" w:hAnsi="Calibri" w:cs="Calibri"/>
+                <w:color w:val="595959"/>
+              </w:rPr>
+              <w:t xml:space="preserve">Pregunta </w:t>
+            </w:r>
+            <w:r>
+              <w:rPr>
+                <w:rFonts w:ascii="Calibri" w:eastAsia="Calibri" w:hAnsi="Calibri" w:cs="Calibri"/>
+                <w:color w:val="595959"/>
+              </w:rPr>
+              <w:t>6</w:t>
+            </w:r>
+          </w:p>
+        </w:tc>
+        <w:tc>
+          <w:tcPr>
+            <w:tcW w:w="7620" w:type="dxa"/>
+            <w:gridSpan w:val="2"/>
+          </w:tcPr>
+          <w:p>
+            <w:pPr>
+              <w:cnfStyle w:val="000000000000" w:firstRow="0" w:lastRow="0" w:firstColumn="0" w:lastColumn="0" w:oddVBand="0" w:evenVBand="0" w:oddHBand="0" w:evenHBand="0" w:firstRowFirstColumn="0" w:firstRowLastColumn="0" w:lastRowFirstColumn="0" w:lastRowLastColumn="0"/>
+              <w:rPr>
+                <w:rFonts w:ascii="Calibri" w:eastAsia="Calibri" w:hAnsi="Calibri" w:cs="Calibri"/>
+                <w:i/>
+                <w:color w:val="auto"/>
+              </w:rPr>
+            </w:pPr>
+            <w:r>
+              <w:rPr>
+                <w:rFonts w:ascii="Calibri" w:eastAsia="Calibri" w:hAnsi="Calibri" w:cs="Calibri"/>
+                <w:b/>
+                <w:i/>
+                <w:color w:val="auto"/>
+              </w:rPr>
+              <w:t>El arqueo de caja es un proceso que se lleva a cabo al inicio del día y no tiene relación con las ventas, ya que no se verifica el dinero en efectivo ni los documentos de pago.</w:t>
+            </w:r>
+          </w:p>
+        </w:tc>
+      </w:tr>
+      <w:tr>
+        <w:trPr>
+          <w:cnfStyle w:val="000000100000" w:firstRow="0" w:lastRow="0" w:firstColumn="0" w:lastColumn="0" w:oddVBand="0" w:evenVBand="0" w:oddHBand="1" w:evenHBand="0" w:firstRowFirstColumn="0" w:firstRowLastColumn="0" w:lastRowFirstColumn="0" w:lastRowLastColumn="0"/>
+          <w:trHeight w:val="220"/>
+        </w:trPr>
+        <w:tc>
+          <w:tcPr>
+            <w:cnfStyle w:val="001000000000" w:firstRow="0" w:lastRow="0" w:firstColumn="1" w:lastColumn="0" w:oddVBand="0" w:evenVBand="0" w:oddHBand="0" w:evenHBand="0" w:firstRowFirstColumn="0" w:firstRowLastColumn="0" w:lastRowFirstColumn="0" w:lastRowLastColumn="0"/>
+            <w:tcW w:w="1267" w:type="dxa"/>
+          </w:tcPr>
+          <w:p>
+            <w:pPr>
+              <w:rPr>
+                <w:rFonts w:ascii="Calibri" w:eastAsia="Calibri" w:hAnsi="Calibri" w:cs="Calibri"/>
+                <w:color w:val="595959"/>
+              </w:rPr>
+            </w:pPr>
+            <w:r>
+              <w:rPr>
+                <w:rFonts w:ascii="Calibri" w:eastAsia="Calibri" w:hAnsi="Calibri" w:cs="Calibri"/>
+                <w:color w:val="595959"/>
+              </w:rPr>
+              <w:t>Opción a)</w:t>
+            </w:r>
+          </w:p>
+        </w:tc>
+        <w:tc>
+          <w:tcPr>
+            <w:tcW w:w="6727" w:type="dxa"/>
+            <w:gridSpan w:val="2"/>
+            <w:shd w:val="clear" w:color="auto" w:fill="auto"/>
+          </w:tcPr>
+          <w:p>
+            <w:pPr>
+              <w:cnfStyle w:val="000000100000" w:firstRow="0" w:lastRow="0" w:firstColumn="0" w:lastColumn="0" w:oddVBand="0" w:evenVBand="0" w:oddHBand="1" w:evenHBand="0" w:firstRowFirstColumn="0" w:firstRowLastColumn="0" w:lastRowFirstColumn="0" w:lastRowLastColumn="0"/>
+              <w:rPr>
+                <w:rFonts w:ascii="Calibri" w:eastAsia="Calibri" w:hAnsi="Calibri" w:cs="Calibri"/>
+                <w:color w:val="auto"/>
+              </w:rPr>
+            </w:pPr>
+            <w:r>
+              <w:rPr>
+                <w:rFonts w:ascii="Calibri" w:eastAsia="Calibri" w:hAnsi="Calibri" w:cs="Calibri"/>
+                <w:i/>
+                <w:color w:val="auto"/>
+              </w:rPr>
+              <w:t>Verdadero</w:t>
+            </w:r>
+          </w:p>
+        </w:tc>
+        <w:tc>
+          <w:tcPr>
+            <w:tcW w:w="2160" w:type="dxa"/>
+            <w:shd w:val="clear" w:color="auto" w:fill="auto"/>
+          </w:tcPr>
+          <w:p>
+            <w:pPr>
+              <w:widowControl w:val="0"/>
+              <w:cnfStyle w:val="000000100000" w:firstRow="0" w:lastRow="0" w:firstColumn="0" w:lastColumn="0" w:oddVBand="0" w:evenVBand="0" w:oddHBand="1" w:evenHBand="0" w:firstRowFirstColumn="0" w:firstRowLastColumn="0" w:lastRowFirstColumn="0" w:lastRowLastColumn="0"/>
+              <w:rPr>
+                <w:rFonts w:ascii="Calibri" w:eastAsia="Calibri" w:hAnsi="Calibri" w:cs="Calibri"/>
+                <w:i/>
+                <w:color w:val="auto"/>
+              </w:rPr>
+            </w:pPr>
+          </w:p>
+        </w:tc>
+      </w:tr>
+      <w:tr>
+        <w:trPr>
+          <w:trHeight w:val="220"/>
+        </w:trPr>
+        <w:tc>
+          <w:tcPr>
+            <w:cnfStyle w:val="001000000000" w:firstRow="0" w:lastRow="0" w:firstColumn="1" w:lastColumn="0" w:oddVBand="0" w:evenVBand="0" w:oddHBand="0" w:evenHBand="0" w:firstRowFirstColumn="0" w:firstRowLastColumn="0" w:lastRowFirstColumn="0" w:lastRowLastColumn="0"/>
+            <w:tcW w:w="1267" w:type="dxa"/>
+            <w:shd w:val="clear" w:color="auto" w:fill="auto"/>
+          </w:tcPr>
+          <w:p>
+            <w:pPr>
+              <w:rPr>
+                <w:rFonts w:ascii="Calibri" w:eastAsia="Calibri" w:hAnsi="Calibri" w:cs="Calibri"/>
+                <w:color w:val="595959"/>
+              </w:rPr>
+            </w:pPr>
+            <w:r>
+              <w:rPr>
+                <w:rFonts w:ascii="Calibri" w:eastAsia="Calibri" w:hAnsi="Calibri" w:cs="Calibri"/>
+                <w:color w:val="595959"/>
+              </w:rPr>
+              <w:t>Opción b)</w:t>
+            </w:r>
+          </w:p>
+        </w:tc>
+        <w:tc>
+          <w:tcPr>
+            <w:tcW w:w="6727" w:type="dxa"/>
+            <w:gridSpan w:val="2"/>
+            <w:shd w:val="clear" w:color="auto" w:fill="auto"/>
+          </w:tcPr>
+          <w:p>
+            <w:pPr>
+              <w:cnfStyle w:val="000000000000" w:firstRow="0" w:lastRow="0" w:firstColumn="0" w:lastColumn="0" w:oddVBand="0" w:evenVBand="0" w:oddHBand="0" w:evenHBand="0" w:firstRowFirstColumn="0" w:firstRowLastColumn="0" w:lastRowFirstColumn="0" w:lastRowLastColumn="0"/>
+              <w:rPr>
+                <w:rFonts w:ascii="Calibri" w:eastAsia="Calibri" w:hAnsi="Calibri" w:cs="Calibri"/>
+                <w:color w:val="auto"/>
+              </w:rPr>
+            </w:pPr>
+            <w:r>
+              <w:rPr>
+                <w:rFonts w:ascii="Calibri" w:eastAsia="Calibri" w:hAnsi="Calibri" w:cs="Calibri"/>
+                <w:i/>
+                <w:color w:val="auto"/>
+              </w:rPr>
+              <w:t>Falso</w:t>
+            </w:r>
+          </w:p>
+        </w:tc>
+        <w:tc>
+          <w:tcPr>
+            <w:tcW w:w="2160" w:type="dxa"/>
+            <w:shd w:val="clear" w:color="auto" w:fill="auto"/>
+          </w:tcPr>
+          <w:p>
+            <w:pPr>
+              <w:widowControl w:val="0"/>
+              <w:cnfStyle w:val="000000000000" w:firstRow="0" w:lastRow="0" w:firstColumn="0" w:lastColumn="0" w:oddVBand="0" w:evenVBand="0" w:oddHBand="0" w:evenHBand="0" w:firstRowFirstColumn="0" w:firstRowLastColumn="0" w:lastRowFirstColumn="0" w:lastRowLastColumn="0"/>
+              <w:rPr>
+                <w:rFonts w:ascii="Calibri" w:eastAsia="Calibri" w:hAnsi="Calibri" w:cs="Calibri"/>
+                <w:i/>
+                <w:color w:val="auto"/>
+              </w:rPr>
+            </w:pPr>
+            <w:r>
+              <w:rPr>
+                <w:rFonts w:ascii="Calibri" w:eastAsia="Calibri" w:hAnsi="Calibri" w:cs="Calibri"/>
+                <w:i/>
+                <w:color w:val="auto"/>
+              </w:rPr>
+              <w:t>X</w:t>
+            </w:r>
+          </w:p>
+        </w:tc>
+      </w:tr>
+      <w:tr>
+        <w:trPr>
+          <w:cnfStyle w:val="000000100000" w:firstRow="0" w:lastRow="0" w:firstColumn="0" w:lastColumn="0" w:oddVBand="0" w:evenVBand="0" w:oddHBand="1" w:evenHBand="0" w:firstRowFirstColumn="0" w:firstRowLastColumn="0" w:lastRowFirstColumn="0" w:lastRowLastColumn="0"/>
+          <w:trHeight w:val="220"/>
+        </w:trPr>
+        <w:tc>
+          <w:tcPr>
+            <w:cnfStyle w:val="001000000000" w:firstRow="0" w:lastRow="0" w:firstColumn="1" w:lastColumn="0" w:oddVBand="0" w:evenVBand="0" w:oddHBand="0" w:evenHBand="0" w:firstRowFirstColumn="0" w:firstRowLastColumn="0" w:lastRowFirstColumn="0" w:lastRowLastColumn="0"/>
+            <w:tcW w:w="2534" w:type="dxa"/>
+            <w:gridSpan w:val="2"/>
+          </w:tcPr>
+          <w:p>
+            <w:pPr>
+              <w:rPr>
+                <w:rFonts w:ascii="Calibri" w:eastAsia="Calibri" w:hAnsi="Calibri" w:cs="Calibri"/>
+                <w:color w:val="595959"/>
+              </w:rPr>
+            </w:pPr>
+            <w:r>
+              <w:rPr>
+                <w:rFonts w:ascii="Calibri" w:eastAsia="Calibri" w:hAnsi="Calibri" w:cs="Calibri"/>
+                <w:color w:val="595959"/>
+              </w:rPr>
+              <w:t>Comentario respuesta correcta</w:t>
+            </w:r>
+          </w:p>
+        </w:tc>
+        <w:tc>
+          <w:tcPr>
+            <w:tcW w:w="7620" w:type="dxa"/>
+            <w:gridSpan w:val="2"/>
+            <w:shd w:val="clear" w:color="auto" w:fill="FFFFFF"/>
+          </w:tcPr>
+          <w:p>
+            <w:pPr>
+              <w:cnfStyle w:val="000000100000" w:firstRow="0" w:lastRow="0" w:firstColumn="0" w:lastColumn="0" w:oddVBand="0" w:evenVBand="0" w:oddHBand="1" w:evenHBand="0" w:firstRowFirstColumn="0" w:firstRowLastColumn="0" w:lastRowFirstColumn="0" w:lastRowLastColumn="0"/>
+              <w:rPr>
+                <w:rFonts w:ascii="Calibri" w:eastAsia="Calibri" w:hAnsi="Calibri" w:cs="Calibri"/>
+                <w:b/>
+                <w:i/>
+                <w:color w:val="auto"/>
+              </w:rPr>
+            </w:pPr>
+            <w:r>
+              <w:rPr>
+                <w:rFonts w:ascii="Calibri" w:eastAsia="Calibri" w:hAnsi="Calibri" w:cs="Calibri"/>
+                <w:i/>
+                <w:color w:val="auto"/>
+              </w:rPr>
+              <w:t>¡Felicitaciones! Ha captado con claridad los conceptos de protocolos de cierre de caja.</w:t>
+            </w:r>
+          </w:p>
+        </w:tc>
+      </w:tr>
+      <w:tr>
+        <w:trPr>
+          <w:trHeight w:val="220"/>
+        </w:trPr>
+        <w:tc>
+          <w:tcPr>
+            <w:cnfStyle w:val="001000000000" w:firstRow="0" w:lastRow="0" w:firstColumn="1" w:lastColumn="0" w:oddVBand="0" w:evenVBand="0" w:oddHBand="0" w:evenHBand="0" w:firstRowFirstColumn="0" w:firstRowLastColumn="0" w:lastRowFirstColumn="0" w:lastRowLastColumn="0"/>
+            <w:tcW w:w="2534" w:type="dxa"/>
+            <w:gridSpan w:val="2"/>
+          </w:tcPr>
+          <w:p>
+            <w:pPr>
+              <w:rPr>
+                <w:rFonts w:ascii="Calibri" w:eastAsia="Calibri" w:hAnsi="Calibri" w:cs="Calibri"/>
+                <w:color w:val="595959"/>
+              </w:rPr>
+            </w:pPr>
+            <w:r>
+              <w:rPr>
+                <w:rFonts w:ascii="Calibri" w:eastAsia="Calibri" w:hAnsi="Calibri" w:cs="Calibri"/>
+                <w:color w:val="595959"/>
+              </w:rPr>
+              <w:t>Comentario respuesta incorrecta</w:t>
+            </w:r>
+          </w:p>
+        </w:tc>
+        <w:tc>
+          <w:tcPr>
+            <w:tcW w:w="7620" w:type="dxa"/>
+            <w:gridSpan w:val="2"/>
+            <w:shd w:val="clear" w:color="auto" w:fill="FFFFFF"/>
+          </w:tcPr>
+          <w:p>
+            <w:pPr>
+              <w:cnfStyle w:val="000000000000" w:firstRow="0" w:lastRow="0" w:firstColumn="0" w:lastColumn="0" w:oddVBand="0" w:evenVBand="0" w:oddHBand="0" w:evenHBand="0" w:firstRowFirstColumn="0" w:firstRowLastColumn="0" w:lastRowFirstColumn="0" w:lastRowLastColumn="0"/>
+              <w:rPr>
+                <w:rFonts w:ascii="Calibri" w:eastAsia="Calibri" w:hAnsi="Calibri" w:cs="Calibri"/>
+                <w:b/>
+                <w:i/>
+                <w:color w:val="auto"/>
+              </w:rPr>
+            </w:pPr>
+            <w:r>
+              <w:rPr>
+                <w:rFonts w:ascii="Calibri" w:eastAsia="Calibri" w:hAnsi="Calibri" w:cs="Calibri"/>
+                <w:i/>
+                <w:color w:val="auto"/>
+              </w:rPr>
+              <w:t>Respuesta incorrecta, revise nuevamente el</w:t>
+            </w:r>
+            <w:r>
+              <w:rPr>
+                <w:rFonts w:ascii="Calibri" w:eastAsia="Calibri" w:hAnsi="Calibri" w:cs="Calibri"/>
+                <w:i/>
+                <w:color w:val="auto"/>
+              </w:rPr>
+              <w:t xml:space="preserve"> contenido del componente formativo.</w:t>
+            </w:r>
+          </w:p>
+        </w:tc>
+      </w:tr>
+      <w:tr>
+        <w:trPr>
+          <w:cnfStyle w:val="000000100000" w:firstRow="0" w:lastRow="0" w:firstColumn="0" w:lastColumn="0" w:oddVBand="0" w:evenVBand="0" w:oddHBand="1" w:evenHBand="0" w:firstRowFirstColumn="0" w:firstRowLastColumn="0" w:lastRowFirstColumn="0" w:lastRowLastColumn="0"/>
+          <w:trHeight w:val="220"/>
+        </w:trPr>
+        <w:tc>
+          <w:tcPr>
+            <w:cnfStyle w:val="001000000000" w:firstRow="0" w:lastRow="0" w:firstColumn="1" w:lastColumn="0" w:oddVBand="0" w:evenVBand="0" w:oddHBand="0" w:evenHBand="0" w:firstRowFirstColumn="0" w:firstRowLastColumn="0" w:lastRowFirstColumn="0" w:lastRowLastColumn="0"/>
+            <w:tcW w:w="2534" w:type="dxa"/>
+            <w:gridSpan w:val="2"/>
+          </w:tcPr>
+          <w:p>
+            <w:pPr>
+              <w:rPr>
+                <w:rFonts w:ascii="Calibri" w:eastAsia="Calibri" w:hAnsi="Calibri" w:cs="Calibri"/>
+                <w:color w:val="595959"/>
+              </w:rPr>
+            </w:pPr>
+            <w:r>
+              <w:rPr>
+                <w:rFonts w:ascii="Calibri" w:eastAsia="Calibri" w:hAnsi="Calibri" w:cs="Calibri"/>
+                <w:color w:val="595959"/>
+              </w:rPr>
+              <w:t xml:space="preserve">Pregunta </w:t>
+            </w:r>
+            <w:r>
+              <w:rPr>
+                <w:rFonts w:ascii="Calibri" w:eastAsia="Calibri" w:hAnsi="Calibri" w:cs="Calibri"/>
+                <w:color w:val="595959"/>
+              </w:rPr>
+              <w:t>7</w:t>
+            </w:r>
+          </w:p>
+        </w:tc>
+        <w:tc>
+          <w:tcPr>
+            <w:tcW w:w="7620" w:type="dxa"/>
+            <w:gridSpan w:val="2"/>
+          </w:tcPr>
+          <w:p>
+            <w:pPr>
+              <w:cnfStyle w:val="000000100000" w:firstRow="0" w:lastRow="0" w:firstColumn="0" w:lastColumn="0" w:oddVBand="0" w:evenVBand="0" w:oddHBand="1" w:evenHBand="0" w:firstRowFirstColumn="0" w:firstRowLastColumn="0" w:lastRowFirstColumn="0" w:lastRowLastColumn="0"/>
+              <w:rPr>
+                <w:rFonts w:ascii="Calibri" w:eastAsia="Calibri" w:hAnsi="Calibri" w:cs="Calibri"/>
+                <w:b/>
+                <w:bCs/>
+                <w:i/>
+                <w:color w:val="AEAAAA"/>
+              </w:rPr>
+            </w:pPr>
+            <w:r>
+              <w:rPr>
+                <w:rFonts w:ascii="Calibri" w:eastAsia="Calibri" w:hAnsi="Calibri" w:cs="Calibri"/>
+                <w:b/>
+                <w:bCs/>
+                <w:i/>
+                <w:color w:val="000000" w:themeColor="text1"/>
+              </w:rPr>
+              <w:t xml:space="preserve">El informe de arqueo controla los ingresos y egresos de cada caja en el retail. Requiere formación técnica, ya que puede </w:t>
+            </w:r>
+            <w:r>
+              <w:rPr>
+                <w:rFonts w:ascii="Calibri" w:eastAsia="Calibri" w:hAnsi="Calibri" w:cs="Calibri"/>
+                <w:b/>
+                <w:bCs/>
+                <w:i/>
+                <w:color w:val="000000" w:themeColor="text1"/>
+              </w:rPr>
+              <w:t>volver</w:t>
+            </w:r>
+            <w:r>
+              <w:rPr>
+                <w:rFonts w:ascii="Calibri" w:eastAsia="Calibri" w:hAnsi="Calibri" w:cs="Calibri"/>
+                <w:b/>
+                <w:bCs/>
+                <w:i/>
+                <w:color w:val="000000" w:themeColor="text1"/>
+              </w:rPr>
+              <w:t>se complicado para los cajeros.</w:t>
+            </w:r>
+          </w:p>
+        </w:tc>
+      </w:tr>
+      <w:tr>
+        <w:trPr>
+          <w:trHeight w:val="220"/>
+        </w:trPr>
+        <w:tc>
+          <w:tcPr>
+            <w:cnfStyle w:val="001000000000" w:firstRow="0" w:lastRow="0" w:firstColumn="1" w:lastColumn="0" w:oddVBand="0" w:evenVBand="0" w:oddHBand="0" w:evenHBand="0" w:firstRowFirstColumn="0" w:firstRowLastColumn="0" w:lastRowFirstColumn="0" w:lastRowLastColumn="0"/>
+            <w:tcW w:w="1267" w:type="dxa"/>
+            <w:shd w:val="clear" w:color="auto" w:fill="auto"/>
+          </w:tcPr>
+          <w:p>
+            <w:pPr>
+              <w:rPr>
+                <w:rFonts w:ascii="Calibri" w:eastAsia="Calibri" w:hAnsi="Calibri" w:cs="Calibri"/>
+                <w:color w:val="595959"/>
+              </w:rPr>
+            </w:pPr>
+            <w:r>
+              <w:rPr>
+                <w:rFonts w:ascii="Calibri" w:eastAsia="Calibri" w:hAnsi="Calibri" w:cs="Calibri"/>
+                <w:color w:val="595959"/>
+              </w:rPr>
+              <w:t>Opción a)</w:t>
+            </w:r>
+          </w:p>
+        </w:tc>
+        <w:tc>
+          <w:tcPr>
+            <w:tcW w:w="6727" w:type="dxa"/>
+            <w:gridSpan w:val="2"/>
+            <w:shd w:val="clear" w:color="auto" w:fill="FFFFFF"/>
+          </w:tcPr>
+          <w:p>
+            <w:pPr>
+              <w:cnfStyle w:val="000000000000" w:firstRow="0" w:lastRow="0" w:firstColumn="0" w:lastColumn="0" w:oddVBand="0" w:evenVBand="0" w:oddHBand="0" w:evenHBand="0" w:firstRowFirstColumn="0" w:firstRowLastColumn="0" w:lastRowFirstColumn="0" w:lastRowLastColumn="0"/>
+              <w:rPr>
+                <w:rFonts w:ascii="Calibri" w:eastAsia="Calibri" w:hAnsi="Calibri" w:cs="Calibri"/>
+                <w:color w:val="auto"/>
+              </w:rPr>
+            </w:pPr>
+            <w:r>
+              <w:rPr>
+                <w:rFonts w:ascii="Calibri" w:eastAsia="Calibri" w:hAnsi="Calibri" w:cs="Calibri"/>
+                <w:i/>
+                <w:color w:val="auto"/>
+              </w:rPr>
+              <w:t>Verdadero</w:t>
+            </w:r>
+          </w:p>
+        </w:tc>
+        <w:tc>
+          <w:tcPr>
+            <w:tcW w:w="2160" w:type="dxa"/>
+            <w:shd w:val="clear" w:color="auto" w:fill="FFFFFF"/>
+          </w:tcPr>
+          <w:p>
+            <w:pPr>
+              <w:widowControl w:val="0"/>
+              <w:cnfStyle w:val="000000000000" w:firstRow="0" w:lastRow="0" w:firstColumn="0" w:lastColumn="0" w:oddVBand="0" w:evenVBand="0" w:oddHBand="0" w:evenHBand="0" w:firstRowFirstColumn="0" w:firstRowLastColumn="0" w:lastRowFirstColumn="0" w:lastRowLastColumn="0"/>
+              <w:rPr>
+                <w:rFonts w:ascii="Calibri" w:eastAsia="Calibri" w:hAnsi="Calibri" w:cs="Calibri"/>
+                <w:i/>
+                <w:color w:val="auto"/>
+              </w:rPr>
+            </w:pPr>
+            <w:r>
+              <w:rPr>
+                <w:rFonts w:ascii="Calibri" w:eastAsia="Calibri" w:hAnsi="Calibri" w:cs="Calibri"/>
+                <w:i/>
+                <w:color w:val="auto"/>
+              </w:rPr>
+              <w:t>X</w:t>
+            </w:r>
+          </w:p>
+        </w:tc>
+      </w:tr>
+      <w:tr>
+        <w:trPr>
+          <w:cnfStyle w:val="000000100000" w:firstRow="0" w:lastRow="0" w:firstColumn="0" w:lastColumn="0" w:oddVBand="0" w:evenVBand="0" w:oddHBand="1" w:evenHBand="0" w:firstRowFirstColumn="0" w:firstRowLastColumn="0" w:lastRowFirstColumn="0" w:lastRowLastColumn="0"/>
+          <w:trHeight w:val="220"/>
+        </w:trPr>
+        <w:tc>
+          <w:tcPr>
+            <w:cnfStyle w:val="001000000000" w:firstRow="0" w:lastRow="0" w:firstColumn="1" w:lastColumn="0" w:oddVBand="0" w:evenVBand="0" w:oddHBand="0" w:evenHBand="0" w:firstRowFirstColumn="0" w:firstRowLastColumn="0" w:lastRowFirstColumn="0" w:lastRowLastColumn="0"/>
+            <w:tcW w:w="1267" w:type="dxa"/>
+          </w:tcPr>
+          <w:p>
+            <w:pPr>
+              <w:rPr>
+                <w:rFonts w:ascii="Calibri" w:eastAsia="Calibri" w:hAnsi="Calibri" w:cs="Calibri"/>
+                <w:color w:val="595959"/>
+              </w:rPr>
+            </w:pPr>
+            <w:r>
+              <w:rPr>
+                <w:rFonts w:ascii="Calibri" w:eastAsia="Calibri" w:hAnsi="Calibri" w:cs="Calibri"/>
+                <w:color w:val="595959"/>
+              </w:rPr>
+              <w:t>Opción b)</w:t>
+            </w:r>
+          </w:p>
+        </w:tc>
+        <w:tc>
+          <w:tcPr>
+            <w:tcW w:w="6727" w:type="dxa"/>
+            <w:gridSpan w:val="2"/>
+            <w:shd w:val="clear" w:color="auto" w:fill="FFFFFF"/>
+          </w:tcPr>
+          <w:p>
+            <w:pPr>
+              <w:cnfStyle w:val="000000100000" w:firstRow="0" w:lastRow="0" w:firstColumn="0" w:lastColumn="0" w:oddVBand="0" w:evenVBand="0" w:oddHBand="1" w:evenHBand="0" w:firstRowFirstColumn="0" w:firstRowLastColumn="0" w:lastRowFirstColumn="0" w:lastRowLastColumn="0"/>
+              <w:rPr>
+                <w:rFonts w:ascii="Calibri" w:eastAsia="Calibri" w:hAnsi="Calibri" w:cs="Calibri"/>
+                <w:color w:val="auto"/>
+              </w:rPr>
+            </w:pPr>
+            <w:r>
+              <w:rPr>
+                <w:rFonts w:ascii="Calibri" w:eastAsia="Calibri" w:hAnsi="Calibri" w:cs="Calibri"/>
+                <w:i/>
+                <w:color w:val="auto"/>
+              </w:rPr>
+              <w:t>Falso</w:t>
+            </w:r>
+          </w:p>
+        </w:tc>
+        <w:tc>
+          <w:tcPr>
+            <w:tcW w:w="2160" w:type="dxa"/>
+            <w:shd w:val="clear" w:color="auto" w:fill="FFFFFF"/>
+          </w:tcPr>
+          <w:p>
+            <w:pPr>
+              <w:widowControl w:val="0"/>
+              <w:cnfStyle w:val="000000100000" w:firstRow="0" w:lastRow="0" w:firstColumn="0" w:lastColumn="0" w:oddVBand="0" w:evenVBand="0" w:oddHBand="1" w:evenHBand="0" w:firstRowFirstColumn="0" w:firstRowLastColumn="0" w:lastRowFirstColumn="0" w:lastRowLastColumn="0"/>
+              <w:rPr>
+                <w:rFonts w:ascii="Calibri" w:eastAsia="Calibri" w:hAnsi="Calibri" w:cs="Calibri"/>
+                <w:i/>
+                <w:color w:val="auto"/>
+              </w:rPr>
+            </w:pPr>
+          </w:p>
+        </w:tc>
+      </w:tr>
+      <w:tr>
+        <w:trPr>
+          <w:trHeight w:val="220"/>
+        </w:trPr>
+        <w:tc>
+          <w:tcPr>
+            <w:cnfStyle w:val="001000000000" w:firstRow="0" w:lastRow="0" w:firstColumn="1" w:lastColumn="0" w:oddVBand="0" w:evenVBand="0" w:oddHBand="0" w:evenHBand="0" w:firstRowFirstColumn="0" w:firstRowLastColumn="0" w:lastRowFirstColumn="0" w:lastRowLastColumn="0"/>
+            <w:tcW w:w="2534" w:type="dxa"/>
+            <w:gridSpan w:val="2"/>
+          </w:tcPr>
+          <w:p>
+            <w:pPr>
+              <w:rPr>
+                <w:rFonts w:ascii="Calibri" w:eastAsia="Calibri" w:hAnsi="Calibri" w:cs="Calibri"/>
+                <w:color w:val="595959"/>
+              </w:rPr>
+            </w:pPr>
+            <w:r>
+              <w:rPr>
+                <w:rFonts w:ascii="Calibri" w:eastAsia="Calibri" w:hAnsi="Calibri" w:cs="Calibri"/>
+                <w:color w:val="595959"/>
+              </w:rPr>
+              <w:t>Comentario respuesta correcta</w:t>
+            </w:r>
+          </w:p>
+        </w:tc>
+        <w:tc>
+          <w:tcPr>
+            <w:tcW w:w="7620" w:type="dxa"/>
+            <w:gridSpan w:val="2"/>
+            <w:shd w:val="clear" w:color="auto" w:fill="FFFFFF"/>
+          </w:tcPr>
+          <w:p>
+            <w:pPr>
+              <w:cnfStyle w:val="000000000000" w:firstRow="0" w:lastRow="0" w:firstColumn="0" w:lastColumn="0" w:oddVBand="0" w:evenVBand="0" w:oddHBand="0" w:evenHBand="0" w:firstRowFirstColumn="0" w:firstRowLastColumn="0" w:lastRowFirstColumn="0" w:lastRowLastColumn="0"/>
+              <w:rPr>
+                <w:rFonts w:ascii="Calibri" w:eastAsia="Calibri" w:hAnsi="Calibri" w:cs="Calibri"/>
+                <w:b/>
+                <w:i/>
+                <w:color w:val="auto"/>
+              </w:rPr>
+            </w:pPr>
+            <w:r>
+              <w:rPr>
+                <w:rFonts w:ascii="Calibri" w:eastAsia="Calibri" w:hAnsi="Calibri" w:cs="Calibri"/>
+                <w:i/>
+                <w:color w:val="auto"/>
+              </w:rPr>
+              <w:t>¡Felicitaciones! Ha captado con claridad los conceptos de protocolos de cierre de caja.</w:t>
+            </w:r>
+          </w:p>
+        </w:tc>
+      </w:tr>
+      <w:tr>
+        <w:trPr>
+          <w:cnfStyle w:val="000000100000" w:firstRow="0" w:lastRow="0" w:firstColumn="0" w:lastColumn="0" w:oddVBand="0" w:evenVBand="0" w:oddHBand="1" w:evenHBand="0" w:firstRowFirstColumn="0" w:firstRowLastColumn="0" w:lastRowFirstColumn="0" w:lastRowLastColumn="0"/>
+          <w:trHeight w:val="220"/>
+        </w:trPr>
+        <w:tc>
+          <w:tcPr>
+            <w:cnfStyle w:val="001000000000" w:firstRow="0" w:lastRow="0" w:firstColumn="1" w:lastColumn="0" w:oddVBand="0" w:evenVBand="0" w:oddHBand="0" w:evenHBand="0" w:firstRowFirstColumn="0" w:firstRowLastColumn="0" w:lastRowFirstColumn="0" w:lastRowLastColumn="0"/>
+            <w:tcW w:w="2534" w:type="dxa"/>
+            <w:gridSpan w:val="2"/>
+          </w:tcPr>
+          <w:p>
+            <w:pPr>
+              <w:rPr>
+                <w:rFonts w:ascii="Calibri" w:eastAsia="Calibri" w:hAnsi="Calibri" w:cs="Calibri"/>
+                <w:color w:val="595959"/>
+              </w:rPr>
+            </w:pPr>
+            <w:r>
+              <w:rPr>
+                <w:rFonts w:ascii="Calibri" w:eastAsia="Calibri" w:hAnsi="Calibri" w:cs="Calibri"/>
+                <w:color w:val="595959"/>
+              </w:rPr>
+              <w:t>Comentario respuesta incorrecta</w:t>
+            </w:r>
+          </w:p>
+        </w:tc>
+        <w:tc>
+          <w:tcPr>
+            <w:tcW w:w="7620" w:type="dxa"/>
+            <w:gridSpan w:val="2"/>
+            <w:shd w:val="clear" w:color="auto" w:fill="FFFFFF"/>
+          </w:tcPr>
+          <w:p>
+            <w:pPr>
+              <w:cnfStyle w:val="000000100000" w:firstRow="0" w:lastRow="0" w:firstColumn="0" w:lastColumn="0" w:oddVBand="0" w:evenVBand="0" w:oddHBand="1" w:evenHBand="0" w:firstRowFirstColumn="0" w:firstRowLastColumn="0" w:lastRowFirstColumn="0" w:lastRowLastColumn="0"/>
+              <w:rPr>
+                <w:rFonts w:ascii="Calibri" w:eastAsia="Calibri" w:hAnsi="Calibri" w:cs="Calibri"/>
+                <w:b/>
+                <w:i/>
+                <w:color w:val="auto"/>
+              </w:rPr>
+            </w:pPr>
+            <w:r>
+              <w:rPr>
+                <w:rFonts w:ascii="Calibri" w:eastAsia="Calibri" w:hAnsi="Calibri" w:cs="Calibri"/>
+                <w:i/>
+                <w:color w:val="auto"/>
+              </w:rPr>
+              <w:t>Respuesta incorrecta, revise nuevamente el contenido del componente formativo.</w:t>
+            </w:r>
+          </w:p>
+        </w:tc>
+      </w:tr>
+      <w:tr>
+        <w:trPr>
+          <w:trHeight w:val="220"/>
+        </w:trPr>
+        <w:tc>
+          <w:tcPr>
+            <w:cnfStyle w:val="001000000000" w:firstRow="0" w:lastRow="0" w:firstColumn="1" w:lastColumn="0" w:oddVBand="0" w:evenVBand="0" w:oddHBand="0" w:evenHBand="0" w:firstRowFirstColumn="0" w:firstRowLastColumn="0" w:lastRowFirstColumn="0" w:lastRowLastColumn="0"/>
+            <w:tcW w:w="2534" w:type="dxa"/>
+            <w:gridSpan w:val="2"/>
+          </w:tcPr>
+          <w:p>
+            <w:pPr>
+              <w:rPr>
+                <w:rFonts w:ascii="Calibri" w:eastAsia="Calibri" w:hAnsi="Calibri" w:cs="Calibri"/>
+                <w:color w:val="595959"/>
+              </w:rPr>
+            </w:pPr>
+            <w:bookmarkStart w:id="0" w:name="_Hlk179378914"/>
+            <w:r>
+              <w:rPr>
+                <w:rFonts w:ascii="Calibri" w:eastAsia="Calibri" w:hAnsi="Calibri" w:cs="Calibri"/>
+                <w:color w:val="595959"/>
+              </w:rPr>
+              <w:t xml:space="preserve">Pregunta </w:t>
+            </w:r>
+            <w:r>
+              <w:rPr>
+                <w:rFonts w:ascii="Calibri" w:eastAsia="Calibri" w:hAnsi="Calibri" w:cs="Calibri"/>
+                <w:color w:val="595959"/>
+              </w:rPr>
+              <w:t>8</w:t>
+            </w:r>
+          </w:p>
+        </w:tc>
+        <w:tc>
+          <w:tcPr>
+            <w:tcW w:w="7620" w:type="dxa"/>
+            <w:gridSpan w:val="2"/>
+          </w:tcPr>
+          <w:p>
+            <w:pPr>
+              <w:cnfStyle w:val="000000000000" w:firstRow="0" w:lastRow="0" w:firstColumn="0" w:lastColumn="0" w:oddVBand="0" w:evenVBand="0" w:oddHBand="0" w:evenHBand="0" w:firstRowFirstColumn="0" w:firstRowLastColumn="0" w:lastRowFirstColumn="0" w:lastRowLastColumn="0"/>
+              <w:rPr>
+                <w:rFonts w:ascii="Calibri" w:eastAsia="Calibri" w:hAnsi="Calibri" w:cs="Calibri"/>
+                <w:b/>
+                <w:bCs/>
+                <w:i/>
+                <w:color w:val="AEAAAA"/>
+              </w:rPr>
+            </w:pPr>
+            <w:r>
+              <w:rPr>
+                <w:rFonts w:ascii="Calibri" w:eastAsia="Calibri" w:hAnsi="Calibri" w:cs="Calibri"/>
+                <w:b/>
+                <w:bCs/>
+                <w:i/>
+                <w:color w:val="auto"/>
+              </w:rPr>
+              <w:t>Al finalizar el turno, la caja de</w:t>
+            </w:r>
+            <w:r>
+              <w:rPr>
+                <w:rFonts w:ascii="Calibri" w:eastAsia="Calibri" w:hAnsi="Calibri" w:cs="Calibri"/>
+                <w:b/>
+                <w:bCs/>
+                <w:i/>
+                <w:color w:val="auto"/>
+              </w:rPr>
+              <w:t>be</w:t>
+            </w:r>
+            <w:r>
+              <w:rPr>
+                <w:rFonts w:ascii="Calibri" w:eastAsia="Calibri" w:hAnsi="Calibri" w:cs="Calibri"/>
+                <w:b/>
+                <w:bCs/>
+                <w:i/>
+                <w:color w:val="auto"/>
+              </w:rPr>
+              <w:t xml:space="preserve"> quedar llena </w:t>
+            </w:r>
+            <w:r>
+              <w:rPr>
+                <w:rFonts w:ascii="Calibri" w:eastAsia="Calibri" w:hAnsi="Calibri" w:cs="Calibri"/>
+                <w:b/>
+                <w:bCs/>
+                <w:i/>
+                <w:color w:val="auto"/>
+              </w:rPr>
+              <w:t>con el</w:t>
+            </w:r>
+            <w:r>
+              <w:rPr>
+                <w:rFonts w:ascii="Calibri" w:eastAsia="Calibri" w:hAnsi="Calibri" w:cs="Calibri"/>
+                <w:b/>
+                <w:bCs/>
+                <w:i/>
+                <w:color w:val="auto"/>
+              </w:rPr>
+              <w:t xml:space="preserve"> dinero</w:t>
+            </w:r>
+            <w:r>
+              <w:rPr>
+                <w:rFonts w:ascii="Calibri" w:eastAsia="Calibri" w:hAnsi="Calibri" w:cs="Calibri"/>
+                <w:b/>
+                <w:bCs/>
+                <w:i/>
+                <w:color w:val="auto"/>
+              </w:rPr>
+              <w:t xml:space="preserve"> producido</w:t>
+            </w:r>
+            <w:r>
+              <w:rPr>
+                <w:rFonts w:ascii="Calibri" w:eastAsia="Calibri" w:hAnsi="Calibri" w:cs="Calibri"/>
+                <w:b/>
+                <w:bCs/>
+                <w:i/>
+                <w:color w:val="auto"/>
+              </w:rPr>
+              <w:t xml:space="preserve">, bonos y cheques, y no </w:t>
+            </w:r>
+            <w:r>
+              <w:rPr>
+                <w:rFonts w:ascii="Calibri" w:eastAsia="Calibri" w:hAnsi="Calibri" w:cs="Calibri"/>
+                <w:b/>
+                <w:bCs/>
+                <w:i/>
+                <w:color w:val="auto"/>
+              </w:rPr>
+              <w:t>se requiere</w:t>
+            </w:r>
+            <w:r>
+              <w:rPr>
+                <w:rFonts w:ascii="Calibri" w:eastAsia="Calibri" w:hAnsi="Calibri" w:cs="Calibri"/>
+                <w:b/>
+                <w:bCs/>
+                <w:i/>
+                <w:color w:val="auto"/>
+              </w:rPr>
+              <w:t xml:space="preserve"> reportar la gestión al departamento de recaudo del retail.</w:t>
+            </w:r>
+          </w:p>
+        </w:tc>
+      </w:tr>
+      <w:tr>
+        <w:trPr>
+          <w:cnfStyle w:val="000000100000" w:firstRow="0" w:lastRow="0" w:firstColumn="0" w:lastColumn="0" w:oddVBand="0" w:evenVBand="0" w:oddHBand="1" w:evenHBand="0" w:firstRowFirstColumn="0" w:firstRowLastColumn="0" w:lastRowFirstColumn="0" w:lastRowLastColumn="0"/>
+          <w:trHeight w:val="220"/>
+        </w:trPr>
+        <w:tc>
+          <w:tcPr>
+            <w:cnfStyle w:val="001000000000" w:firstRow="0" w:lastRow="0" w:firstColumn="1" w:lastColumn="0" w:oddVBand="0" w:evenVBand="0" w:oddHBand="0" w:evenHBand="0" w:firstRowFirstColumn="0" w:firstRowLastColumn="0" w:lastRowFirstColumn="0" w:lastRowLastColumn="0"/>
+            <w:tcW w:w="1267" w:type="dxa"/>
+          </w:tcPr>
+          <w:p>
+            <w:pPr>
+              <w:rPr>
+                <w:rFonts w:ascii="Calibri" w:eastAsia="Calibri" w:hAnsi="Calibri" w:cs="Calibri"/>
+                <w:color w:val="595959"/>
+              </w:rPr>
+            </w:pPr>
+            <w:r>
+              <w:rPr>
+                <w:rFonts w:ascii="Calibri" w:eastAsia="Calibri" w:hAnsi="Calibri" w:cs="Calibri"/>
+                <w:color w:val="595959"/>
+              </w:rPr>
+              <w:t>Opción a)</w:t>
+            </w:r>
+          </w:p>
+        </w:tc>
+        <w:tc>
+          <w:tcPr>
+            <w:tcW w:w="6727" w:type="dxa"/>
+            <w:gridSpan w:val="2"/>
+            <w:shd w:val="clear" w:color="auto" w:fill="FFFFFF"/>
+          </w:tcPr>
+          <w:p>
+            <w:pPr>
+              <w:cnfStyle w:val="000000100000" w:firstRow="0" w:lastRow="0" w:firstColumn="0" w:lastColumn="0" w:oddVBand="0" w:evenVBand="0" w:oddHBand="1" w:evenHBand="0" w:firstRowFirstColumn="0" w:firstRowLastColumn="0" w:lastRowFirstColumn="0" w:lastRowLastColumn="0"/>
+              <w:rPr>
+                <w:rFonts w:ascii="Calibri" w:eastAsia="Calibri" w:hAnsi="Calibri" w:cs="Calibri"/>
+                <w:color w:val="auto"/>
+              </w:rPr>
+            </w:pPr>
+            <w:r>
+              <w:rPr>
+                <w:rFonts w:ascii="Calibri" w:eastAsia="Calibri" w:hAnsi="Calibri" w:cs="Calibri"/>
+                <w:i/>
+                <w:color w:val="auto"/>
+              </w:rPr>
+              <w:t>Verdadero</w:t>
+            </w:r>
+          </w:p>
+        </w:tc>
+        <w:tc>
+          <w:tcPr>
+            <w:tcW w:w="2160" w:type="dxa"/>
+            <w:shd w:val="clear" w:color="auto" w:fill="FFFFFF"/>
+          </w:tcPr>
+          <w:p>
+            <w:pPr>
+              <w:widowControl w:val="0"/>
+              <w:cnfStyle w:val="000000100000" w:firstRow="0" w:lastRow="0" w:firstColumn="0" w:lastColumn="0" w:oddVBand="0" w:evenVBand="0" w:oddHBand="1" w:evenHBand="0" w:firstRowFirstColumn="0" w:firstRowLastColumn="0" w:lastRowFirstColumn="0" w:lastRowLastColumn="0"/>
+              <w:rPr>
+                <w:rFonts w:ascii="Calibri" w:eastAsia="Calibri" w:hAnsi="Calibri" w:cs="Calibri"/>
+                <w:i/>
+                <w:color w:val="auto"/>
+              </w:rPr>
+            </w:pPr>
+          </w:p>
+        </w:tc>
+      </w:tr>
+      <w:tr>
+        <w:trPr>
+          <w:trHeight w:val="220"/>
+        </w:trPr>
+        <w:tc>
+          <w:tcPr>
+            <w:cnfStyle w:val="001000000000" w:firstRow="0" w:lastRow="0" w:firstColumn="1" w:lastColumn="0" w:oddVBand="0" w:evenVBand="0" w:oddHBand="0" w:evenHBand="0" w:firstRowFirstColumn="0" w:firstRowLastColumn="0" w:lastRowFirstColumn="0" w:lastRowLastColumn="0"/>
+            <w:tcW w:w="1267" w:type="dxa"/>
+            <w:shd w:val="clear" w:color="auto" w:fill="auto"/>
+          </w:tcPr>
+          <w:p>
+            <w:pPr>
+              <w:rPr>
+                <w:rFonts w:ascii="Calibri" w:eastAsia="Calibri" w:hAnsi="Calibri" w:cs="Calibri"/>
+                <w:color w:val="595959"/>
+              </w:rPr>
+            </w:pPr>
+            <w:r>
+              <w:rPr>
+                <w:rFonts w:ascii="Calibri" w:eastAsia="Calibri" w:hAnsi="Calibri" w:cs="Calibri"/>
+                <w:color w:val="595959"/>
+              </w:rPr>
+              <w:t>Opción b)</w:t>
+            </w:r>
+          </w:p>
+        </w:tc>
+        <w:tc>
+          <w:tcPr>
+            <w:tcW w:w="6727" w:type="dxa"/>
+            <w:gridSpan w:val="2"/>
+            <w:shd w:val="clear" w:color="auto" w:fill="FFFFFF"/>
+          </w:tcPr>
+          <w:p>
+            <w:pPr>
+              <w:cnfStyle w:val="000000000000" w:firstRow="0" w:lastRow="0" w:firstColumn="0" w:lastColumn="0" w:oddVBand="0" w:evenVBand="0" w:oddHBand="0" w:evenHBand="0" w:firstRowFirstColumn="0" w:firstRowLastColumn="0" w:lastRowFirstColumn="0" w:lastRowLastColumn="0"/>
+              <w:rPr>
+                <w:rFonts w:ascii="Calibri" w:eastAsia="Calibri" w:hAnsi="Calibri" w:cs="Calibri"/>
+                <w:color w:val="auto"/>
+              </w:rPr>
+            </w:pPr>
+            <w:r>
+              <w:rPr>
+                <w:rFonts w:ascii="Calibri" w:eastAsia="Calibri" w:hAnsi="Calibri" w:cs="Calibri"/>
+                <w:i/>
+                <w:color w:val="auto"/>
+              </w:rPr>
+              <w:t>Falso</w:t>
+            </w:r>
+          </w:p>
+        </w:tc>
+        <w:tc>
+          <w:tcPr>
+            <w:tcW w:w="2160" w:type="dxa"/>
+            <w:shd w:val="clear" w:color="auto" w:fill="FFFFFF"/>
+          </w:tcPr>
+          <w:p>
+            <w:pPr>
+              <w:widowControl w:val="0"/>
+              <w:cnfStyle w:val="000000000000" w:firstRow="0" w:lastRow="0" w:firstColumn="0" w:lastColumn="0" w:oddVBand="0" w:evenVBand="0" w:oddHBand="0" w:evenHBand="0" w:firstRowFirstColumn="0" w:firstRowLastColumn="0" w:lastRowFirstColumn="0" w:lastRowLastColumn="0"/>
+              <w:rPr>
+                <w:rFonts w:ascii="Calibri" w:eastAsia="Calibri" w:hAnsi="Calibri" w:cs="Calibri"/>
+                <w:i/>
+                <w:color w:val="auto"/>
+              </w:rPr>
+            </w:pPr>
+            <w:r>
+              <w:rPr>
+                <w:rFonts w:ascii="Calibri" w:eastAsia="Calibri" w:hAnsi="Calibri" w:cs="Calibri"/>
+                <w:i/>
+                <w:color w:val="auto"/>
+              </w:rPr>
+              <w:t>X</w:t>
+            </w:r>
+          </w:p>
+        </w:tc>
+      </w:tr>
+      <w:tr>
+        <w:trPr>
+          <w:cnfStyle w:val="000000100000" w:firstRow="0" w:lastRow="0" w:firstColumn="0" w:lastColumn="0" w:oddVBand="0" w:evenVBand="0" w:oddHBand="1" w:evenHBand="0" w:firstRowFirstColumn="0" w:firstRowLastColumn="0" w:lastRowFirstColumn="0" w:lastRowLastColumn="0"/>
+          <w:trHeight w:val="220"/>
+        </w:trPr>
+        <w:tc>
+          <w:tcPr>
+            <w:cnfStyle w:val="001000000000" w:firstRow="0" w:lastRow="0" w:firstColumn="1" w:lastColumn="0" w:oddVBand="0" w:evenVBand="0" w:oddHBand="0" w:evenHBand="0" w:firstRowFirstColumn="0" w:firstRowLastColumn="0" w:lastRowFirstColumn="0" w:lastRowLastColumn="0"/>
+            <w:tcW w:w="2534" w:type="dxa"/>
+            <w:gridSpan w:val="2"/>
+          </w:tcPr>
+          <w:p>
+            <w:pPr>
+              <w:rPr>
+                <w:rFonts w:ascii="Calibri" w:eastAsia="Calibri" w:hAnsi="Calibri" w:cs="Calibri"/>
+                <w:color w:val="595959"/>
+              </w:rPr>
+            </w:pPr>
+            <w:r>
+              <w:rPr>
+                <w:rFonts w:ascii="Calibri" w:eastAsia="Calibri" w:hAnsi="Calibri" w:cs="Calibri"/>
+                <w:color w:val="595959"/>
+              </w:rPr>
+              <w:t>Comentario respuesta correcta</w:t>
+            </w:r>
+          </w:p>
+        </w:tc>
+        <w:tc>
+          <w:tcPr>
+            <w:tcW w:w="7620" w:type="dxa"/>
+            <w:gridSpan w:val="2"/>
+            <w:shd w:val="clear" w:color="auto" w:fill="FFFFFF"/>
+          </w:tcPr>
+          <w:p>
+            <w:pPr>
+              <w:cnfStyle w:val="000000100000" w:firstRow="0" w:lastRow="0" w:firstColumn="0" w:lastColumn="0" w:oddVBand="0" w:evenVBand="0" w:oddHBand="1" w:evenHBand="0" w:firstRowFirstColumn="0" w:firstRowLastColumn="0" w:lastRowFirstColumn="0" w:lastRowLastColumn="0"/>
+              <w:rPr>
+                <w:rFonts w:ascii="Calibri" w:eastAsia="Calibri" w:hAnsi="Calibri" w:cs="Calibri"/>
+                <w:b/>
+                <w:i/>
+                <w:color w:val="auto"/>
+              </w:rPr>
+            </w:pPr>
+            <w:r>
+              <w:rPr>
+                <w:rFonts w:ascii="Calibri" w:eastAsia="Calibri" w:hAnsi="Calibri" w:cs="Calibri"/>
+                <w:i/>
+                <w:color w:val="auto"/>
+              </w:rPr>
+              <w:t>¡Felicitaciones! Ha captado con claridad los conceptos de protocolos de cierre de caja.</w:t>
+            </w:r>
+          </w:p>
+        </w:tc>
+      </w:tr>
+      <w:tr>
+        <w:trPr>
+          <w:trHeight w:val="220"/>
+        </w:trPr>
+        <w:tc>
+          <w:tcPr>
+            <w:cnfStyle w:val="001000000000" w:firstRow="0" w:lastRow="0" w:firstColumn="1" w:lastColumn="0" w:oddVBand="0" w:evenVBand="0" w:oddHBand="0" w:evenHBand="0" w:firstRowFirstColumn="0" w:firstRowLastColumn="0" w:lastRowFirstColumn="0" w:lastRowLastColumn="0"/>
+            <w:tcW w:w="2534" w:type="dxa"/>
+            <w:gridSpan w:val="2"/>
+          </w:tcPr>
+          <w:p>
+            <w:pPr>
+              <w:rPr>
+                <w:rFonts w:ascii="Calibri" w:eastAsia="Calibri" w:hAnsi="Calibri" w:cs="Calibri"/>
+                <w:color w:val="595959"/>
+              </w:rPr>
+            </w:pPr>
+            <w:r>
+              <w:rPr>
+                <w:rFonts w:ascii="Calibri" w:eastAsia="Calibri" w:hAnsi="Calibri" w:cs="Calibri"/>
+                <w:color w:val="595959"/>
+              </w:rPr>
+              <w:t>Comentario respuesta incorrecta</w:t>
+            </w:r>
+          </w:p>
+        </w:tc>
+        <w:tc>
+          <w:tcPr>
+            <w:tcW w:w="7620" w:type="dxa"/>
+            <w:gridSpan w:val="2"/>
+            <w:shd w:val="clear" w:color="auto" w:fill="FFFFFF"/>
+          </w:tcPr>
+          <w:p>
+            <w:pPr>
+              <w:cnfStyle w:val="000000000000" w:firstRow="0" w:lastRow="0" w:firstColumn="0" w:lastColumn="0" w:oddVBand="0" w:evenVBand="0" w:oddHBand="0" w:evenHBand="0" w:firstRowFirstColumn="0" w:firstRowLastColumn="0" w:lastRowFirstColumn="0" w:lastRowLastColumn="0"/>
+              <w:rPr>
+                <w:rFonts w:ascii="Calibri" w:eastAsia="Calibri" w:hAnsi="Calibri" w:cs="Calibri"/>
+                <w:b/>
+                <w:i/>
+                <w:color w:val="auto"/>
+              </w:rPr>
+            </w:pPr>
+            <w:r>
+              <w:rPr>
+                <w:rFonts w:ascii="Calibri" w:eastAsia="Calibri" w:hAnsi="Calibri" w:cs="Calibri"/>
+                <w:i/>
+                <w:color w:val="auto"/>
+              </w:rPr>
+              <w:t>Respuesta incorrecta, revise nuevamente el contenido del componente formativo.</w:t>
+            </w:r>
+          </w:p>
+        </w:tc>
+      </w:tr>
+      <w:bookmarkEnd w:id="0"/>
+      <w:tr>
+        <w:trPr>
+          <w:cnfStyle w:val="000000100000" w:firstRow="0" w:lastRow="0" w:firstColumn="0" w:lastColumn="0" w:oddVBand="0" w:evenVBand="0" w:oddHBand="1" w:evenHBand="0" w:firstRowFirstColumn="0" w:firstRowLastColumn="0" w:lastRowFirstColumn="0" w:lastRowLastColumn="0"/>
+          <w:trHeight w:val="220"/>
+        </w:trPr>
+        <w:tc>
+          <w:tcPr>
+            <w:cnfStyle w:val="001000000000" w:firstRow="0" w:lastRow="0" w:firstColumn="1" w:lastColumn="0" w:oddVBand="0" w:evenVBand="0" w:oddHBand="0" w:evenHBand="0" w:firstRowFirstColumn="0" w:firstRowLastColumn="0" w:lastRowFirstColumn="0" w:lastRowLastColumn="0"/>
+            <w:tcW w:w="2534" w:type="dxa"/>
+            <w:gridSpan w:val="2"/>
+          </w:tcPr>
+          <w:p>
+            <w:pPr>
+              <w:rPr>
+                <w:rFonts w:ascii="Calibri" w:eastAsia="Calibri" w:hAnsi="Calibri" w:cs="Calibri"/>
+                <w:color w:val="595959"/>
+              </w:rPr>
+            </w:pPr>
+            <w:r>
+              <w:rPr>
+                <w:rFonts w:ascii="Calibri" w:eastAsia="Calibri" w:hAnsi="Calibri" w:cs="Calibri"/>
+                <w:color w:val="595959"/>
+              </w:rPr>
+              <w:t xml:space="preserve">Pregunta </w:t>
+            </w:r>
+            <w:r>
+              <w:rPr>
+                <w:rFonts w:ascii="Calibri" w:eastAsia="Calibri" w:hAnsi="Calibri" w:cs="Calibri"/>
+                <w:color w:val="595959"/>
+              </w:rPr>
+              <w:t>9</w:t>
+            </w:r>
+          </w:p>
+        </w:tc>
+        <w:tc>
+          <w:tcPr>
+            <w:tcW w:w="7620" w:type="dxa"/>
+            <w:gridSpan w:val="2"/>
+          </w:tcPr>
+          <w:p>
+            <w:pPr>
+              <w:cnfStyle w:val="000000100000" w:firstRow="0" w:lastRow="0" w:firstColumn="0" w:lastColumn="0" w:oddVBand="0" w:evenVBand="0" w:oddHBand="1" w:evenHBand="0" w:firstRowFirstColumn="0" w:firstRowLastColumn="0" w:lastRowFirstColumn="0" w:lastRowLastColumn="0"/>
+              <w:rPr>
+                <w:rFonts w:ascii="Calibri" w:eastAsia="Calibri" w:hAnsi="Calibri" w:cs="Calibri"/>
+                <w:b/>
+                <w:bCs/>
+                <w:i/>
+                <w:color w:val="AEAAAA"/>
+              </w:rPr>
+            </w:pPr>
+            <w:r>
+              <w:rPr>
+                <w:rFonts w:ascii="Calibri" w:eastAsia="Calibri" w:hAnsi="Calibri" w:cs="Calibri"/>
+                <w:b/>
+                <w:bCs/>
+                <w:i/>
+                <w:color w:val="auto"/>
+              </w:rPr>
+              <w:t xml:space="preserve">En el </w:t>
+            </w:r>
+            <w:r>
+              <w:rPr>
+                <w:rFonts w:ascii="Calibri" w:eastAsia="Calibri" w:hAnsi="Calibri" w:cs="Calibri"/>
+                <w:b/>
+                <w:bCs/>
+                <w:i/>
+                <w:color w:val="auto"/>
+              </w:rPr>
+              <w:t>retail</w:t>
+            </w:r>
+            <w:r>
+              <w:rPr>
+                <w:rFonts w:ascii="Calibri" w:eastAsia="Calibri" w:hAnsi="Calibri" w:cs="Calibri"/>
+                <w:b/>
+                <w:bCs/>
+                <w:i/>
+                <w:color w:val="auto"/>
+              </w:rPr>
+              <w:t xml:space="preserve">, </w:t>
+            </w:r>
+            <w:r>
+              <w:rPr>
+                <w:rFonts w:ascii="Calibri" w:eastAsia="Calibri" w:hAnsi="Calibri" w:cs="Calibri"/>
+                <w:b/>
+                <w:bCs/>
+                <w:i/>
+                <w:color w:val="auto"/>
+              </w:rPr>
+              <w:t xml:space="preserve">es común que </w:t>
+            </w:r>
+            <w:r>
+              <w:rPr>
+                <w:rFonts w:ascii="Calibri" w:eastAsia="Calibri" w:hAnsi="Calibri" w:cs="Calibri"/>
+                <w:b/>
+                <w:bCs/>
+                <w:i/>
+                <w:color w:val="auto"/>
+              </w:rPr>
+              <w:t>los trabajadores rot</w:t>
+            </w:r>
+            <w:r>
+              <w:rPr>
+                <w:rFonts w:ascii="Calibri" w:eastAsia="Calibri" w:hAnsi="Calibri" w:cs="Calibri"/>
+                <w:b/>
+                <w:bCs/>
+                <w:i/>
+                <w:color w:val="auto"/>
+              </w:rPr>
+              <w:t>e</w:t>
+            </w:r>
+            <w:r>
+              <w:rPr>
+                <w:rFonts w:ascii="Calibri" w:eastAsia="Calibri" w:hAnsi="Calibri" w:cs="Calibri"/>
+                <w:b/>
+                <w:bCs/>
+                <w:i/>
+                <w:color w:val="auto"/>
+              </w:rPr>
+              <w:t>n entre</w:t>
+            </w:r>
+            <w:r>
+              <w:rPr>
+                <w:rFonts w:ascii="Calibri" w:eastAsia="Calibri" w:hAnsi="Calibri" w:cs="Calibri"/>
+                <w:b/>
+                <w:bCs/>
+                <w:i/>
+                <w:color w:val="auto"/>
+              </w:rPr>
+              <w:t xml:space="preserve"> las diferentes</w:t>
+            </w:r>
+            <w:r>
+              <w:rPr>
+                <w:rFonts w:ascii="Calibri" w:eastAsia="Calibri" w:hAnsi="Calibri" w:cs="Calibri"/>
+                <w:b/>
+                <w:bCs/>
+                <w:i/>
+                <w:color w:val="auto"/>
+              </w:rPr>
+              <w:t xml:space="preserve"> áreas y cajas</w:t>
+            </w:r>
+            <w:r>
+              <w:rPr>
+                <w:rFonts w:ascii="Calibri" w:eastAsia="Calibri" w:hAnsi="Calibri" w:cs="Calibri"/>
+                <w:b/>
+                <w:bCs/>
+                <w:i/>
+                <w:color w:val="auto"/>
+              </w:rPr>
+              <w:t>; por ello, p</w:t>
+            </w:r>
+            <w:r>
+              <w:rPr>
+                <w:rFonts w:ascii="Calibri" w:eastAsia="Calibri" w:hAnsi="Calibri" w:cs="Calibri"/>
+                <w:b/>
+                <w:bCs/>
+                <w:i/>
+                <w:color w:val="auto"/>
+              </w:rPr>
+              <w:t>ara los arqueos y entrega del puesto, necesitan un código especial para el cierre de la jornada.</w:t>
+            </w:r>
+          </w:p>
+        </w:tc>
+      </w:tr>
+      <w:tr>
+        <w:trPr>
+          <w:trHeight w:val="220"/>
+        </w:trPr>
+        <w:tc>
+          <w:tcPr>
+            <w:cnfStyle w:val="001000000000" w:firstRow="0" w:lastRow="0" w:firstColumn="1" w:lastColumn="0" w:oddVBand="0" w:evenVBand="0" w:oddHBand="0" w:evenHBand="0" w:firstRowFirstColumn="0" w:firstRowLastColumn="0" w:lastRowFirstColumn="0" w:lastRowLastColumn="0"/>
+            <w:tcW w:w="1267" w:type="dxa"/>
+          </w:tcPr>
+          <w:p>
+            <w:pPr>
+              <w:rPr>
+                <w:rFonts w:ascii="Calibri" w:eastAsia="Calibri" w:hAnsi="Calibri" w:cs="Calibri"/>
+                <w:color w:val="595959"/>
+              </w:rPr>
+            </w:pPr>
+            <w:r>
+              <w:rPr>
+                <w:rFonts w:ascii="Calibri" w:eastAsia="Calibri" w:hAnsi="Calibri" w:cs="Calibri"/>
+                <w:color w:val="595959"/>
+              </w:rPr>
+              <w:t>Opción a)</w:t>
+            </w:r>
+          </w:p>
+        </w:tc>
+        <w:tc>
+          <w:tcPr>
+            <w:tcW w:w="6727" w:type="dxa"/>
+            <w:gridSpan w:val="2"/>
+            <w:shd w:val="clear" w:color="auto" w:fill="FFFFFF"/>
+          </w:tcPr>
+          <w:p>
+            <w:pPr>
+              <w:cnfStyle w:val="000000000000" w:firstRow="0" w:lastRow="0" w:firstColumn="0" w:lastColumn="0" w:oddVBand="0" w:evenVBand="0" w:oddHBand="0" w:evenHBand="0" w:firstRowFirstColumn="0" w:firstRowLastColumn="0" w:lastRowFirstColumn="0" w:lastRowLastColumn="0"/>
+              <w:rPr>
+                <w:rFonts w:ascii="Calibri" w:eastAsia="Calibri" w:hAnsi="Calibri" w:cs="Calibri"/>
+                <w:color w:val="auto"/>
+              </w:rPr>
+            </w:pPr>
+            <w:r>
+              <w:rPr>
+                <w:rFonts w:ascii="Calibri" w:eastAsia="Calibri" w:hAnsi="Calibri" w:cs="Calibri"/>
+                <w:i/>
+                <w:color w:val="auto"/>
+              </w:rPr>
+              <w:t>Verdadero</w:t>
+            </w:r>
+          </w:p>
+        </w:tc>
+        <w:tc>
+          <w:tcPr>
+            <w:tcW w:w="2160" w:type="dxa"/>
+            <w:shd w:val="clear" w:color="auto" w:fill="FFFFFF"/>
+          </w:tcPr>
+          <w:p>
+            <w:pPr>
+              <w:widowControl w:val="0"/>
+              <w:cnfStyle w:val="000000000000" w:firstRow="0" w:lastRow="0" w:firstColumn="0" w:lastColumn="0" w:oddVBand="0" w:evenVBand="0" w:oddHBand="0" w:evenHBand="0" w:firstRowFirstColumn="0" w:firstRowLastColumn="0" w:lastRowFirstColumn="0" w:lastRowLastColumn="0"/>
+              <w:rPr>
+                <w:rFonts w:ascii="Calibri" w:eastAsia="Calibri" w:hAnsi="Calibri" w:cs="Calibri"/>
+                <w:i/>
+                <w:color w:val="auto"/>
+              </w:rPr>
+            </w:pPr>
+            <w:r>
+              <w:rPr>
+                <w:rFonts w:ascii="Calibri" w:eastAsia="Calibri" w:hAnsi="Calibri" w:cs="Calibri"/>
+                <w:i/>
+                <w:color w:val="auto"/>
+              </w:rPr>
+              <w:t>X</w:t>
+            </w:r>
+          </w:p>
+        </w:tc>
+      </w:tr>
+      <w:tr>
+        <w:trPr>
+          <w:cnfStyle w:val="000000100000" w:firstRow="0" w:lastRow="0" w:firstColumn="0" w:lastColumn="0" w:oddVBand="0" w:evenVBand="0" w:oddHBand="1" w:evenHBand="0" w:firstRowFirstColumn="0" w:firstRowLastColumn="0" w:lastRowFirstColumn="0" w:lastRowLastColumn="0"/>
+          <w:trHeight w:val="220"/>
+        </w:trPr>
+        <w:tc>
+          <w:tcPr>
+            <w:cnfStyle w:val="001000000000" w:firstRow="0" w:lastRow="0" w:firstColumn="1" w:lastColumn="0" w:oddVBand="0" w:evenVBand="0" w:oddHBand="0" w:evenHBand="0" w:firstRowFirstColumn="0" w:firstRowLastColumn="0" w:lastRowFirstColumn="0" w:lastRowLastColumn="0"/>
+            <w:tcW w:w="1267" w:type="dxa"/>
+            <w:shd w:val="clear" w:color="auto" w:fill="auto"/>
+          </w:tcPr>
+          <w:p>
+            <w:pPr>
+              <w:rPr>
+                <w:rFonts w:ascii="Calibri" w:eastAsia="Calibri" w:hAnsi="Calibri" w:cs="Calibri"/>
+                <w:color w:val="595959"/>
+              </w:rPr>
+            </w:pPr>
+            <w:r>
+              <w:rPr>
+                <w:rFonts w:ascii="Calibri" w:eastAsia="Calibri" w:hAnsi="Calibri" w:cs="Calibri"/>
+                <w:color w:val="595959"/>
+              </w:rPr>
+              <w:t>Opción b)</w:t>
+            </w:r>
+          </w:p>
+        </w:tc>
+        <w:tc>
+          <w:tcPr>
+            <w:tcW w:w="6727" w:type="dxa"/>
+            <w:gridSpan w:val="2"/>
+            <w:shd w:val="clear" w:color="auto" w:fill="FFFFFF"/>
+          </w:tcPr>
+          <w:p>
+            <w:pPr>
+              <w:cnfStyle w:val="000000100000" w:firstRow="0" w:lastRow="0" w:firstColumn="0" w:lastColumn="0" w:oddVBand="0" w:evenVBand="0" w:oddHBand="1" w:evenHBand="0" w:firstRowFirstColumn="0" w:firstRowLastColumn="0" w:lastRowFirstColumn="0" w:lastRowLastColumn="0"/>
+              <w:rPr>
+                <w:rFonts w:ascii="Calibri" w:eastAsia="Calibri" w:hAnsi="Calibri" w:cs="Calibri"/>
+                <w:color w:val="auto"/>
+              </w:rPr>
+            </w:pPr>
+            <w:r>
+              <w:rPr>
+                <w:rFonts w:ascii="Calibri" w:eastAsia="Calibri" w:hAnsi="Calibri" w:cs="Calibri"/>
+                <w:i/>
+                <w:color w:val="auto"/>
+              </w:rPr>
+              <w:t>Falso</w:t>
+            </w:r>
+          </w:p>
+        </w:tc>
+        <w:tc>
+          <w:tcPr>
+            <w:tcW w:w="2160" w:type="dxa"/>
+            <w:shd w:val="clear" w:color="auto" w:fill="FFFFFF"/>
+          </w:tcPr>
+          <w:p>
+            <w:pPr>
+              <w:widowControl w:val="0"/>
+              <w:cnfStyle w:val="000000100000" w:firstRow="0" w:lastRow="0" w:firstColumn="0" w:lastColumn="0" w:oddVBand="0" w:evenVBand="0" w:oddHBand="1" w:evenHBand="0" w:firstRowFirstColumn="0" w:firstRowLastColumn="0" w:lastRowFirstColumn="0" w:lastRowLastColumn="0"/>
+              <w:rPr>
+                <w:rFonts w:ascii="Calibri" w:eastAsia="Calibri" w:hAnsi="Calibri" w:cs="Calibri"/>
+                <w:i/>
+                <w:color w:val="auto"/>
+              </w:rPr>
+            </w:pPr>
+          </w:p>
+        </w:tc>
+      </w:tr>
+      <w:tr>
+        <w:trPr>
+          <w:trHeight w:val="220"/>
+        </w:trPr>
+        <w:tc>
+          <w:tcPr>
+            <w:cnfStyle w:val="001000000000" w:firstRow="0" w:lastRow="0" w:firstColumn="1" w:lastColumn="0" w:oddVBand="0" w:evenVBand="0" w:oddHBand="0" w:evenHBand="0" w:firstRowFirstColumn="0" w:firstRowLastColumn="0" w:lastRowFirstColumn="0" w:lastRowLastColumn="0"/>
+            <w:tcW w:w="2534" w:type="dxa"/>
+            <w:gridSpan w:val="2"/>
+            <w:shd w:val="clear" w:color="auto" w:fill="FBE5D5"/>
+          </w:tcPr>
+          <w:p>
+            <w:pPr>
+              <w:rPr>
+                <w:rFonts w:ascii="Calibri" w:eastAsia="Calibri" w:hAnsi="Calibri" w:cs="Calibri"/>
+                <w:color w:val="595959"/>
+              </w:rPr>
+            </w:pPr>
+            <w:r>
+              <w:rPr>
+                <w:rFonts w:ascii="Calibri" w:eastAsia="Calibri" w:hAnsi="Calibri" w:cs="Calibri"/>
+                <w:color w:val="595959"/>
+              </w:rPr>
+              <w:t>Comentario respuesta correcta</w:t>
+            </w:r>
+          </w:p>
+        </w:tc>
+        <w:tc>
+          <w:tcPr>
+            <w:tcW w:w="7620" w:type="dxa"/>
+            <w:gridSpan w:val="2"/>
+            <w:shd w:val="clear" w:color="auto" w:fill="FFFFFF"/>
+          </w:tcPr>
+          <w:p>
+            <w:pPr>
+              <w:cnfStyle w:val="000000000000" w:firstRow="0" w:lastRow="0" w:firstColumn="0" w:lastColumn="0" w:oddVBand="0" w:evenVBand="0" w:oddHBand="0" w:evenHBand="0" w:firstRowFirstColumn="0" w:firstRowLastColumn="0" w:lastRowFirstColumn="0" w:lastRowLastColumn="0"/>
+              <w:rPr>
+                <w:rFonts w:ascii="Calibri" w:eastAsia="Calibri" w:hAnsi="Calibri" w:cs="Calibri"/>
+                <w:bCs/>
+                <w:i/>
+                <w:color w:val="auto"/>
+              </w:rPr>
+            </w:pPr>
+            <w:r>
+              <w:rPr>
+                <w:rFonts w:ascii="Calibri" w:eastAsia="Calibri" w:hAnsi="Calibri" w:cs="Calibri"/>
+                <w:bCs/>
+                <w:i/>
+                <w:color w:val="auto"/>
+              </w:rPr>
+              <w:t>¡Felicitaciones! Ha captado con claridad los conceptos de protocolos de cierre de caja.</w:t>
+            </w:r>
+          </w:p>
+        </w:tc>
+      </w:tr>
+      <w:tr>
+        <w:trPr>
+          <w:cnfStyle w:val="000000100000" w:firstRow="0" w:lastRow="0" w:firstColumn="0" w:lastColumn="0" w:oddVBand="0" w:evenVBand="0" w:oddHBand="1" w:evenHBand="0" w:firstRowFirstColumn="0" w:firstRowLastColumn="0" w:lastRowFirstColumn="0" w:lastRowLastColumn="0"/>
+          <w:trHeight w:val="220"/>
+        </w:trPr>
+        <w:tc>
+          <w:tcPr>
+            <w:cnfStyle w:val="001000000000" w:firstRow="0" w:lastRow="0" w:firstColumn="1" w:lastColumn="0" w:oddVBand="0" w:evenVBand="0" w:oddHBand="0" w:evenHBand="0" w:firstRowFirstColumn="0" w:firstRowLastColumn="0" w:lastRowFirstColumn="0" w:lastRowLastColumn="0"/>
+            <w:tcW w:w="2534" w:type="dxa"/>
+            <w:gridSpan w:val="2"/>
+          </w:tcPr>
+          <w:p>
+            <w:pPr>
+              <w:rPr>
+                <w:rFonts w:ascii="Calibri" w:eastAsia="Calibri" w:hAnsi="Calibri" w:cs="Calibri"/>
+                <w:color w:val="595959"/>
+              </w:rPr>
+            </w:pPr>
+            <w:r>
+              <w:rPr>
+                <w:rFonts w:ascii="Calibri" w:eastAsia="Calibri" w:hAnsi="Calibri" w:cs="Calibri"/>
+                <w:color w:val="595959"/>
+              </w:rPr>
+              <w:t>Comentario respuesta incorrecta</w:t>
+            </w:r>
+          </w:p>
+        </w:tc>
+        <w:tc>
+          <w:tcPr>
+            <w:tcW w:w="7620" w:type="dxa"/>
+            <w:gridSpan w:val="2"/>
+            <w:shd w:val="clear" w:color="auto" w:fill="FFFFFF"/>
+          </w:tcPr>
+          <w:p>
+            <w:pPr>
+              <w:cnfStyle w:val="000000100000" w:firstRow="0" w:lastRow="0" w:firstColumn="0" w:lastColumn="0" w:oddVBand="0" w:evenVBand="0" w:oddHBand="1" w:evenHBand="0" w:firstRowFirstColumn="0" w:firstRowLastColumn="0" w:lastRowFirstColumn="0" w:lastRowLastColumn="0"/>
+              <w:rPr>
+                <w:rFonts w:ascii="Calibri" w:eastAsia="Calibri" w:hAnsi="Calibri" w:cs="Calibri"/>
+                <w:b/>
+                <w:i/>
+                <w:color w:val="auto"/>
+              </w:rPr>
+            </w:pPr>
+            <w:r>
+              <w:rPr>
+                <w:rFonts w:ascii="Calibri" w:eastAsia="Calibri" w:hAnsi="Calibri" w:cs="Calibri"/>
+                <w:i/>
+                <w:color w:val="auto"/>
+              </w:rPr>
+              <w:t>Respuesta incorrecta, revise nuevamente el contenido del componente formativo.</w:t>
+            </w:r>
+          </w:p>
+        </w:tc>
+      </w:tr>
+      <w:tr>
+        <w:trPr>
+          <w:trHeight w:val="220"/>
+        </w:trPr>
+        <w:tc>
+          <w:tcPr>
+            <w:cnfStyle w:val="001000000000" w:firstRow="0" w:lastRow="0" w:firstColumn="1" w:lastColumn="0" w:oddVBand="0" w:evenVBand="0" w:oddHBand="0" w:evenHBand="0" w:firstRowFirstColumn="0" w:firstRowLastColumn="0" w:lastRowFirstColumn="0" w:lastRowLastColumn="0"/>
+            <w:tcW w:w="2534" w:type="dxa"/>
+            <w:gridSpan w:val="2"/>
+          </w:tcPr>
+          <w:p>
+            <w:pPr>
+              <w:rPr>
+                <w:rFonts w:ascii="Calibri" w:eastAsia="Calibri" w:hAnsi="Calibri" w:cs="Calibri"/>
+                <w:color w:val="595959"/>
+              </w:rPr>
+            </w:pPr>
+            <w:r>
+              <w:rPr>
+                <w:rFonts w:ascii="Calibri" w:eastAsia="Calibri" w:hAnsi="Calibri" w:cs="Calibri"/>
+                <w:color w:val="595959"/>
+              </w:rPr>
+              <w:t xml:space="preserve">Pregunta </w:t>
+            </w:r>
+            <w:r>
+              <w:rPr>
+                <w:rFonts w:ascii="Calibri" w:eastAsia="Calibri" w:hAnsi="Calibri" w:cs="Calibri"/>
+                <w:color w:val="595959"/>
+              </w:rPr>
+              <w:t>10</w:t>
+            </w:r>
+          </w:p>
+        </w:tc>
+        <w:tc>
+          <w:tcPr>
+            <w:tcW w:w="7620" w:type="dxa"/>
+            <w:gridSpan w:val="2"/>
+          </w:tcPr>
+          <w:p>
+            <w:pPr>
+              <w:cnfStyle w:val="000000000000" w:firstRow="0" w:lastRow="0" w:firstColumn="0" w:lastColumn="0" w:oddVBand="0" w:evenVBand="0" w:oddHBand="0" w:evenHBand="0" w:firstRowFirstColumn="0" w:firstRowLastColumn="0" w:lastRowFirstColumn="0" w:lastRowLastColumn="0"/>
+              <w:rPr>
+                <w:rFonts w:ascii="Calibri" w:eastAsia="Calibri" w:hAnsi="Calibri" w:cs="Calibri"/>
+                <w:b/>
+                <w:bCs/>
+                <w:i/>
+                <w:color w:val="AEAAAA"/>
+              </w:rPr>
+            </w:pPr>
+            <w:r>
+              <w:rPr>
+                <w:rFonts w:ascii="Calibri" w:eastAsia="Calibri" w:hAnsi="Calibri" w:cs="Calibri"/>
+                <w:b/>
+                <w:bCs/>
+                <w:i/>
+                <w:color w:val="000000" w:themeColor="text1"/>
+              </w:rPr>
+              <w:t>La entrega no conforme hace alusión a inconsistencias en el cierre de caja que pueden generarse por situaciones como la recepción de billetes falsos.</w:t>
+            </w:r>
+          </w:p>
+        </w:tc>
+      </w:tr>
+      <w:tr>
+        <w:trPr>
+          <w:cnfStyle w:val="000000100000" w:firstRow="0" w:lastRow="0" w:firstColumn="0" w:lastColumn="0" w:oddVBand="0" w:evenVBand="0" w:oddHBand="1" w:evenHBand="0" w:firstRowFirstColumn="0" w:firstRowLastColumn="0" w:lastRowFirstColumn="0" w:lastRowLastColumn="0"/>
+          <w:trHeight w:val="220"/>
+        </w:trPr>
+        <w:tc>
+          <w:tcPr>
+            <w:cnfStyle w:val="001000000000" w:firstRow="0" w:lastRow="0" w:firstColumn="1" w:lastColumn="0" w:oddVBand="0" w:evenVBand="0" w:oddHBand="0" w:evenHBand="0" w:firstRowFirstColumn="0" w:firstRowLastColumn="0" w:lastRowFirstColumn="0" w:lastRowLastColumn="0"/>
+            <w:tcW w:w="1267" w:type="dxa"/>
+          </w:tcPr>
+          <w:p>
+            <w:pPr>
+              <w:rPr>
+                <w:rFonts w:ascii="Calibri" w:eastAsia="Calibri" w:hAnsi="Calibri" w:cs="Calibri"/>
+                <w:color w:val="595959"/>
+              </w:rPr>
+            </w:pPr>
+            <w:r>
+              <w:rPr>
+                <w:rFonts w:ascii="Calibri" w:eastAsia="Calibri" w:hAnsi="Calibri" w:cs="Calibri"/>
+                <w:color w:val="595959"/>
+              </w:rPr>
+              <w:t>Opción a)</w:t>
+            </w:r>
+          </w:p>
+        </w:tc>
+        <w:tc>
+          <w:tcPr>
+            <w:tcW w:w="6727" w:type="dxa"/>
+            <w:gridSpan w:val="2"/>
+            <w:shd w:val="clear" w:color="auto" w:fill="FFFFFF"/>
+          </w:tcPr>
+          <w:p>
+            <w:pPr>
+              <w:cnfStyle w:val="000000100000" w:firstRow="0" w:lastRow="0" w:firstColumn="0" w:lastColumn="0" w:oddVBand="0" w:evenVBand="0" w:oddHBand="1" w:evenHBand="0" w:firstRowFirstColumn="0" w:firstRowLastColumn="0" w:lastRowFirstColumn="0" w:lastRowLastColumn="0"/>
+              <w:rPr>
+                <w:rFonts w:ascii="Calibri" w:eastAsia="Calibri" w:hAnsi="Calibri" w:cs="Calibri"/>
+                <w:color w:val="auto"/>
+              </w:rPr>
+            </w:pPr>
+            <w:r>
+              <w:rPr>
+                <w:rFonts w:ascii="Calibri" w:eastAsia="Calibri" w:hAnsi="Calibri" w:cs="Calibri"/>
+                <w:i/>
+                <w:color w:val="auto"/>
+              </w:rPr>
+              <w:t>Verdadero</w:t>
+            </w:r>
+          </w:p>
+        </w:tc>
+        <w:tc>
+          <w:tcPr>
+            <w:tcW w:w="2160" w:type="dxa"/>
+            <w:shd w:val="clear" w:color="auto" w:fill="FFFFFF"/>
+          </w:tcPr>
+          <w:p>
+            <w:pPr>
+              <w:widowControl w:val="0"/>
+              <w:cnfStyle w:val="000000100000" w:firstRow="0" w:lastRow="0" w:firstColumn="0" w:lastColumn="0" w:oddVBand="0" w:evenVBand="0" w:oddHBand="1" w:evenHBand="0" w:firstRowFirstColumn="0" w:firstRowLastColumn="0" w:lastRowFirstColumn="0" w:lastRowLastColumn="0"/>
+              <w:rPr>
+                <w:rFonts w:ascii="Calibri" w:eastAsia="Calibri" w:hAnsi="Calibri" w:cs="Calibri"/>
+                <w:i/>
+                <w:color w:val="auto"/>
+              </w:rPr>
+            </w:pPr>
+            <w:r>
+              <w:rPr>
+                <w:rFonts w:ascii="Calibri" w:eastAsia="Calibri" w:hAnsi="Calibri" w:cs="Calibri"/>
+                <w:i/>
+                <w:color w:val="auto"/>
+              </w:rPr>
+              <w:t>X</w:t>
+            </w:r>
+          </w:p>
+        </w:tc>
+      </w:tr>
+      <w:tr>
+        <w:trPr>
+          <w:trHeight w:val="220"/>
+        </w:trPr>
+        <w:tc>
+          <w:tcPr>
+            <w:cnfStyle w:val="001000000000" w:firstRow="0" w:lastRow="0" w:firstColumn="1" w:lastColumn="0" w:oddVBand="0" w:evenVBand="0" w:oddHBand="0" w:evenHBand="0" w:firstRowFirstColumn="0" w:firstRowLastColumn="0" w:lastRowFirstColumn="0" w:lastRowLastColumn="0"/>
+            <w:tcW w:w="1267" w:type="dxa"/>
+            <w:shd w:val="clear" w:color="auto" w:fill="auto"/>
+          </w:tcPr>
+          <w:p>
+            <w:pPr>
+              <w:rPr>
+                <w:rFonts w:ascii="Calibri" w:eastAsia="Calibri" w:hAnsi="Calibri" w:cs="Calibri"/>
+                <w:color w:val="595959"/>
+              </w:rPr>
+            </w:pPr>
+            <w:r>
+              <w:rPr>
+                <w:rFonts w:ascii="Calibri" w:eastAsia="Calibri" w:hAnsi="Calibri" w:cs="Calibri"/>
+                <w:color w:val="595959"/>
+              </w:rPr>
+              <w:t>Opción b)</w:t>
+            </w:r>
+          </w:p>
+        </w:tc>
+        <w:tc>
+          <w:tcPr>
+            <w:tcW w:w="6727" w:type="dxa"/>
+            <w:gridSpan w:val="2"/>
+            <w:shd w:val="clear" w:color="auto" w:fill="FFFFFF"/>
+          </w:tcPr>
+          <w:p>
+            <w:pPr>
+              <w:cnfStyle w:val="000000000000" w:firstRow="0" w:lastRow="0" w:firstColumn="0" w:lastColumn="0" w:oddVBand="0" w:evenVBand="0" w:oddHBand="0" w:evenHBand="0" w:firstRowFirstColumn="0" w:firstRowLastColumn="0" w:lastRowFirstColumn="0" w:lastRowLastColumn="0"/>
+              <w:rPr>
+                <w:rFonts w:ascii="Calibri" w:eastAsia="Calibri" w:hAnsi="Calibri" w:cs="Calibri"/>
+                <w:color w:val="auto"/>
+              </w:rPr>
+            </w:pPr>
+            <w:r>
+              <w:rPr>
+                <w:rFonts w:ascii="Calibri" w:eastAsia="Calibri" w:hAnsi="Calibri" w:cs="Calibri"/>
+                <w:i/>
+                <w:color w:val="auto"/>
+              </w:rPr>
+              <w:t>Falso</w:t>
+            </w:r>
+          </w:p>
+        </w:tc>
+        <w:tc>
+          <w:tcPr>
+            <w:tcW w:w="2160" w:type="dxa"/>
+            <w:shd w:val="clear" w:color="auto" w:fill="FFFFFF"/>
+          </w:tcPr>
+          <w:p>
+            <w:pPr>
+              <w:widowControl w:val="0"/>
+              <w:cnfStyle w:val="000000000000" w:firstRow="0" w:lastRow="0" w:firstColumn="0" w:lastColumn="0" w:oddVBand="0" w:evenVBand="0" w:oddHBand="0" w:evenHBand="0" w:firstRowFirstColumn="0" w:firstRowLastColumn="0" w:lastRowFirstColumn="0" w:lastRowLastColumn="0"/>
+              <w:rPr>
+                <w:rFonts w:ascii="Calibri" w:eastAsia="Calibri" w:hAnsi="Calibri" w:cs="Calibri"/>
+                <w:i/>
+                <w:color w:val="auto"/>
+              </w:rPr>
+            </w:pPr>
+          </w:p>
+        </w:tc>
+      </w:tr>
+      <w:tr>
+        <w:trPr>
+          <w:cnfStyle w:val="000000100000" w:firstRow="0" w:lastRow="0" w:firstColumn="0" w:lastColumn="0" w:oddVBand="0" w:evenVBand="0" w:oddHBand="1" w:evenHBand="0" w:firstRowFirstColumn="0" w:firstRowLastColumn="0" w:lastRowFirstColumn="0" w:lastRowLastColumn="0"/>
+          <w:trHeight w:val="220"/>
+        </w:trPr>
+        <w:tc>
+          <w:tcPr>
+            <w:cnfStyle w:val="001000000000" w:firstRow="0" w:lastRow="0" w:firstColumn="1" w:lastColumn="0" w:oddVBand="0" w:evenVBand="0" w:oddHBand="0" w:evenHBand="0" w:firstRowFirstColumn="0" w:firstRowLastColumn="0" w:lastRowFirstColumn="0" w:lastRowLastColumn="0"/>
+            <w:tcW w:w="2534" w:type="dxa"/>
+            <w:gridSpan w:val="2"/>
+          </w:tcPr>
+          <w:p>
+            <w:pPr>
+              <w:rPr>
+                <w:rFonts w:ascii="Calibri" w:eastAsia="Calibri" w:hAnsi="Calibri" w:cs="Calibri"/>
+                <w:color w:val="595959"/>
+              </w:rPr>
+            </w:pPr>
+            <w:r>
+              <w:rPr>
+                <w:rFonts w:ascii="Calibri" w:eastAsia="Calibri" w:hAnsi="Calibri" w:cs="Calibri"/>
+                <w:color w:val="595959"/>
+              </w:rPr>
+              <w:t>Comentario respuesta correcta</w:t>
+            </w:r>
+          </w:p>
+        </w:tc>
+        <w:tc>
+          <w:tcPr>
+            <w:tcW w:w="7620" w:type="dxa"/>
+            <w:gridSpan w:val="2"/>
+            <w:shd w:val="clear" w:color="auto" w:fill="FFFFFF"/>
+          </w:tcPr>
+          <w:p>
+            <w:pPr>
+              <w:cnfStyle w:val="000000100000" w:firstRow="0" w:lastRow="0" w:firstColumn="0" w:lastColumn="0" w:oddVBand="0" w:evenVBand="0" w:oddHBand="1" w:evenHBand="0" w:firstRowFirstColumn="0" w:firstRowLastColumn="0" w:lastRowFirstColumn="0" w:lastRowLastColumn="0"/>
+              <w:rPr>
+                <w:rFonts w:ascii="Calibri" w:eastAsia="Calibri" w:hAnsi="Calibri" w:cs="Calibri"/>
+                <w:b/>
+                <w:i/>
+                <w:color w:val="auto"/>
+              </w:rPr>
+            </w:pPr>
+            <w:r>
+              <w:rPr>
+                <w:rFonts w:ascii="Calibri" w:eastAsia="Calibri" w:hAnsi="Calibri" w:cs="Calibri"/>
+                <w:i/>
+                <w:color w:val="auto"/>
+              </w:rPr>
+              <w:t>¡Felicitaciones! Ha captado con claridad los conceptos de protocolos de cierre de caja.</w:t>
+            </w:r>
+          </w:p>
+        </w:tc>
+      </w:tr>
+      <w:tr>
+        <w:trPr>
+          <w:trHeight w:val="220"/>
+        </w:trPr>
+        <w:tc>
+          <w:tcPr>
+            <w:cnfStyle w:val="001000000000" w:firstRow="0" w:lastRow="0" w:firstColumn="1" w:lastColumn="0" w:oddVBand="0" w:evenVBand="0" w:oddHBand="0" w:evenHBand="0" w:firstRowFirstColumn="0" w:firstRowLastColumn="0" w:lastRowFirstColumn="0" w:lastRowLastColumn="0"/>
+            <w:tcW w:w="2534" w:type="dxa"/>
+            <w:gridSpan w:val="2"/>
+          </w:tcPr>
+          <w:p>
+            <w:pPr>
+              <w:rPr>
+                <w:rFonts w:ascii="Calibri" w:eastAsia="Calibri" w:hAnsi="Calibri" w:cs="Calibri"/>
+                <w:color w:val="595959"/>
+              </w:rPr>
+            </w:pPr>
+            <w:r>
+              <w:rPr>
+                <w:rFonts w:ascii="Calibri" w:eastAsia="Calibri" w:hAnsi="Calibri" w:cs="Calibri"/>
+                <w:color w:val="595959"/>
+              </w:rPr>
+              <w:t>Comentario respuesta incorrecta</w:t>
+            </w:r>
+          </w:p>
+        </w:tc>
+        <w:tc>
+          <w:tcPr>
+            <w:tcW w:w="7620" w:type="dxa"/>
+            <w:gridSpan w:val="2"/>
+            <w:shd w:val="clear" w:color="auto" w:fill="FFFFFF"/>
+          </w:tcPr>
+          <w:p>
+            <w:pPr>
+              <w:cnfStyle w:val="000000000000" w:firstRow="0" w:lastRow="0" w:firstColumn="0" w:lastColumn="0" w:oddVBand="0" w:evenVBand="0" w:oddHBand="0" w:evenHBand="0" w:firstRowFirstColumn="0" w:firstRowLastColumn="0" w:lastRowFirstColumn="0" w:lastRowLastColumn="0"/>
+              <w:rPr>
+                <w:rFonts w:ascii="Calibri" w:eastAsia="Calibri" w:hAnsi="Calibri" w:cs="Calibri"/>
+                <w:b/>
+                <w:i/>
+                <w:color w:val="auto"/>
+              </w:rPr>
+            </w:pPr>
+            <w:r>
+              <w:rPr>
+                <w:rFonts w:ascii="Calibri" w:eastAsia="Calibri" w:hAnsi="Calibri" w:cs="Calibri"/>
+                <w:i/>
+                <w:color w:val="auto"/>
+              </w:rPr>
+              <w:t>Respuesta incorrecta, revise nuevamente el contenido del componente formativo.</w:t>
+            </w:r>
+          </w:p>
+        </w:tc>
+      </w:tr>
+      <w:tr>
+        <w:trPr>
+          <w:cnfStyle w:val="000000100000" w:firstRow="0" w:lastRow="0" w:firstColumn="0" w:lastColumn="0" w:oddVBand="0" w:evenVBand="0" w:oddHBand="1" w:evenHBand="0" w:firstRowFirstColumn="0" w:firstRowLastColumn="0" w:lastRowFirstColumn="0" w:lastRowLastColumn="0"/>
+          <w:trHeight w:val="220"/>
+        </w:trPr>
+        <w:tc>
+          <w:tcPr>
+            <w:cnfStyle w:val="001000000000" w:firstRow="0" w:lastRow="0" w:firstColumn="1" w:lastColumn="0" w:oddVBand="0" w:evenVBand="0" w:oddHBand="0" w:evenHBand="0" w:firstRowFirstColumn="0" w:firstRowLastColumn="0" w:lastRowFirstColumn="0" w:lastRowLastColumn="0"/>
+            <w:tcW w:w="10154" w:type="dxa"/>
             <w:gridSpan w:val="4"/>
-            <w:shd w:val="clear" w:color="auto" w:fill="FFFFFF"/>
+            <w:shd w:val="clear" w:color="auto" w:fill="FFD966"/>
+          </w:tcPr>
+          <w:p>
+            <w:pPr>
+              <w:widowControl w:val="0"/>
+              <w:jc w:val="center"/>
+              <w:rPr>
+                <w:rFonts w:ascii="Calibri" w:eastAsia="Calibri" w:hAnsi="Calibri" w:cs="Calibri"/>
+                <w:color w:val="595959"/>
+              </w:rPr>
+            </w:pPr>
+            <w:r>
+              <w:rPr>
+                <w:rFonts w:ascii="Calibri" w:eastAsia="Calibri" w:hAnsi="Calibri" w:cs="Calibri"/>
+                <w:color w:val="595959"/>
+              </w:rPr>
+              <w:t>MENSAJE FINAL ACTIVIDAD</w:t>
+            </w:r>
+          </w:p>
+        </w:tc>
+      </w:tr>
+      <w:tr>
+        <w:trPr>
+          <w:trHeight w:val="220"/>
+        </w:trPr>
+        <w:tc>
+          <w:tcPr>
+            <w:cnfStyle w:val="001000000000" w:firstRow="0" w:lastRow="0" w:firstColumn="1" w:lastColumn="0" w:oddVBand="0" w:evenVBand="0" w:oddHBand="0" w:evenHBand="0" w:firstRowFirstColumn="0" w:firstRowLastColumn="0" w:lastRowFirstColumn="0" w:lastRowLastColumn="0"/>
+            <w:tcW w:w="2534" w:type="dxa"/>
+            <w:gridSpan w:val="2"/>
+          </w:tcPr>
+          <w:p>
+            <w:pPr>
+              <w:widowControl w:val="0"/>
+              <w:rPr>
+                <w:rFonts w:ascii="Calibri" w:eastAsia="Calibri" w:hAnsi="Calibri" w:cs="Calibri"/>
+                <w:color w:val="595959"/>
+              </w:rPr>
+            </w:pPr>
+            <w:r>
+              <w:rPr>
+                <w:rFonts w:ascii="Calibri" w:eastAsia="Calibri" w:hAnsi="Calibri" w:cs="Calibri"/>
+                <w:color w:val="595959"/>
+              </w:rPr>
+              <w:t>Mensaje cuando supera el 70</w:t>
+            </w:r>
+            <w:r>
+              <w:rPr>
+                <w:rFonts w:ascii="Calibri" w:eastAsia="Calibri" w:hAnsi="Calibri" w:cs="Calibri"/>
+                <w:color w:val="595959"/>
+              </w:rPr>
+              <w:t xml:space="preserve"> </w:t>
+            </w:r>
+            <w:r>
+              <w:rPr>
+                <w:rFonts w:ascii="Calibri" w:eastAsia="Calibri" w:hAnsi="Calibri" w:cs="Calibri"/>
+                <w:color w:val="595959"/>
+              </w:rPr>
+              <w:t>% de respuestas correctas</w:t>
+            </w:r>
+          </w:p>
+        </w:tc>
+        <w:tc>
+          <w:tcPr>
+            <w:tcW w:w="7620" w:type="dxa"/>
+            <w:gridSpan w:val="2"/>
+            <w:shd w:val="clear" w:color="auto" w:fill="auto"/>
           </w:tcPr>
           <w:p>
             <w:pPr>
@@ -1672,87 +4235,130 @@
               <w:rPr>
                 <w:rFonts w:ascii="Calibri" w:eastAsia="Calibri" w:hAnsi="Calibri" w:cs="Calibri"/>
                 <w:i/>
-                <w:color w:val="AEAAAA"/>
-              </w:rPr>
-            </w:pPr>
-            <w:r>
-              <w:rPr>
-                <w:rFonts w:ascii="Calibri" w:eastAsia="Calibri" w:hAnsi="Calibri" w:cs="Calibri"/>
-                <w:i/>
-                <w:color w:val="AEAAAA"/>
-              </w:rPr>
-              <w:t>Campo para editar máximo 20 palabras.</w:t>
-            </w:r>
-          </w:p>
-          <w:p>
-            <w:pPr>
-              <w:cnfStyle w:val="000000000000" w:firstRow="0" w:lastRow="0" w:firstColumn="0" w:lastColumn="0" w:oddVBand="0" w:evenVBand="0" w:oddHBand="0" w:evenHBand="0" w:firstRowFirstColumn="0" w:firstRowLastColumn="0" w:lastRowFirstColumn="0" w:lastRowLastColumn="0"/>
-              <w:rPr>
-                <w:rFonts w:ascii="Calibri" w:eastAsia="Calibri" w:hAnsi="Calibri" w:cs="Calibri"/>
-                <w:i/>
-                <w:color w:val="AEAAAA"/>
-              </w:rPr>
-            </w:pPr>
-            <w:r>
-              <w:rPr>
-                <w:rFonts w:ascii="Calibri" w:eastAsia="Calibri" w:hAnsi="Calibri" w:cs="Calibri"/>
-                <w:i/>
-                <w:color w:val="000000"/>
-              </w:rPr>
-              <w:t xml:space="preserve">Ha tenido algunas respuestas </w:t>
-            </w:r>
-            <w:r>
-              <w:rPr>
-                <w:rFonts w:ascii="Calibri" w:eastAsia="Calibri" w:hAnsi="Calibri" w:cs="Calibri"/>
-                <w:i/>
-                <w:color w:val="000000"/>
-              </w:rPr>
-              <w:t>incorrectas ¡</w:t>
-            </w:r>
-            <w:r>
-              <w:rPr>
-                <w:rFonts w:ascii="Calibri" w:eastAsia="Calibri" w:hAnsi="Calibri" w:cs="Calibri"/>
-                <w:i/>
-                <w:color w:val="000000"/>
-              </w:rPr>
-              <w:t>debe estudiar más</w:t>
-            </w:r>
-            <w:r>
-              <w:rPr>
-                <w:rFonts w:ascii="Calibri" w:eastAsia="Calibri" w:hAnsi="Calibri" w:cs="Calibri"/>
-                <w:i/>
-                <w:color w:val="000000"/>
+                <w:color w:val="auto"/>
+              </w:rPr>
+            </w:pPr>
+            <w:r>
+              <w:rPr>
+                <w:rFonts w:ascii="Calibri" w:eastAsia="Calibri" w:hAnsi="Calibri" w:cs="Calibri"/>
+                <w:i/>
+                <w:color w:val="auto"/>
+              </w:rPr>
+              <w:t xml:space="preserve">¡Excelente trabajo! </w:t>
+            </w:r>
+            <w:r>
+              <w:rPr>
+                <w:rFonts w:ascii="Calibri" w:eastAsia="Calibri" w:hAnsi="Calibri" w:cs="Calibri"/>
+                <w:i/>
+                <w:color w:val="auto"/>
+              </w:rPr>
+              <w:t>posee una buena comprensión sobre</w:t>
+            </w:r>
+            <w:r>
+              <w:t xml:space="preserve"> </w:t>
+            </w:r>
+            <w:r>
+              <w:rPr>
+                <w:rFonts w:asciiTheme="majorHAnsi" w:hAnsiTheme="majorHAnsi" w:cstheme="majorHAnsi"/>
+                <w:i/>
+                <w:iCs/>
+                <w:color w:val="000000" w:themeColor="text1"/>
+              </w:rPr>
+              <w:t>protocolos de cierre de caja</w:t>
+            </w:r>
+            <w:r>
+              <w:rPr>
+                <w:rFonts w:asciiTheme="majorHAnsi" w:eastAsia="Calibri" w:hAnsiTheme="majorHAnsi" w:cstheme="majorHAnsi"/>
+                <w:i/>
+                <w:iCs/>
+                <w:color w:val="000000" w:themeColor="text1"/>
               </w:rPr>
               <w:t>.</w:t>
             </w:r>
-          </w:p>
-          <w:p>
-            <w:pPr>
-              <w:cnfStyle w:val="000000000000" w:firstRow="0" w:lastRow="0" w:firstColumn="0" w:lastColumn="0" w:oddVBand="0" w:evenVBand="0" w:oddHBand="0" w:evenHBand="0" w:firstRowFirstColumn="0" w:firstRowLastColumn="0" w:lastRowFirstColumn="0" w:lastRowLastColumn="0"/>
-              <w:rPr>
-                <w:rFonts w:ascii="Calibri" w:eastAsia="Calibri" w:hAnsi="Calibri" w:cs="Calibri"/>
-                <w:i/>
-                <w:color w:val="000000"/>
-              </w:rPr>
-            </w:pPr>
-            <w:r>
-              <w:rPr>
-                <w:rFonts w:ascii="Calibri" w:eastAsia="Calibri" w:hAnsi="Calibri" w:cs="Calibri"/>
-                <w:i/>
-                <w:color w:val="000000"/>
-              </w:rPr>
-              <w:t>Te recomendamos volver a revisar el componente formativo e intentar nuevamente la actividad didáctica</w:t>
-            </w:r>
-          </w:p>
-          <w:p>
-            <w:pPr>
-              <w:cnfStyle w:val="000000000000" w:firstRow="0" w:lastRow="0" w:firstColumn="0" w:lastColumn="0" w:oddVBand="0" w:evenVBand="0" w:oddHBand="0" w:evenHBand="0" w:firstRowFirstColumn="0" w:firstRowLastColumn="0" w:lastRowFirstColumn="0" w:lastRowLastColumn="0"/>
-              <w:rPr>
-                <w:rFonts w:ascii="Calibri" w:eastAsia="Calibri" w:hAnsi="Calibri" w:cs="Calibri"/>
-                <w:i/>
-                <w:color w:val="AEAAAA"/>
-              </w:rPr>
-            </w:pPr>
+            <w:r>
+              <w:rPr>
+                <w:rFonts w:asciiTheme="majorHAnsi" w:eastAsia="Calibri" w:hAnsiTheme="majorHAnsi" w:cstheme="majorHAnsi"/>
+                <w:i/>
+                <w:color w:val="000000" w:themeColor="text1"/>
+              </w:rPr>
+              <w:t xml:space="preserve"> </w:t>
+            </w:r>
+            <w:r>
+              <w:rPr>
+                <w:rFonts w:asciiTheme="majorHAnsi" w:eastAsia="Calibri" w:hAnsiTheme="majorHAnsi" w:cstheme="majorHAnsi"/>
+                <w:i/>
+                <w:color w:val="auto"/>
+              </w:rPr>
+              <w:t>¡Siga explorando este fascinante mundo!</w:t>
+            </w:r>
+          </w:p>
+        </w:tc>
+      </w:tr>
+      <w:tr>
+        <w:trPr>
+          <w:cnfStyle w:val="000000100000" w:firstRow="0" w:lastRow="0" w:firstColumn="0" w:lastColumn="0" w:oddVBand="0" w:evenVBand="0" w:oddHBand="1" w:evenHBand="0" w:firstRowFirstColumn="0" w:firstRowLastColumn="0" w:lastRowFirstColumn="0" w:lastRowLastColumn="0"/>
+          <w:trHeight w:val="220"/>
+        </w:trPr>
+        <w:tc>
+          <w:tcPr>
+            <w:cnfStyle w:val="001000000000" w:firstRow="0" w:lastRow="0" w:firstColumn="1" w:lastColumn="0" w:oddVBand="0" w:evenVBand="0" w:oddHBand="0" w:evenHBand="0" w:firstRowFirstColumn="0" w:firstRowLastColumn="0" w:lastRowFirstColumn="0" w:lastRowLastColumn="0"/>
+            <w:tcW w:w="2534" w:type="dxa"/>
+            <w:gridSpan w:val="2"/>
+          </w:tcPr>
+          <w:p>
+            <w:pPr>
+              <w:widowControl w:val="0"/>
+              <w:rPr>
+                <w:rFonts w:ascii="Calibri" w:eastAsia="Calibri" w:hAnsi="Calibri" w:cs="Calibri"/>
+                <w:color w:val="595959"/>
+              </w:rPr>
+            </w:pPr>
+            <w:r>
+              <w:rPr>
+                <w:rFonts w:ascii="Calibri" w:eastAsia="Calibri" w:hAnsi="Calibri" w:cs="Calibri"/>
+                <w:color w:val="595959"/>
+              </w:rPr>
+              <w:t>Mensaje cuando el porcentaje de respuestas correctas es inferior al 70</w:t>
+            </w:r>
+            <w:r>
+              <w:rPr>
+                <w:rFonts w:ascii="Calibri" w:eastAsia="Calibri" w:hAnsi="Calibri" w:cs="Calibri"/>
+                <w:color w:val="595959"/>
+              </w:rPr>
+              <w:t xml:space="preserve"> </w:t>
+            </w:r>
+            <w:r>
+              <w:rPr>
+                <w:rFonts w:ascii="Calibri" w:eastAsia="Calibri" w:hAnsi="Calibri" w:cs="Calibri"/>
+                <w:color w:val="595959"/>
+              </w:rPr>
+              <w:t>%</w:t>
+            </w:r>
+          </w:p>
+        </w:tc>
+        <w:tc>
+          <w:tcPr>
+            <w:tcW w:w="7620" w:type="dxa"/>
+            <w:gridSpan w:val="2"/>
+            <w:shd w:val="clear" w:color="auto" w:fill="auto"/>
+          </w:tcPr>
+          <w:p>
+            <w:pPr>
+              <w:cnfStyle w:val="000000100000" w:firstRow="0" w:lastRow="0" w:firstColumn="0" w:lastColumn="0" w:oddVBand="0" w:evenVBand="0" w:oddHBand="1" w:evenHBand="0" w:firstRowFirstColumn="0" w:firstRowLastColumn="0" w:lastRowFirstColumn="0" w:lastRowLastColumn="0"/>
+              <w:rPr>
+                <w:rFonts w:ascii="Calibri" w:eastAsia="Calibri" w:hAnsi="Calibri" w:cs="Calibri"/>
+                <w:i/>
+                <w:color w:val="auto"/>
+              </w:rPr>
+            </w:pPr>
+            <w:r>
+              <w:rPr>
+                <w:rFonts w:ascii="Calibri" w:eastAsia="Calibri" w:hAnsi="Calibri" w:cs="Calibri"/>
+                <w:i/>
+                <w:color w:val="auto"/>
+              </w:rPr>
+              <w:t>No ha superado la actividad. Le recomendamos volver a revisar el componente formativo e intentar nuevamente la actividad didáctica.</w:t>
+            </w:r>
           </w:p>
         </w:tc>
       </w:tr>
@@ -1760,14 +4366,7 @@
     <w:p>
       <w:pPr>
         <w:rPr>
-          <w:rFonts w:ascii="Calibri" w:eastAsia="Calibri" w:hAnsi="Calibri" w:cs="Calibri"/>
-        </w:rPr>
-      </w:pPr>
-    </w:p>
-    <w:p>
-      <w:pPr>
-        <w:rPr>
-          <w:rFonts w:ascii="Calibri" w:eastAsia="Calibri" w:hAnsi="Calibri" w:cs="Calibri"/>
+          <w:rFonts w:ascii="Calibri" w:hAnsi="Calibri" w:cs="Calibri"/>
         </w:rPr>
       </w:pPr>
     </w:p>
@@ -1823,17 +4422,13 @@
                 <w:rFonts w:ascii="Calibri" w:eastAsia="Calibri" w:hAnsi="Calibri" w:cs="Calibri"/>
                 <w:b/>
                 <w:color w:val="595959"/>
-                <w:sz w:val="20"/>
-                <w:szCs w:val="20"/>
-              </w:rPr>
-            </w:pPr>
-            <w:r>
-              <w:rPr>
-                <w:rFonts w:ascii="Calibri" w:eastAsia="Calibri" w:hAnsi="Calibri" w:cs="Calibri"/>
-                <w:b/>
-                <w:color w:val="595959"/>
-                <w:sz w:val="20"/>
-                <w:szCs w:val="20"/>
+              </w:rPr>
+            </w:pPr>
+            <w:r>
+              <w:rPr>
+                <w:rFonts w:ascii="Calibri" w:eastAsia="Calibri" w:hAnsi="Calibri" w:cs="Calibri"/>
+                <w:b/>
+                <w:color w:val="595959"/>
               </w:rPr>
               <w:t>CONTROL DE REVISIÓN</w:t>
             </w:r>
@@ -1985,7 +4580,23 @@
                 <w:b/>
                 <w:color w:val="595959"/>
               </w:rPr>
-              <w:t>Revisión de Estilo</w:t>
+              <w:t xml:space="preserve">Revisión </w:t>
+            </w:r>
+            <w:r>
+              <w:rPr>
+                <w:rFonts w:ascii="Calibri" w:eastAsia="Calibri" w:hAnsi="Calibri" w:cs="Calibri"/>
+                <w:b/>
+                <w:color w:val="595959"/>
+              </w:rPr>
+              <w:t xml:space="preserve">Evaluador </w:t>
+            </w:r>
+            <w:r>
+              <w:rPr>
+                <w:rFonts w:ascii="Calibri" w:eastAsia="Calibri" w:hAnsi="Calibri" w:cs="Calibri"/>
+                <w:b/>
+                <w:color w:val="595959"/>
+              </w:rPr>
+              <w:t>instruccional</w:t>
             </w:r>
           </w:p>
         </w:tc>
@@ -1998,7 +4609,6 @@
               <w:bottom w:val="single" w:sz="8" w:space="0" w:color="F4B083"/>
               <w:right w:val="single" w:sz="8" w:space="0" w:color="F4B083"/>
             </w:tcBorders>
-            <w:shd w:val="clear" w:color="auto" w:fill="auto"/>
             <w:tcMar>
               <w:top w:w="100" w:type="dxa"/>
               <w:left w:w="100" w:type="dxa"/>
@@ -2016,6 +4626,14 @@
                 <w:color w:val="595959"/>
               </w:rPr>
             </w:pPr>
+            <w:r>
+              <w:rPr>
+                <w:rFonts w:ascii="Calibri" w:eastAsia="Calibri" w:hAnsi="Calibri" w:cs="Calibri"/>
+                <w:b/>
+                <w:color w:val="595959"/>
+              </w:rPr>
+              <w:t>Andrea Ardila Chaparro</w:t>
+            </w:r>
           </w:p>
         </w:tc>
         <w:tc>
@@ -2027,7 +4645,6 @@
               <w:bottom w:val="single" w:sz="8" w:space="0" w:color="F4B083"/>
               <w:right w:val="single" w:sz="8" w:space="0" w:color="F4B083"/>
             </w:tcBorders>
-            <w:shd w:val="clear" w:color="auto" w:fill="auto"/>
             <w:tcMar>
               <w:top w:w="100" w:type="dxa"/>
               <w:left w:w="100" w:type="dxa"/>
@@ -2045,108 +4662,33 @@
                 <w:color w:val="595959"/>
               </w:rPr>
             </w:pPr>
-          </w:p>
-        </w:tc>
-      </w:tr>
-      <w:tr>
-        <w:tc>
-          <w:tcPr>
-            <w:tcW w:w="3465" w:type="dxa"/>
-            <w:tcBorders>
-              <w:top w:val="single" w:sz="8" w:space="0" w:color="F4B083"/>
-              <w:left w:val="single" w:sz="8" w:space="0" w:color="F4B083"/>
-              <w:bottom w:val="single" w:sz="8" w:space="0" w:color="F4B083"/>
-              <w:right w:val="single" w:sz="8" w:space="0" w:color="F4B083"/>
-            </w:tcBorders>
-            <w:shd w:val="clear" w:color="auto" w:fill="auto"/>
-            <w:tcMar>
-              <w:top w:w="100" w:type="dxa"/>
-              <w:left w:w="100" w:type="dxa"/>
-              <w:bottom w:w="100" w:type="dxa"/>
-              <w:right w:w="100" w:type="dxa"/>
-            </w:tcMar>
-          </w:tcPr>
-          <w:p>
-            <w:pPr>
-              <w:widowControl w:val="0"/>
-              <w:spacing w:line="240" w:lineRule="auto"/>
-              <w:rPr>
-                <w:rFonts w:ascii="Calibri" w:eastAsia="Calibri" w:hAnsi="Calibri" w:cs="Calibri"/>
-                <w:b/>
-                <w:color w:val="595959"/>
-              </w:rPr>
-            </w:pPr>
-            <w:r>
-              <w:rPr>
-                <w:rFonts w:ascii="Calibri" w:eastAsia="Calibri" w:hAnsi="Calibri" w:cs="Calibri"/>
-                <w:b/>
-                <w:color w:val="595959"/>
-              </w:rPr>
-              <w:t xml:space="preserve">Revisión Asesor metodológico </w:t>
-            </w:r>
-          </w:p>
-        </w:tc>
-        <w:tc>
-          <w:tcPr>
-            <w:tcW w:w="3090" w:type="dxa"/>
-            <w:tcBorders>
-              <w:top w:val="single" w:sz="8" w:space="0" w:color="F4B083"/>
-              <w:left w:val="single" w:sz="8" w:space="0" w:color="F4B083"/>
-              <w:bottom w:val="single" w:sz="8" w:space="0" w:color="F4B083"/>
-              <w:right w:val="single" w:sz="8" w:space="0" w:color="F4B083"/>
-            </w:tcBorders>
-            <w:shd w:val="clear" w:color="auto" w:fill="auto"/>
-            <w:tcMar>
-              <w:top w:w="100" w:type="dxa"/>
-              <w:left w:w="100" w:type="dxa"/>
-              <w:bottom w:w="100" w:type="dxa"/>
-              <w:right w:w="100" w:type="dxa"/>
-            </w:tcMar>
-          </w:tcPr>
-          <w:p>
-            <w:pPr>
-              <w:widowControl w:val="0"/>
-              <w:spacing w:line="240" w:lineRule="auto"/>
-              <w:rPr>
-                <w:rFonts w:ascii="Calibri" w:eastAsia="Calibri" w:hAnsi="Calibri" w:cs="Calibri"/>
-                <w:b/>
-                <w:color w:val="595959"/>
-              </w:rPr>
-            </w:pPr>
-          </w:p>
-        </w:tc>
-        <w:tc>
-          <w:tcPr>
-            <w:tcW w:w="3420" w:type="dxa"/>
-            <w:tcBorders>
-              <w:top w:val="single" w:sz="8" w:space="0" w:color="F4B083"/>
-              <w:left w:val="single" w:sz="8" w:space="0" w:color="F4B083"/>
-              <w:bottom w:val="single" w:sz="8" w:space="0" w:color="F4B083"/>
-              <w:right w:val="single" w:sz="8" w:space="0" w:color="F4B083"/>
-            </w:tcBorders>
-            <w:shd w:val="clear" w:color="auto" w:fill="auto"/>
-            <w:tcMar>
-              <w:top w:w="100" w:type="dxa"/>
-              <w:left w:w="100" w:type="dxa"/>
-              <w:bottom w:w="100" w:type="dxa"/>
-              <w:right w:w="100" w:type="dxa"/>
-            </w:tcMar>
-          </w:tcPr>
-          <w:p>
-            <w:pPr>
-              <w:widowControl w:val="0"/>
-              <w:spacing w:line="240" w:lineRule="auto"/>
-              <w:rPr>
-                <w:rFonts w:ascii="Calibri" w:eastAsia="Calibri" w:hAnsi="Calibri" w:cs="Calibri"/>
-                <w:b/>
-                <w:color w:val="595959"/>
-              </w:rPr>
-            </w:pPr>
+            <w:r>
+              <w:rPr>
+                <w:rFonts w:ascii="Calibri" w:eastAsia="Calibri" w:hAnsi="Calibri" w:cs="Calibri"/>
+                <w:b/>
+                <w:color w:val="595959"/>
+              </w:rPr>
+              <w:t>Abril</w:t>
+            </w:r>
+            <w:r>
+              <w:rPr>
+                <w:rFonts w:ascii="Calibri" w:eastAsia="Calibri" w:hAnsi="Calibri" w:cs="Calibri"/>
+                <w:b/>
+                <w:color w:val="595959"/>
+              </w:rPr>
+              <w:t xml:space="preserve"> 2025</w:t>
+            </w:r>
           </w:p>
         </w:tc>
       </w:tr>
     </w:tbl>
-    <w:p/>
+    <w:p>
+      <w:pPr>
+        <w:rPr>
+          <w:rFonts w:ascii="Calibri" w:hAnsi="Calibri" w:cs="Calibri"/>
+        </w:rPr>
+      </w:pPr>
+    </w:p>
     <w:sectPr>
       <w:headerReference w:type="default" r:id="rId11"/>
       <w:pgSz w:w="11909" w:h="16834"/>
@@ -2159,7 +4701,7 @@
 </file>
 
 <file path=word/endnotes.xml><?xml version="1.0" encoding="utf-8"?>
-<w:endnotes xmlns:wpc="http://schemas.microsoft.com/office/word/2010/wordprocessingCanvas" xmlns:cx="http://schemas.microsoft.com/office/drawing/2014/chartex" xmlns:cx1="http://schemas.microsoft.com/office/drawing/2015/9/8/chartex" xmlns:cx2="http://schemas.microsoft.com/office/drawing/2015/10/21/chartex" xmlns:cx3="http://schemas.microsoft.com/office/drawing/2016/5/9/chartex" xmlns:cx4="http://schemas.microsoft.com/office/drawing/2016/5/10/chartex" xmlns:cx5="http://schemas.microsoft.com/office/drawing/2016/5/11/chartex" xmlns:cx6="http://schemas.microsoft.com/office/drawing/2016/5/12/chartex" xmlns:cx7="http://schemas.microsoft.com/office/drawing/2016/5/13/chartex" xmlns:cx8="http://schemas.microsoft.com/office/drawing/2016/5/14/chartex" xmlns:mc="http://schemas.openxmlformats.org/markup-compatibility/2006" xmlns:aink="http://schemas.microsoft.com/office/drawing/2016/ink" xmlns:am3d="http://schemas.microsoft.com/office/drawing/2017/model3d" xmlns:o="urn:schemas-microsoft-com:office:office" xmlns:oel="http://schemas.microsoft.com/office/2019/extlst" xmlns:r="http://schemas.openxmlformats.org/officeDocument/2006/relationships" xmlns:m="http://schemas.openxmlformats.org/officeDocument/2006/math" xmlns:v="urn:schemas-microsoft-com:vml" xmlns:wp14="http://schemas.microsoft.com/office/word/2010/wordprocessingDrawing" xmlns:wp="http://schemas.openxmlformats.org/drawingml/2006/wordprocessingDrawing" xmlns:w10="urn:schemas-microsoft-com:office:word" xmlns:w="http://schemas.openxmlformats.org/wordprocessingml/2006/main" xmlns:w14="http://schemas.microsoft.com/office/word/2010/wordml" xmlns:w15="http://schemas.microsoft.com/office/word/2012/wordml" xmlns:w16cex="http://schemas.microsoft.com/office/word/2018/wordml/cex" xmlns:w16cid="http://schemas.microsoft.com/office/word/2016/wordml/cid" xmlns:w16="http://schemas.microsoft.com/office/word/2018/wordml" xmlns:w16du="http://schemas.microsoft.com/office/word/2023/wordml/word16du" xmlns:w16sdtdh="http://schemas.microsoft.com/office/word/2020/wordml/sdtdatahash" xmlns:w16se="http://schemas.microsoft.com/office/word/2015/wordml/symex" xmlns:wpg="http://schemas.microsoft.com/office/word/2010/wordprocessingGroup" xmlns:wpi="http://schemas.microsoft.com/office/word/2010/wordprocessingInk" xmlns:wne="http://schemas.microsoft.com/office/word/2006/wordml" xmlns:wps="http://schemas.microsoft.com/office/word/2010/wordprocessingShape" mc:Ignorable="w14 w15 w16se w16cid w16 w16cex w16sdtdh w16du wp14">
+<w:endnotes xmlns:wpc="http://schemas.microsoft.com/office/word/2010/wordprocessingCanvas" xmlns:cx="http://schemas.microsoft.com/office/drawing/2014/chartex" xmlns:cx1="http://schemas.microsoft.com/office/drawing/2015/9/8/chartex" xmlns:cx2="http://schemas.microsoft.com/office/drawing/2015/10/21/chartex" xmlns:cx3="http://schemas.microsoft.com/office/drawing/2016/5/9/chartex" xmlns:cx4="http://schemas.microsoft.com/office/drawing/2016/5/10/chartex" xmlns:cx5="http://schemas.microsoft.com/office/drawing/2016/5/11/chartex" xmlns:cx6="http://schemas.microsoft.com/office/drawing/2016/5/12/chartex" xmlns:cx7="http://schemas.microsoft.com/office/drawing/2016/5/13/chartex" xmlns:cx8="http://schemas.microsoft.com/office/drawing/2016/5/14/chartex" xmlns:mc="http://schemas.openxmlformats.org/markup-compatibility/2006" xmlns:aink="http://schemas.microsoft.com/office/drawing/2016/ink" xmlns:am3d="http://schemas.microsoft.com/office/drawing/2017/model3d" xmlns:o="urn:schemas-microsoft-com:office:office" xmlns:oel="http://schemas.microsoft.com/office/2019/extlst" xmlns:r="http://schemas.openxmlformats.org/officeDocument/2006/relationships" xmlns:m="http://schemas.openxmlformats.org/officeDocument/2006/math" xmlns:v="urn:schemas-microsoft-com:vml" xmlns:wp14="http://schemas.microsoft.com/office/word/2010/wordprocessingDrawing" xmlns:wp="http://schemas.openxmlformats.org/drawingml/2006/wordprocessingDrawing" xmlns:w10="urn:schemas-microsoft-com:office:word" xmlns:w="http://schemas.openxmlformats.org/wordprocessingml/2006/main" xmlns:w14="http://schemas.microsoft.com/office/word/2010/wordml" xmlns:w15="http://schemas.microsoft.com/office/word/2012/wordml" xmlns:w16cex="http://schemas.microsoft.com/office/word/2018/wordml/cex" xmlns:w16cid="http://schemas.microsoft.com/office/word/2016/wordml/cid" xmlns:w16="http://schemas.microsoft.com/office/word/2018/wordml" xmlns:w16du="http://schemas.microsoft.com/office/word/2023/wordml/word16du" xmlns:w16sdtdh="http://schemas.microsoft.com/office/word/2020/wordml/sdtdatahash" xmlns:w16sdtfl="http://schemas.microsoft.com/office/word/2024/wordml/sdtformatlock" xmlns:w16se="http://schemas.microsoft.com/office/word/2015/wordml/symex" xmlns:wpg="http://schemas.microsoft.com/office/word/2010/wordprocessingGroup" xmlns:wpi="http://schemas.microsoft.com/office/word/2010/wordprocessingInk" xmlns:wne="http://schemas.microsoft.com/office/word/2006/wordml" xmlns:wps="http://schemas.microsoft.com/office/word/2010/wordprocessingShape" mc:Ignorable="w14 w15 w16se w16cid w16 w16cex w16sdtdh w16sdtfl w16du wp14">
   <w:endnote w:type="separator" w:id="-1">
     <w:p>
       <w:pPr>
@@ -2184,7 +4726,7 @@
 </file>
 
 <file path=word/footnotes.xml><?xml version="1.0" encoding="utf-8"?>
-<w:footnotes xmlns:wpc="http://schemas.microsoft.com/office/word/2010/wordprocessingCanvas" xmlns:cx="http://schemas.microsoft.com/office/drawing/2014/chartex" xmlns:cx1="http://schemas.microsoft.com/office/drawing/2015/9/8/chartex" xmlns:cx2="http://schemas.microsoft.com/office/drawing/2015/10/21/chartex" xmlns:cx3="http://schemas.microsoft.com/office/drawing/2016/5/9/chartex" xmlns:cx4="http://schemas.microsoft.com/office/drawing/2016/5/10/chartex" xmlns:cx5="http://schemas.microsoft.com/office/drawing/2016/5/11/chartex" xmlns:cx6="http://schemas.microsoft.com/office/drawing/2016/5/12/chartex" xmlns:cx7="http://schemas.microsoft.com/office/drawing/2016/5/13/chartex" xmlns:cx8="http://schemas.microsoft.com/office/drawing/2016/5/14/chartex" xmlns:mc="http://schemas.openxmlformats.org/markup-compatibility/2006" xmlns:aink="http://schemas.microsoft.com/office/drawing/2016/ink" xmlns:am3d="http://schemas.microsoft.com/office/drawing/2017/model3d" xmlns:o="urn:schemas-microsoft-com:office:office" xmlns:oel="http://schemas.microsoft.com/office/2019/extlst" xmlns:r="http://schemas.openxmlformats.org/officeDocument/2006/relationships" xmlns:m="http://schemas.openxmlformats.org/officeDocument/2006/math" xmlns:v="urn:schemas-microsoft-com:vml" xmlns:wp14="http://schemas.microsoft.com/office/word/2010/wordprocessingDrawing" xmlns:wp="http://schemas.openxmlformats.org/drawingml/2006/wordprocessingDrawing" xmlns:w10="urn:schemas-microsoft-com:office:word" xmlns:w="http://schemas.openxmlformats.org/wordprocessingml/2006/main" xmlns:w14="http://schemas.microsoft.com/office/word/2010/wordml" xmlns:w15="http://schemas.microsoft.com/office/word/2012/wordml" xmlns:w16cex="http://schemas.microsoft.com/office/word/2018/wordml/cex" xmlns:w16cid="http://schemas.microsoft.com/office/word/2016/wordml/cid" xmlns:w16="http://schemas.microsoft.com/office/word/2018/wordml" xmlns:w16du="http://schemas.microsoft.com/office/word/2023/wordml/word16du" xmlns:w16sdtdh="http://schemas.microsoft.com/office/word/2020/wordml/sdtdatahash" xmlns:w16se="http://schemas.microsoft.com/office/word/2015/wordml/symex" xmlns:wpg="http://schemas.microsoft.com/office/word/2010/wordprocessingGroup" xmlns:wpi="http://schemas.microsoft.com/office/word/2010/wordprocessingInk" xmlns:wne="http://schemas.microsoft.com/office/word/2006/wordml" xmlns:wps="http://schemas.microsoft.com/office/word/2010/wordprocessingShape" mc:Ignorable="w14 w15 w16se w16cid w16 w16cex w16sdtdh w16du wp14">
+<w:footnotes xmlns:wpc="http://schemas.microsoft.com/office/word/2010/wordprocessingCanvas" xmlns:cx="http://schemas.microsoft.com/office/drawing/2014/chartex" xmlns:cx1="http://schemas.microsoft.com/office/drawing/2015/9/8/chartex" xmlns:cx2="http://schemas.microsoft.com/office/drawing/2015/10/21/chartex" xmlns:cx3="http://schemas.microsoft.com/office/drawing/2016/5/9/chartex" xmlns:cx4="http://schemas.microsoft.com/office/drawing/2016/5/10/chartex" xmlns:cx5="http://schemas.microsoft.com/office/drawing/2016/5/11/chartex" xmlns:cx6="http://schemas.microsoft.com/office/drawing/2016/5/12/chartex" xmlns:cx7="http://schemas.microsoft.com/office/drawing/2016/5/13/chartex" xmlns:cx8="http://schemas.microsoft.com/office/drawing/2016/5/14/chartex" xmlns:mc="http://schemas.openxmlformats.org/markup-compatibility/2006" xmlns:aink="http://schemas.microsoft.com/office/drawing/2016/ink" xmlns:am3d="http://schemas.microsoft.com/office/drawing/2017/model3d" xmlns:o="urn:schemas-microsoft-com:office:office" xmlns:oel="http://schemas.microsoft.com/office/2019/extlst" xmlns:r="http://schemas.openxmlformats.org/officeDocument/2006/relationships" xmlns:m="http://schemas.openxmlformats.org/officeDocument/2006/math" xmlns:v="urn:schemas-microsoft-com:vml" xmlns:wp14="http://schemas.microsoft.com/office/word/2010/wordprocessingDrawing" xmlns:wp="http://schemas.openxmlformats.org/drawingml/2006/wordprocessingDrawing" xmlns:w10="urn:schemas-microsoft-com:office:word" xmlns:w="http://schemas.openxmlformats.org/wordprocessingml/2006/main" xmlns:w14="http://schemas.microsoft.com/office/word/2010/wordml" xmlns:w15="http://schemas.microsoft.com/office/word/2012/wordml" xmlns:w16cex="http://schemas.microsoft.com/office/word/2018/wordml/cex" xmlns:w16cid="http://schemas.microsoft.com/office/word/2016/wordml/cid" xmlns:w16="http://schemas.microsoft.com/office/word/2018/wordml" xmlns:w16du="http://schemas.microsoft.com/office/word/2023/wordml/word16du" xmlns:w16sdtdh="http://schemas.microsoft.com/office/word/2020/wordml/sdtdatahash" xmlns:w16sdtfl="http://schemas.microsoft.com/office/word/2024/wordml/sdtformatlock" xmlns:w16se="http://schemas.microsoft.com/office/word/2015/wordml/symex" xmlns:wpg="http://schemas.microsoft.com/office/word/2010/wordprocessingGroup" xmlns:wpi="http://schemas.microsoft.com/office/word/2010/wordprocessingInk" xmlns:wne="http://schemas.microsoft.com/office/word/2006/wordml" xmlns:wps="http://schemas.microsoft.com/office/word/2010/wordprocessingShape" mc:Ignorable="w14 w15 w16se w16cid w16 w16cex w16sdtdh w16sdtfl w16du wp14">
   <w:footnote w:type="separator" w:id="-1">
     <w:p>
       <w:pPr>
@@ -2209,14 +4751,32 @@
 </file>
 
 <file path=word/header1.xml><?xml version="1.0" encoding="utf-8"?>
-<w:hdr xmlns:wpc="http://schemas.microsoft.com/office/word/2010/wordprocessingCanvas" xmlns:cx="http://schemas.microsoft.com/office/drawing/2014/chartex" xmlns:cx1="http://schemas.microsoft.com/office/drawing/2015/9/8/chartex" xmlns:cx2="http://schemas.microsoft.com/office/drawing/2015/10/21/chartex" xmlns:cx3="http://schemas.microsoft.com/office/drawing/2016/5/9/chartex" xmlns:cx4="http://schemas.microsoft.com/office/drawing/2016/5/10/chartex" xmlns:cx5="http://schemas.microsoft.com/office/drawing/2016/5/11/chartex" xmlns:cx6="http://schemas.microsoft.com/office/drawing/2016/5/12/chartex" xmlns:cx7="http://schemas.microsoft.com/office/drawing/2016/5/13/chartex" xmlns:cx8="http://schemas.microsoft.com/office/drawing/2016/5/14/chartex" xmlns:mc="http://schemas.openxmlformats.org/markup-compatibility/2006" xmlns:aink="http://schemas.microsoft.com/office/drawing/2016/ink" xmlns:am3d="http://schemas.microsoft.com/office/drawing/2017/model3d" xmlns:o="urn:schemas-microsoft-com:office:office" xmlns:oel="http://schemas.microsoft.com/office/2019/extlst" xmlns:r="http://schemas.openxmlformats.org/officeDocument/2006/relationships" xmlns:m="http://schemas.openxmlformats.org/officeDocument/2006/math" xmlns:v="urn:schemas-microsoft-com:vml" xmlns:wp14="http://schemas.microsoft.com/office/word/2010/wordprocessingDrawing" xmlns:wp="http://schemas.openxmlformats.org/drawingml/2006/wordprocessingDrawing" xmlns:w10="urn:schemas-microsoft-com:office:word" xmlns:w="http://schemas.openxmlformats.org/wordprocessingml/2006/main" xmlns:w14="http://schemas.microsoft.com/office/word/2010/wordml" xmlns:w15="http://schemas.microsoft.com/office/word/2012/wordml" xmlns:w16cex="http://schemas.microsoft.com/office/word/2018/wordml/cex" xmlns:w16cid="http://schemas.microsoft.com/office/word/2016/wordml/cid" xmlns:w16="http://schemas.microsoft.com/office/word/2018/wordml" xmlns:w16du="http://schemas.microsoft.com/office/word/2023/wordml/word16du" xmlns:w16sdtdh="http://schemas.microsoft.com/office/word/2020/wordml/sdtdatahash" xmlns:w16se="http://schemas.microsoft.com/office/word/2015/wordml/symex" xmlns:wpg="http://schemas.microsoft.com/office/word/2010/wordprocessingGroup" xmlns:wpi="http://schemas.microsoft.com/office/word/2010/wordprocessingInk" xmlns:wne="http://schemas.microsoft.com/office/word/2006/wordml" xmlns:wps="http://schemas.microsoft.com/office/word/2010/wordprocessingShape" mc:Ignorable="w14 w15 w16se w16cid w16 w16cex w16sdtdh w16du wp14">
+<w:hdr xmlns:wpc="http://schemas.microsoft.com/office/word/2010/wordprocessingCanvas" xmlns:cx="http://schemas.microsoft.com/office/drawing/2014/chartex" xmlns:cx1="http://schemas.microsoft.com/office/drawing/2015/9/8/chartex" xmlns:cx2="http://schemas.microsoft.com/office/drawing/2015/10/21/chartex" xmlns:cx3="http://schemas.microsoft.com/office/drawing/2016/5/9/chartex" xmlns:cx4="http://schemas.microsoft.com/office/drawing/2016/5/10/chartex" xmlns:cx5="http://schemas.microsoft.com/office/drawing/2016/5/11/chartex" xmlns:cx6="http://schemas.microsoft.com/office/drawing/2016/5/12/chartex" xmlns:cx7="http://schemas.microsoft.com/office/drawing/2016/5/13/chartex" xmlns:cx8="http://schemas.microsoft.com/office/drawing/2016/5/14/chartex" xmlns:mc="http://schemas.openxmlformats.org/markup-compatibility/2006" xmlns:aink="http://schemas.microsoft.com/office/drawing/2016/ink" xmlns:am3d="http://schemas.microsoft.com/office/drawing/2017/model3d" xmlns:o="urn:schemas-microsoft-com:office:office" xmlns:oel="http://schemas.microsoft.com/office/2019/extlst" xmlns:r="http://schemas.openxmlformats.org/officeDocument/2006/relationships" xmlns:m="http://schemas.openxmlformats.org/officeDocument/2006/math" xmlns:v="urn:schemas-microsoft-com:vml" xmlns:wp14="http://schemas.microsoft.com/office/word/2010/wordprocessingDrawing" xmlns:wp="http://schemas.openxmlformats.org/drawingml/2006/wordprocessingDrawing" xmlns:w10="urn:schemas-microsoft-com:office:word" xmlns:w="http://schemas.openxmlformats.org/wordprocessingml/2006/main" xmlns:w14="http://schemas.microsoft.com/office/word/2010/wordml" xmlns:w15="http://schemas.microsoft.com/office/word/2012/wordml" xmlns:w16cex="http://schemas.microsoft.com/office/word/2018/wordml/cex" xmlns:w16cid="http://schemas.microsoft.com/office/word/2016/wordml/cid" xmlns:w16="http://schemas.microsoft.com/office/word/2018/wordml" xmlns:w16du="http://schemas.microsoft.com/office/word/2023/wordml/word16du" xmlns:w16sdtdh="http://schemas.microsoft.com/office/word/2020/wordml/sdtdatahash" xmlns:w16sdtfl="http://schemas.microsoft.com/office/word/2024/wordml/sdtformatlock" xmlns:w16se="http://schemas.microsoft.com/office/word/2015/wordml/symex" xmlns:wpg="http://schemas.microsoft.com/office/word/2010/wordprocessingGroup" xmlns:wpi="http://schemas.microsoft.com/office/word/2010/wordprocessingInk" xmlns:wne="http://schemas.microsoft.com/office/word/2006/wordml" xmlns:wps="http://schemas.microsoft.com/office/word/2010/wordprocessingShape" mc:Ignorable="w14 w15 w16se w16cid w16 w16cex w16sdtdh w16sdtfl w16du wp14">
   <w:p>
+    <w:pPr>
+      <w:pBdr>
+        <w:top w:val="nil"/>
+        <w:left w:val="nil"/>
+        <w:bottom w:val="nil"/>
+        <w:right w:val="nil"/>
+        <w:between w:val="nil"/>
+      </w:pBdr>
+      <w:tabs>
+        <w:tab w:val="center" w:pos="4419"/>
+        <w:tab w:val="right" w:pos="8838"/>
+      </w:tabs>
+      <w:spacing w:line="240" w:lineRule="auto"/>
+      <w:rPr>
+        <w:color w:val="000000"/>
+      </w:rPr>
+    </w:pPr>
     <w:r>
       <w:rPr>
         <w:noProof/>
+        <w:lang w:val="en-US" w:eastAsia="en-US"/>
       </w:rPr>
       <w:drawing>
-        <wp:anchor distT="0" distB="0" distL="114300" distR="114300" simplePos="0" relativeHeight="251658240" behindDoc="0" locked="0" layoutInCell="1" hidden="0" allowOverlap="1" wp14:anchorId="17107143" wp14:editId="6CD5CB1D">
+        <wp:anchor distT="0" distB="0" distL="114300" distR="114300" simplePos="0" relativeHeight="251658240" behindDoc="0" locked="0" layoutInCell="1" hidden="0" allowOverlap="1" wp14:anchorId="254A00CB" wp14:editId="230D35DA">
           <wp:simplePos x="0" y="0"/>
           <wp:positionH relativeFrom="column">
             <wp:posOffset>-914399</wp:posOffset>
@@ -2262,14 +4822,15 @@
     <w:r>
       <w:rPr>
         <w:noProof/>
+        <w:lang w:val="en-US" w:eastAsia="en-US"/>
       </w:rPr>
       <mc:AlternateContent>
         <mc:Choice Requires="wps">
           <w:drawing>
-            <wp:anchor distT="45720" distB="45720" distL="114300" distR="114300" simplePos="0" relativeHeight="251659264" behindDoc="0" locked="0" layoutInCell="1" hidden="0" allowOverlap="1" wp14:anchorId="60DE0514" wp14:editId="4075BFAF">
+            <wp:anchor distT="45720" distB="45720" distL="114300" distR="114300" simplePos="0" relativeHeight="251659264" behindDoc="0" locked="0" layoutInCell="1" hidden="0" allowOverlap="1" wp14:anchorId="4CD7B852" wp14:editId="0AC7109D">
               <wp:simplePos x="0" y="0"/>
               <wp:positionH relativeFrom="column">
-                <wp:posOffset>-647699</wp:posOffset>
+                <wp:posOffset>-685799</wp:posOffset>
               </wp:positionH>
               <wp:positionV relativeFrom="paragraph">
                 <wp:posOffset>-182879</wp:posOffset>
@@ -2341,9 +4902,9 @@
             </wp:anchor>
           </w:drawing>
         </mc:Choice>
-        <mc:Fallback>
+        <mc:Fallback xmlns:pic="http://schemas.openxmlformats.org/drawingml/2006/picture" xmlns:a="http://schemas.openxmlformats.org/drawingml/2006/main">
           <w:pict>
-            <v:rect w14:anchorId="60DE0514" id="Rectángulo 1" o:spid="_x0000_s1026" style="position:absolute;margin-left:-51pt;margin-top:-14.4pt;width:460.5pt;height:112.3pt;z-index:251659264;visibility:visible;mso-wrap-style:square;mso-wrap-distance-left:9pt;mso-wrap-distance-top:3.6pt;mso-wrap-distance-right:9pt;mso-wrap-distance-bottom:3.6pt;mso-position-horizontal:absolute;mso-position-horizontal-relative:text;mso-position-vertical:absolute;mso-position-vertical-relative:text;v-text-anchor:top" o:gfxdata="UEsDBBQABgAIAAAAIQC2gziS/gAAAOEBAAATAAAAW0NvbnRlbnRfVHlwZXNdLnhtbJSRQU7DMBBF&#10;90jcwfIWJU67QAgl6YK0S0CoHGBkTxKLZGx5TGhvj5O2G0SRWNoz/78nu9wcxkFMGNg6quQqL6RA&#10;0s5Y6ir5vt9lD1JwBDIwOMJKHpHlpr69KfdHjyxSmriSfYz+USnWPY7AufNIadK6MEJMx9ApD/oD&#10;OlTrorhX2lFEilmcO2RdNtjC5xDF9pCuTyYBB5bi6bQ4syoJ3g9WQ0ymaiLzg5KdCXlKLjvcW893&#10;SUOqXwnz5DrgnHtJTxOsQfEKIT7DmDSUCaxw7Rqn8787ZsmRM9e2VmPeBN4uqYvTtW7jvijg9N/y&#10;JsXecLq0q+WD6m8AAAD//wMAUEsDBBQABgAIAAAAIQA4/SH/1gAAAJQBAAALAAAAX3JlbHMvLnJl&#10;bHOkkMFqwzAMhu+DvYPRfXGawxijTi+j0GvpHsDYimMaW0Yy2fr2M4PBMnrbUb/Q94l/f/hMi1qR&#10;JVI2sOt6UJgd+ZiDgffL8ekFlFSbvV0oo4EbChzGx4f9GRdb25HMsYhqlCwG5lrLq9biZkxWOiqY&#10;22YiTra2kYMu1l1tQD30/bPm3wwYN0x18gb45AdQl1tp5j/sFB2T0FQ7R0nTNEV3j6o9feQzro1i&#10;OWA14Fm+Q8a1a8+Bvu/d/dMb2JY5uiPbhG/ktn4cqGU/er3pcvwCAAD//wMAUEsDBBQABgAIAAAA&#10;IQDY+sPnvAEAAFsDAAAOAAAAZHJzL2Uyb0RvYy54bWysU8tu2zAQvBfoPxC813pYclTBclAkcFEg&#10;SA2k/QCaIi0CEskuaUv++ywpN3baW9ELteQuZmdmV+v7aejJSYBTRjc0W6SUCM1Nq/ShoT9/bD9V&#10;lDjPdMt6o0VDz8LR+83HD+vR1iI3nelbAQRBtKtH29DOe1snieOdGJhbGCs0JqWBgXm8wiFpgY2I&#10;PvRJnqarZDTQWjBcOIevj3OSbiK+lIL771I64UnfUOTm4wnx3Icz2axZfQBmO8UvNNg/sBiY0tj0&#10;DeqReUaOoP6CGhQH44z0C26GxEipuIgaUE2W/qHmpWNWRC1ojrNvNrn/B8ufTy92B2jDaF3tMAwq&#10;JglD+CI/MjU0L/JVWeEkzw1dpndZWSxn48TkCceCslpWVV5SwrEiK7LV56wIFckVyoLzX4UZSAga&#10;CjiZaBg7PTk/l/4uCZ212aq+j9Pp9bsHxAwvyZVviPy0ny4i9qY974A4y7cKez0x53cMcKoZJSNO&#10;uqHu15GBoKT/ptFK5Bqo+3gpyrsU9wRuM/vbDNO8M7hAnpI5fPBxnWaOX47eSBX1BFYzlQtZnGB0&#10;5LJtYUVu77Hq+k9sXgEAAP//AwBQSwMEFAAGAAgAAAAhAJQkPV/eAAAADAEAAA8AAABkcnMvZG93&#10;bnJldi54bWxMjzFPwzAQhXck/oN1ldhaOxGt0hCnQggGRlIGRjc+kqj2OYqdNv33HBNsd/ee3n2v&#10;OizeiQtOcQikIdsoEEhtsAN1Gj6Pb+sCREyGrHGBUMMNIxzq+7vKlDZc6QMvTeoEh1AsjYY+pbGU&#10;MrY9ehM3YURi7TtM3iRep07ayVw53DuZK7WT3gzEH3oz4kuP7bmZvYYRnZ3dY6O+Wvk6UbZ7P8rb&#10;VuuH1fL8BCLhkv7M8IvP6FAz0ynMZKNwGtaZyrlM4ikvuARbimzPlxN799sCZF3J/yXqHwAAAP//&#10;AwBQSwECLQAUAAYACAAAACEAtoM4kv4AAADhAQAAEwAAAAAAAAAAAAAAAAAAAAAAW0NvbnRlbnRf&#10;VHlwZXNdLnhtbFBLAQItABQABgAIAAAAIQA4/SH/1gAAAJQBAAALAAAAAAAAAAAAAAAAAC8BAABf&#10;cmVscy8ucmVsc1BLAQItABQABgAIAAAAIQDY+sPnvAEAAFsDAAAOAAAAAAAAAAAAAAAAAC4CAABk&#10;cnMvZTJvRG9jLnhtbFBLAQItABQABgAIAAAAIQCUJD1f3gAAAAwBAAAPAAAAAAAAAAAAAAAAABYE&#10;AABkcnMvZG93bnJldi54bWxQSwUGAAAAAAQABADzAAAAIQUAAAAA&#10;" filled="f" stroked="f">
+            <v:rect id="Rectángulo 1" style="position:absolute;margin-left:-54pt;margin-top:-14.4pt;width:460.5pt;height:112.3pt;z-index:251659264;visibility:visible;mso-wrap-style:square;mso-wrap-distance-left:9pt;mso-wrap-distance-top:3.6pt;mso-wrap-distance-right:9pt;mso-wrap-distance-bottom:3.6pt;mso-position-horizontal:absolute;mso-position-horizontal-relative:text;mso-position-vertical:absolute;mso-position-vertical-relative:text;v-text-anchor:top" o:spid="_x0000_s1026" filled="f" stroked="f" w14:anchorId="4CD7B852" o:gfxdata="UEsDBBQABgAIAAAAIQC2gziS/gAAAOEBAAATAAAAW0NvbnRlbnRfVHlwZXNdLnhtbJSRQU7DMBBF&#10;90jcwfIWJU67QAgl6YK0S0CoHGBkTxKLZGx5TGhvj5O2G0SRWNoz/78nu9wcxkFMGNg6quQqL6RA&#10;0s5Y6ir5vt9lD1JwBDIwOMJKHpHlpr69KfdHjyxSmriSfYz+USnWPY7AufNIadK6MEJMx9ApD/oD&#10;OlTrorhX2lFEilmcO2RdNtjC5xDF9pCuTyYBB5bi6bQ4syoJ3g9WQ0ymaiLzg5KdCXlKLjvcW893&#10;SUOqXwnz5DrgnHtJTxOsQfEKIT7DmDSUCaxw7Rqn8787ZsmRM9e2VmPeBN4uqYvTtW7jvijg9N/y&#10;JsXecLq0q+WD6m8AAAD//wMAUEsDBBQABgAIAAAAIQA4/SH/1gAAAJQBAAALAAAAX3JlbHMvLnJl&#10;bHOkkMFqwzAMhu+DvYPRfXGawxijTi+j0GvpHsDYimMaW0Yy2fr2M4PBMnrbUb/Q94l/f/hMi1qR&#10;JVI2sOt6UJgd+ZiDgffL8ekFlFSbvV0oo4EbChzGx4f9GRdb25HMsYhqlCwG5lrLq9biZkxWOiqY&#10;22YiTra2kYMu1l1tQD30/bPm3wwYN0x18gb45AdQl1tp5j/sFB2T0FQ7R0nTNEV3j6o9feQzro1i&#10;OWA14Fm+Q8a1a8+Bvu/d/dMb2JY5uiPbhG/ktn4cqGU/er3pcvwCAAD//wMAUEsDBBQABgAIAAAA&#10;IQDY+sPnvAEAAFsDAAAOAAAAZHJzL2Uyb0RvYy54bWysU8tu2zAQvBfoPxC813pYclTBclAkcFEg&#10;SA2k/QCaIi0CEskuaUv++ywpN3baW9ELteQuZmdmV+v7aejJSYBTRjc0W6SUCM1Nq/ShoT9/bD9V&#10;lDjPdMt6o0VDz8LR+83HD+vR1iI3nelbAQRBtKtH29DOe1snieOdGJhbGCs0JqWBgXm8wiFpgY2I&#10;PvRJnqarZDTQWjBcOIevj3OSbiK+lIL771I64UnfUOTm4wnx3Icz2axZfQBmO8UvNNg/sBiY0tj0&#10;DeqReUaOoP6CGhQH44z0C26GxEipuIgaUE2W/qHmpWNWRC1ojrNvNrn/B8ufTy92B2jDaF3tMAwq&#10;JglD+CI/MjU0L/JVWeEkzw1dpndZWSxn48TkCceCslpWVV5SwrEiK7LV56wIFckVyoLzX4UZSAga&#10;CjiZaBg7PTk/l/4uCZ212aq+j9Pp9bsHxAwvyZVviPy0ny4i9qY974A4y7cKez0x53cMcKoZJSNO&#10;uqHu15GBoKT/ptFK5Bqo+3gpyrsU9wRuM/vbDNO8M7hAnpI5fPBxnWaOX47eSBX1BFYzlQtZnGB0&#10;5LJtYUVu77Hq+k9sXgEAAP//AwBQSwMEFAAGAAgAAAAhAB4SNhjdAAAADAEAAA8AAABkcnMvZG93&#10;bnJldi54bWxMjzFPwzAQhXck/oN1SGytk0IrE+JUCMHASMrA6MZHEmGfI9tp03/PMcF2d+/p3ffq&#10;/eKdOGFMYyAN5boAgdQFO1Kv4ePwulIgUjZkjQuEGi6YYN9cX9WmsuFM73hqcy84hFJlNAw5T5WU&#10;qRvQm7QOExJrXyF6k3mNvbTRnDncO7kpip30ZiT+MJgJnwfsvtvZa5jQ2dndt8VnJ18ilbu3g7xs&#10;tb69WZ4eQWRc8p8ZfvEZHRpmOoaZbBJOw6osFJfJPG0Ul2CLKu/4cmTvw1aBbGr5v0TzAwAA//8D&#10;AFBLAQItABQABgAIAAAAIQC2gziS/gAAAOEBAAATAAAAAAAAAAAAAAAAAAAAAABbQ29udGVudF9U&#10;eXBlc10ueG1sUEsBAi0AFAAGAAgAAAAhADj9If/WAAAAlAEAAAsAAAAAAAAAAAAAAAAALwEAAF9y&#10;ZWxzLy5yZWxzUEsBAi0AFAAGAAgAAAAhANj6w+e8AQAAWwMAAA4AAAAAAAAAAAAAAAAALgIAAGRy&#10;cy9lMm9Eb2MueG1sUEsBAi0AFAAGAAgAAAAhAB4SNhjdAAAADAEAAA8AAAAAAAAAAAAAAAAAFgQA&#10;AGRycy9kb3ducmV2LnhtbFBLBQYAAAAABAAEAPMAAAAgBQAAAAA=&#10;">
               <v:textbox inset="2.53958mm,1.2694mm,2.53958mm,1.2694mm">
                 <w:txbxContent>
                   <w:p>
@@ -2391,18 +4952,131 @@
 </file>
 
 <file path=word/numbering.xml><?xml version="1.0" encoding="utf-8"?>
-<w:numbering xmlns:wpc="http://schemas.microsoft.com/office/word/2010/wordprocessingCanvas" xmlns:cx="http://schemas.microsoft.com/office/drawing/2014/chartex" xmlns:cx1="http://schemas.microsoft.com/office/drawing/2015/9/8/chartex" xmlns:cx2="http://schemas.microsoft.com/office/drawing/2015/10/21/chartex" xmlns:cx3="http://schemas.microsoft.com/office/drawing/2016/5/9/chartex" xmlns:cx4="http://schemas.microsoft.com/office/drawing/2016/5/10/chartex" xmlns:cx5="http://schemas.microsoft.com/office/drawing/2016/5/11/chartex" xmlns:cx6="http://schemas.microsoft.com/office/drawing/2016/5/12/chartex" xmlns:cx7="http://schemas.microsoft.com/office/drawing/2016/5/13/chartex" xmlns:cx8="http://schemas.microsoft.com/office/drawing/2016/5/14/chartex" xmlns:mc="http://schemas.openxmlformats.org/markup-compatibility/2006" xmlns:aink="http://schemas.microsoft.com/office/drawing/2016/ink" xmlns:am3d="http://schemas.microsoft.com/office/drawing/2017/model3d" xmlns:o="urn:schemas-microsoft-com:office:office" xmlns:oel="http://schemas.microsoft.com/office/2019/extlst" xmlns:r="http://schemas.openxmlformats.org/officeDocument/2006/relationships" xmlns:m="http://schemas.openxmlformats.org/officeDocument/2006/math" xmlns:v="urn:schemas-microsoft-com:vml" xmlns:wp14="http://schemas.microsoft.com/office/word/2010/wordprocessingDrawing" xmlns:wp="http://schemas.openxmlformats.org/drawingml/2006/wordprocessingDrawing" xmlns:w10="urn:schemas-microsoft-com:office:word" xmlns:w="http://schemas.openxmlformats.org/wordprocessingml/2006/main" xmlns:w14="http://schemas.microsoft.com/office/word/2010/wordml" xmlns:w15="http://schemas.microsoft.com/office/word/2012/wordml" xmlns:w16cex="http://schemas.microsoft.com/office/word/2018/wordml/cex" xmlns:w16cid="http://schemas.microsoft.com/office/word/2016/wordml/cid" xmlns:w16="http://schemas.microsoft.com/office/word/2018/wordml" xmlns:w16du="http://schemas.microsoft.com/office/word/2023/wordml/word16du" xmlns:w16sdtdh="http://schemas.microsoft.com/office/word/2020/wordml/sdtdatahash" xmlns:w16se="http://schemas.microsoft.com/office/word/2015/wordml/symex" xmlns:wpg="http://schemas.microsoft.com/office/word/2010/wordprocessingGroup" xmlns:wpi="http://schemas.microsoft.com/office/word/2010/wordprocessingInk" xmlns:wne="http://schemas.microsoft.com/office/word/2006/wordml" xmlns:wps="http://schemas.microsoft.com/office/word/2010/wordprocessingShape" mc:Ignorable="w14 w15 w16se w16cid w16 w16cex w16sdtdh w16du wp14">
+<w:numbering xmlns:wpc="http://schemas.microsoft.com/office/word/2010/wordprocessingCanvas" xmlns:cx="http://schemas.microsoft.com/office/drawing/2014/chartex" xmlns:cx1="http://schemas.microsoft.com/office/drawing/2015/9/8/chartex" xmlns:cx2="http://schemas.microsoft.com/office/drawing/2015/10/21/chartex" xmlns:cx3="http://schemas.microsoft.com/office/drawing/2016/5/9/chartex" xmlns:cx4="http://schemas.microsoft.com/office/drawing/2016/5/10/chartex" xmlns:cx5="http://schemas.microsoft.com/office/drawing/2016/5/11/chartex" xmlns:cx6="http://schemas.microsoft.com/office/drawing/2016/5/12/chartex" xmlns:cx7="http://schemas.microsoft.com/office/drawing/2016/5/13/chartex" xmlns:cx8="http://schemas.microsoft.com/office/drawing/2016/5/14/chartex" xmlns:mc="http://schemas.openxmlformats.org/markup-compatibility/2006" xmlns:aink="http://schemas.microsoft.com/office/drawing/2016/ink" xmlns:am3d="http://schemas.microsoft.com/office/drawing/2017/model3d" xmlns:o="urn:schemas-microsoft-com:office:office" xmlns:oel="http://schemas.microsoft.com/office/2019/extlst" xmlns:r="http://schemas.openxmlformats.org/officeDocument/2006/relationships" xmlns:m="http://schemas.openxmlformats.org/officeDocument/2006/math" xmlns:v="urn:schemas-microsoft-com:vml" xmlns:wp14="http://schemas.microsoft.com/office/word/2010/wordprocessingDrawing" xmlns:wp="http://schemas.openxmlformats.org/drawingml/2006/wordprocessingDrawing" xmlns:w10="urn:schemas-microsoft-com:office:word" xmlns:w="http://schemas.openxmlformats.org/wordprocessingml/2006/main" xmlns:w14="http://schemas.microsoft.com/office/word/2010/wordml" xmlns:w15="http://schemas.microsoft.com/office/word/2012/wordml" xmlns:w16cex="http://schemas.microsoft.com/office/word/2018/wordml/cex" xmlns:w16cid="http://schemas.microsoft.com/office/word/2016/wordml/cid" xmlns:w16="http://schemas.microsoft.com/office/word/2018/wordml" xmlns:w16du="http://schemas.microsoft.com/office/word/2023/wordml/word16du" xmlns:w16sdtdh="http://schemas.microsoft.com/office/word/2020/wordml/sdtdatahash" xmlns:w16sdtfl="http://schemas.microsoft.com/office/word/2024/wordml/sdtformatlock" xmlns:w16se="http://schemas.microsoft.com/office/word/2015/wordml/symex" xmlns:wpg="http://schemas.microsoft.com/office/word/2010/wordprocessingGroup" xmlns:wpi="http://schemas.microsoft.com/office/word/2010/wordprocessingInk" xmlns:wne="http://schemas.microsoft.com/office/word/2006/wordml" xmlns:wps="http://schemas.microsoft.com/office/word/2010/wordprocessingShape" mc:Ignorable="w14 w15 w16se w16cid w16 w16cex w16sdtdh w16sdtfl w16du wp14">
   <w:abstractNum w:abstractNumId="0" w15:restartNumberingAfterBreak="0">
-    <w:nsid w:val="5C2F49D4"/>
+    <w:nsid w:val="2A4E3351"/>
+    <w:multiLevelType w:val="hybridMultilevel"/>
+    <w:tmpl w:val="EDF0C0C4"/>
+    <w:lvl w:ilvl="0" w:tplc="04090001">
+      <w:start w:val="1"/>
+      <w:numFmt w:val="bullet"/>
+      <w:lvlText w:val=""/>
+      <w:lvlJc w:val="left"/>
+      <w:pPr>
+        <w:ind w:left="720" w:hanging="360"/>
+      </w:pPr>
+      <w:rPr>
+        <w:rFonts w:ascii="Symbol" w:hAnsi="Symbol" w:hint="default"/>
+      </w:rPr>
+    </w:lvl>
+    <w:lvl w:ilvl="1" w:tplc="04090003" w:tentative="1">
+      <w:start w:val="1"/>
+      <w:numFmt w:val="bullet"/>
+      <w:lvlText w:val="o"/>
+      <w:lvlJc w:val="left"/>
+      <w:pPr>
+        <w:ind w:left="1440" w:hanging="360"/>
+      </w:pPr>
+      <w:rPr>
+        <w:rFonts w:ascii="Courier New" w:hAnsi="Courier New" w:cs="Courier New" w:hint="default"/>
+      </w:rPr>
+    </w:lvl>
+    <w:lvl w:ilvl="2" w:tplc="04090005" w:tentative="1">
+      <w:start w:val="1"/>
+      <w:numFmt w:val="bullet"/>
+      <w:lvlText w:val=""/>
+      <w:lvlJc w:val="left"/>
+      <w:pPr>
+        <w:ind w:left="2160" w:hanging="360"/>
+      </w:pPr>
+      <w:rPr>
+        <w:rFonts w:ascii="Wingdings" w:hAnsi="Wingdings" w:hint="default"/>
+      </w:rPr>
+    </w:lvl>
+    <w:lvl w:ilvl="3" w:tplc="04090001" w:tentative="1">
+      <w:start w:val="1"/>
+      <w:numFmt w:val="bullet"/>
+      <w:lvlText w:val=""/>
+      <w:lvlJc w:val="left"/>
+      <w:pPr>
+        <w:ind w:left="2880" w:hanging="360"/>
+      </w:pPr>
+      <w:rPr>
+        <w:rFonts w:ascii="Symbol" w:hAnsi="Symbol" w:hint="default"/>
+      </w:rPr>
+    </w:lvl>
+    <w:lvl w:ilvl="4" w:tplc="04090003" w:tentative="1">
+      <w:start w:val="1"/>
+      <w:numFmt w:val="bullet"/>
+      <w:lvlText w:val="o"/>
+      <w:lvlJc w:val="left"/>
+      <w:pPr>
+        <w:ind w:left="3600" w:hanging="360"/>
+      </w:pPr>
+      <w:rPr>
+        <w:rFonts w:ascii="Courier New" w:hAnsi="Courier New" w:cs="Courier New" w:hint="default"/>
+      </w:rPr>
+    </w:lvl>
+    <w:lvl w:ilvl="5" w:tplc="04090005" w:tentative="1">
+      <w:start w:val="1"/>
+      <w:numFmt w:val="bullet"/>
+      <w:lvlText w:val=""/>
+      <w:lvlJc w:val="left"/>
+      <w:pPr>
+        <w:ind w:left="4320" w:hanging="360"/>
+      </w:pPr>
+      <w:rPr>
+        <w:rFonts w:ascii="Wingdings" w:hAnsi="Wingdings" w:hint="default"/>
+      </w:rPr>
+    </w:lvl>
+    <w:lvl w:ilvl="6" w:tplc="04090001" w:tentative="1">
+      <w:start w:val="1"/>
+      <w:numFmt w:val="bullet"/>
+      <w:lvlText w:val=""/>
+      <w:lvlJc w:val="left"/>
+      <w:pPr>
+        <w:ind w:left="5040" w:hanging="360"/>
+      </w:pPr>
+      <w:rPr>
+        <w:rFonts w:ascii="Symbol" w:hAnsi="Symbol" w:hint="default"/>
+      </w:rPr>
+    </w:lvl>
+    <w:lvl w:ilvl="7" w:tplc="04090003" w:tentative="1">
+      <w:start w:val="1"/>
+      <w:numFmt w:val="bullet"/>
+      <w:lvlText w:val="o"/>
+      <w:lvlJc w:val="left"/>
+      <w:pPr>
+        <w:ind w:left="5760" w:hanging="360"/>
+      </w:pPr>
+      <w:rPr>
+        <w:rFonts w:ascii="Courier New" w:hAnsi="Courier New" w:cs="Courier New" w:hint="default"/>
+      </w:rPr>
+    </w:lvl>
+    <w:lvl w:ilvl="8" w:tplc="04090005" w:tentative="1">
+      <w:start w:val="1"/>
+      <w:numFmt w:val="bullet"/>
+      <w:lvlText w:val=""/>
+      <w:lvlJc w:val="left"/>
+      <w:pPr>
+        <w:ind w:left="6480" w:hanging="360"/>
+      </w:pPr>
+      <w:rPr>
+        <w:rFonts w:ascii="Wingdings" w:hAnsi="Wingdings" w:hint="default"/>
+      </w:rPr>
+    </w:lvl>
+  </w:abstractNum>
+  <w:abstractNum w:abstractNumId="1" w15:restartNumberingAfterBreak="0">
+    <w:nsid w:val="769A3497"/>
     <w:multiLevelType w:val="multilevel"/>
-    <w:tmpl w:val="0E146960"/>
+    <w:tmpl w:val="ABCAF078"/>
     <w:lvl w:ilvl="0">
       <w:start w:val="1"/>
       <w:numFmt w:val="bullet"/>
       <w:lvlText w:val="●"/>
       <w:lvlJc w:val="left"/>
       <w:pPr>
-        <w:ind w:left="720" w:hanging="360"/>
+        <w:ind w:left="1080" w:hanging="360"/>
       </w:pPr>
       <w:rPr>
         <w:rFonts w:ascii="Noto Sans Symbols" w:eastAsia="Noto Sans Symbols" w:hAnsi="Noto Sans Symbols" w:cs="Noto Sans Symbols"/>
@@ -2414,7 +5088,7 @@
       <w:lvlText w:val="o"/>
       <w:lvlJc w:val="left"/>
       <w:pPr>
-        <w:ind w:left="1440" w:hanging="360"/>
+        <w:ind w:left="1800" w:hanging="360"/>
       </w:pPr>
       <w:rPr>
         <w:rFonts w:ascii="Courier New" w:eastAsia="Courier New" w:hAnsi="Courier New" w:cs="Courier New"/>
@@ -2426,7 +5100,7 @@
       <w:lvlText w:val="▪"/>
       <w:lvlJc w:val="left"/>
       <w:pPr>
-        <w:ind w:left="2160" w:hanging="360"/>
+        <w:ind w:left="2520" w:hanging="360"/>
       </w:pPr>
       <w:rPr>
         <w:rFonts w:ascii="Noto Sans Symbols" w:eastAsia="Noto Sans Symbols" w:hAnsi="Noto Sans Symbols" w:cs="Noto Sans Symbols"/>
@@ -2438,7 +5112,7 @@
       <w:lvlText w:val="●"/>
       <w:lvlJc w:val="left"/>
       <w:pPr>
-        <w:ind w:left="2880" w:hanging="360"/>
+        <w:ind w:left="3240" w:hanging="360"/>
       </w:pPr>
       <w:rPr>
         <w:rFonts w:ascii="Noto Sans Symbols" w:eastAsia="Noto Sans Symbols" w:hAnsi="Noto Sans Symbols" w:cs="Noto Sans Symbols"/>
@@ -2450,7 +5124,7 @@
       <w:lvlText w:val="o"/>
       <w:lvlJc w:val="left"/>
       <w:pPr>
-        <w:ind w:left="3600" w:hanging="360"/>
+        <w:ind w:left="3960" w:hanging="360"/>
       </w:pPr>
       <w:rPr>
         <w:rFonts w:ascii="Courier New" w:eastAsia="Courier New" w:hAnsi="Courier New" w:cs="Courier New"/>
@@ -2462,7 +5136,7 @@
       <w:lvlText w:val="▪"/>
       <w:lvlJc w:val="left"/>
       <w:pPr>
-        <w:ind w:left="4320" w:hanging="360"/>
+        <w:ind w:left="4680" w:hanging="360"/>
       </w:pPr>
       <w:rPr>
         <w:rFonts w:ascii="Noto Sans Symbols" w:eastAsia="Noto Sans Symbols" w:hAnsi="Noto Sans Symbols" w:cs="Noto Sans Symbols"/>
@@ -2474,7 +5148,7 @@
       <w:lvlText w:val="●"/>
       <w:lvlJc w:val="left"/>
       <w:pPr>
-        <w:ind w:left="5040" w:hanging="360"/>
+        <w:ind w:left="5400" w:hanging="360"/>
       </w:pPr>
       <w:rPr>
         <w:rFonts w:ascii="Noto Sans Symbols" w:eastAsia="Noto Sans Symbols" w:hAnsi="Noto Sans Symbols" w:cs="Noto Sans Symbols"/>
@@ -2486,7 +5160,7 @@
       <w:lvlText w:val="o"/>
       <w:lvlJc w:val="left"/>
       <w:pPr>
-        <w:ind w:left="5760" w:hanging="360"/>
+        <w:ind w:left="6120" w:hanging="360"/>
       </w:pPr>
       <w:rPr>
         <w:rFonts w:ascii="Courier New" w:eastAsia="Courier New" w:hAnsi="Courier New" w:cs="Courier New"/>
@@ -2498,21 +5172,24 @@
       <w:lvlText w:val="▪"/>
       <w:lvlJc w:val="left"/>
       <w:pPr>
-        <w:ind w:left="6480" w:hanging="360"/>
+        <w:ind w:left="6840" w:hanging="360"/>
       </w:pPr>
       <w:rPr>
         <w:rFonts w:ascii="Noto Sans Symbols" w:eastAsia="Noto Sans Symbols" w:hAnsi="Noto Sans Symbols" w:cs="Noto Sans Symbols"/>
       </w:rPr>
     </w:lvl>
   </w:abstractNum>
-  <w:num w:numId="1" w16cid:durableId="1104688849">
+  <w:num w:numId="1" w16cid:durableId="1552034418">
+    <w:abstractNumId w:val="1"/>
+  </w:num>
+  <w:num w:numId="2" w16cid:durableId="1286935146">
     <w:abstractNumId w:val="0"/>
   </w:num>
 </w:numbering>
 </file>
 
 <file path=word/styles.xml><?xml version="1.0" encoding="utf-8"?>
-<w:styles xmlns:mc="http://schemas.openxmlformats.org/markup-compatibility/2006" xmlns:r="http://schemas.openxmlformats.org/officeDocument/2006/relationships" xmlns:w="http://schemas.openxmlformats.org/wordprocessingml/2006/main" xmlns:w14="http://schemas.microsoft.com/office/word/2010/wordml" xmlns:w15="http://schemas.microsoft.com/office/word/2012/wordml" xmlns:w16cex="http://schemas.microsoft.com/office/word/2018/wordml/cex" xmlns:w16cid="http://schemas.microsoft.com/office/word/2016/wordml/cid" xmlns:w16="http://schemas.microsoft.com/office/word/2018/wordml" xmlns:w16du="http://schemas.microsoft.com/office/word/2023/wordml/word16du" xmlns:w16sdtdh="http://schemas.microsoft.com/office/word/2020/wordml/sdtdatahash" xmlns:w16se="http://schemas.microsoft.com/office/word/2015/wordml/symex" mc:Ignorable="w14 w15 w16se w16cid w16 w16cex w16sdtdh w16du">
+<w:styles xmlns:mc="http://schemas.openxmlformats.org/markup-compatibility/2006" xmlns:r="http://schemas.openxmlformats.org/officeDocument/2006/relationships" xmlns:w="http://schemas.openxmlformats.org/wordprocessingml/2006/main" xmlns:w14="http://schemas.microsoft.com/office/word/2010/wordml" xmlns:w15="http://schemas.microsoft.com/office/word/2012/wordml" xmlns:w16cex="http://schemas.microsoft.com/office/word/2018/wordml/cex" xmlns:w16cid="http://schemas.microsoft.com/office/word/2016/wordml/cid" xmlns:w16="http://schemas.microsoft.com/office/word/2018/wordml" xmlns:w16du="http://schemas.microsoft.com/office/word/2023/wordml/word16du" xmlns:w16sdtdh="http://schemas.microsoft.com/office/word/2020/wordml/sdtdatahash" xmlns:w16sdtfl="http://schemas.microsoft.com/office/word/2024/wordml/sdtformatlock" xmlns:w16se="http://schemas.microsoft.com/office/word/2015/wordml/symex" mc:Ignorable="w14 w15 w16se w16cid w16 w16cex w16sdtdh w16sdtfl w16du">
   <w:docDefaults>
     <w:rPrDefault>
       <w:rPr>
@@ -3168,6 +5845,142 @@
       </w:tblCellMar>
     </w:tblPr>
   </w:style>
+  <w:style w:type="paragraph" w:styleId="Textodeglobo">
+    <w:name w:val="Balloon Text"/>
+    <w:basedOn w:val="Normal"/>
+    <w:link w:val="TextodegloboCar"/>
+    <w:uiPriority w:val="99"/>
+    <w:semiHidden/>
+    <w:unhideWhenUsed/>
+    <w:rsid w:val="00836FBD"/>
+    <w:pPr>
+      <w:spacing w:line="240" w:lineRule="auto"/>
+    </w:pPr>
+    <w:rPr>
+      <w:rFonts w:ascii="Segoe UI" w:hAnsi="Segoe UI" w:cs="Segoe UI"/>
+      <w:sz w:val="18"/>
+      <w:szCs w:val="18"/>
+    </w:rPr>
+  </w:style>
+  <w:style w:type="character" w:customStyle="1" w:styleId="TextodegloboCar">
+    <w:name w:val="Texto de globo Car"/>
+    <w:basedOn w:val="Fuentedeprrafopredeter"/>
+    <w:link w:val="Textodeglobo"/>
+    <w:uiPriority w:val="99"/>
+    <w:semiHidden/>
+    <w:rsid w:val="00836FBD"/>
+    <w:rPr>
+      <w:rFonts w:ascii="Segoe UI" w:hAnsi="Segoe UI" w:cs="Segoe UI"/>
+      <w:sz w:val="18"/>
+      <w:szCs w:val="18"/>
+    </w:rPr>
+  </w:style>
+  <w:style w:type="paragraph" w:styleId="Encabezado">
+    <w:name w:val="header"/>
+    <w:basedOn w:val="Normal"/>
+    <w:link w:val="EncabezadoCar"/>
+    <w:uiPriority w:val="99"/>
+    <w:unhideWhenUsed/>
+    <w:rsid w:val="007844D1"/>
+    <w:pPr>
+      <w:tabs>
+        <w:tab w:val="center" w:pos="4419"/>
+        <w:tab w:val="right" w:pos="8838"/>
+      </w:tabs>
+      <w:spacing w:line="240" w:lineRule="auto"/>
+    </w:pPr>
+  </w:style>
+  <w:style w:type="character" w:customStyle="1" w:styleId="EncabezadoCar">
+    <w:name w:val="Encabezado Car"/>
+    <w:basedOn w:val="Fuentedeprrafopredeter"/>
+    <w:link w:val="Encabezado"/>
+    <w:uiPriority w:val="99"/>
+    <w:rsid w:val="007844D1"/>
+  </w:style>
+  <w:style w:type="paragraph" w:styleId="Piedepgina">
+    <w:name w:val="footer"/>
+    <w:basedOn w:val="Normal"/>
+    <w:link w:val="PiedepginaCar"/>
+    <w:uiPriority w:val="99"/>
+    <w:unhideWhenUsed/>
+    <w:rsid w:val="007844D1"/>
+    <w:pPr>
+      <w:tabs>
+        <w:tab w:val="center" w:pos="4419"/>
+        <w:tab w:val="right" w:pos="8838"/>
+      </w:tabs>
+      <w:spacing w:line="240" w:lineRule="auto"/>
+    </w:pPr>
+  </w:style>
+  <w:style w:type="character" w:customStyle="1" w:styleId="PiedepginaCar">
+    <w:name w:val="Pie de página Car"/>
+    <w:basedOn w:val="Fuentedeprrafopredeter"/>
+    <w:link w:val="Piedepgina"/>
+    <w:uiPriority w:val="99"/>
+    <w:rsid w:val="007844D1"/>
+  </w:style>
+  <w:style w:type="paragraph" w:styleId="Prrafodelista">
+    <w:name w:val="List Paragraph"/>
+    <w:basedOn w:val="Normal"/>
+    <w:uiPriority w:val="34"/>
+    <w:qFormat/>
+    <w:rsid w:val="00C0495F"/>
+    <w:pPr>
+      <w:ind w:left="720"/>
+      <w:contextualSpacing/>
+    </w:pPr>
+  </w:style>
+  <w:style w:type="character" w:styleId="Hipervnculo">
+    <w:name w:val="Hyperlink"/>
+    <w:basedOn w:val="Fuentedeprrafopredeter"/>
+    <w:uiPriority w:val="99"/>
+    <w:unhideWhenUsed/>
+    <w:rsid w:val="00791790"/>
+    <w:rPr>
+      <w:color w:val="0000FF" w:themeColor="hyperlink"/>
+      <w:u w:val="single"/>
+    </w:rPr>
+  </w:style>
+  <w:style w:type="character" w:styleId="Refdecomentario">
+    <w:name w:val="annotation reference"/>
+    <w:basedOn w:val="Fuentedeprrafopredeter"/>
+    <w:uiPriority w:val="99"/>
+    <w:semiHidden/>
+    <w:unhideWhenUsed/>
+    <w:rsid w:val="00791790"/>
+    <w:rPr>
+      <w:sz w:val="16"/>
+      <w:szCs w:val="16"/>
+    </w:rPr>
+  </w:style>
+  <w:style w:type="paragraph" w:styleId="Textocomentario">
+    <w:name w:val="annotation text"/>
+    <w:basedOn w:val="Normal"/>
+    <w:link w:val="TextocomentarioCar"/>
+    <w:uiPriority w:val="99"/>
+    <w:unhideWhenUsed/>
+    <w:rsid w:val="00791790"/>
+    <w:pPr>
+      <w:spacing w:line="240" w:lineRule="auto"/>
+    </w:pPr>
+    <w:rPr>
+      <w:sz w:val="20"/>
+      <w:szCs w:val="20"/>
+      <w:lang w:val="es-CO" w:eastAsia="ja-JP"/>
+    </w:rPr>
+  </w:style>
+  <w:style w:type="character" w:customStyle="1" w:styleId="TextocomentarioCar">
+    <w:name w:val="Texto comentario Car"/>
+    <w:basedOn w:val="Fuentedeprrafopredeter"/>
+    <w:link w:val="Textocomentario"/>
+    <w:uiPriority w:val="99"/>
+    <w:rsid w:val="00791790"/>
+    <w:rPr>
+      <w:sz w:val="20"/>
+      <w:szCs w:val="20"/>
+      <w:lang w:val="es-CO" w:eastAsia="ja-JP"/>
+    </w:rPr>
+  </w:style>
 </w:styles>
 </file>
 
@@ -3492,6 +6305,15 @@
 </file>
 
 <file path=customXml/item1.xml><?xml version="1.0" encoding="utf-8"?>
+<?mso-contentType ?>
+<FormTemplates xmlns="http://schemas.microsoft.com/sharepoint/v3/contenttype/forms">
+  <Display>DocumentLibraryForm</Display>
+  <Edit>DocumentLibraryForm</Edit>
+  <New>DocumentLibraryForm</New>
+</FormTemplates>
+</file>
+
+<file path=customXml/item2.xml><?xml version="1.0" encoding="utf-8"?>
 <ct:contentTypeSchema xmlns:ct="http://schemas.microsoft.com/office/2006/metadata/contentType" xmlns:ma="http://schemas.microsoft.com/office/2006/metadata/properties/metaAttributes" ct:_="" ma:_="" ma:contentTypeName="Documento" ma:contentTypeID="0x01010049282E1EDBE9234EA9E6D38F720E265F" ma:contentTypeVersion="15" ma:contentTypeDescription="Crear nuevo documento." ma:contentTypeScope="" ma:versionID="b31c7aa9eaf043a08b87120b3c4916e3">
   <xsd:schema xmlns:xsd="http://www.w3.org/2001/XMLSchema" xmlns:xs="http://www.w3.org/2001/XMLSchema" xmlns:p="http://schemas.microsoft.com/office/2006/metadata/properties" xmlns:ns2="cb45339b-ced9-4d0d-8f64-77573914d53b" xmlns:ns3="43a3ca16-9c26-4813-b83f-4aec9927b43f" targetNamespace="http://schemas.microsoft.com/office/2006/metadata/properties" ma:root="true" ma:fieldsID="3533d065b04d75c457075bc55f1f5315" ns2:_="" ns3:_="">
     <xsd:import namespace="cb45339b-ced9-4d0d-8f64-77573914d53b"/>
@@ -3726,7 +6548,7 @@
 </ct:contentTypeSchema>
 </file>
 
-<file path=customXml/item2.xml><?xml version="1.0" encoding="utf-8"?>
+<file path=customXml/item3.xml><?xml version="1.0" encoding="utf-8"?>
 <p:properties xmlns:p="http://schemas.microsoft.com/office/2006/metadata/properties" xmlns:xsi="http://www.w3.org/2001/XMLSchema-instance" xmlns:pc="http://schemas.microsoft.com/office/infopath/2007/PartnerControls">
   <documentManagement>
     <TaxCatchAll xmlns="cb45339b-ced9-4d0d-8f64-77573914d53b" xsi:nil="true"/>
@@ -3737,17 +6559,16 @@
 </p:properties>
 </file>
 
-<file path=customXml/item3.xml><?xml version="1.0" encoding="utf-8"?>
-<?mso-contentType ?>
-<FormTemplates xmlns="http://schemas.microsoft.com/sharepoint/v3/contenttype/forms">
-  <Display>DocumentLibraryForm</Display>
-  <Edit>DocumentLibraryForm</Edit>
-  <New>DocumentLibraryForm</New>
-</FormTemplates>
+<file path=customXml/itemProps1.xml><?xml version="1.0" encoding="utf-8"?>
+<ds:datastoreItem xmlns:ds="http://schemas.openxmlformats.org/officeDocument/2006/customXml" ds:itemID="{D91356B1-0FB8-448B-A74D-2FF735E0C29A}">
+  <ds:schemaRefs>
+    <ds:schemaRef ds:uri="http://schemas.microsoft.com/sharepoint/v3/contenttype/forms"/>
+  </ds:schemaRefs>
+</ds:datastoreItem>
 </file>
 
-<file path=customXml/itemProps1.xml><?xml version="1.0" encoding="utf-8"?>
-<ds:datastoreItem xmlns:ds="http://schemas.openxmlformats.org/officeDocument/2006/customXml" ds:itemID="{D0868703-1C1A-4647-9D8E-562072FD447E}">
+<file path=customXml/itemProps2.xml><?xml version="1.0" encoding="utf-8"?>
+<ds:datastoreItem xmlns:ds="http://schemas.openxmlformats.org/officeDocument/2006/customXml" ds:itemID="{0EEB9226-9C9D-467B-8E06-8EDA3690D2E2}">
   <ds:schemaRefs>
     <ds:schemaRef ds:uri="http://schemas.microsoft.com/office/2006/metadata/contentType"/>
     <ds:schemaRef ds:uri="http://schemas.microsoft.com/office/2006/metadata/properties/metaAttributes"/>
@@ -3765,21 +6586,16 @@
 </ds:datastoreItem>
 </file>
 
-<file path=customXml/itemProps2.xml><?xml version="1.0" encoding="utf-8"?>
-<ds:datastoreItem xmlns:ds="http://schemas.openxmlformats.org/officeDocument/2006/customXml" ds:itemID="{F4FA4B2F-D940-4F05-928E-4E99633D346E}">
+<file path=customXml/itemProps3.xml><?xml version="1.0" encoding="utf-8"?>
+<ds:datastoreItem xmlns:ds="http://schemas.openxmlformats.org/officeDocument/2006/customXml" ds:itemID="{29AB67F1-8FF3-4B7A-94A8-FAC388E5205B}">
   <ds:schemaRefs>
     <ds:schemaRef ds:uri="http://schemas.microsoft.com/office/2006/metadata/properties"/>
     <ds:schemaRef ds:uri="http://schemas.microsoft.com/office/infopath/2007/PartnerControls"/>
+    <ds:schemaRef ds:uri="1d52d4bc-3f95-4709-b359-1b96840d7671"/>
+    <ds:schemaRef ds:uri="8d1bea48-6525-4b05-8cf5-c6ad0dd5b02f"/>
+    <ds:schemaRef ds:uri="http://schemas.microsoft.com/sharepoint/v3"/>
     <ds:schemaRef ds:uri="cb45339b-ced9-4d0d-8f64-77573914d53b"/>
     <ds:schemaRef ds:uri="43a3ca16-9c26-4813-b83f-4aec9927b43f"/>
   </ds:schemaRefs>
 </ds:datastoreItem>
-</file>
-
-<file path=customXml/itemProps3.xml><?xml version="1.0" encoding="utf-8"?>
-<ds:datastoreItem xmlns:ds="http://schemas.openxmlformats.org/officeDocument/2006/customXml" ds:itemID="{972032D8-E973-45C7-A484-DFE6AC4F062E}">
-  <ds:schemaRefs>
-    <ds:schemaRef ds:uri="http://schemas.microsoft.com/sharepoint/v3/contenttype/forms"/>
-  </ds:schemaRefs>
-</ds:datastoreItem>
 </file>